--- a/doc/architecture/SDD.docx
+++ b/doc/architecture/SDD.docx
@@ -647,7 +647,7 @@
           <w:sz w:val="21"/>
           <w:szCs w:val="21"/>
         </w:rPr>
-        <w:t xml:space="preserve">5. Xử lý lỗi và thông báo</w:t>
+        <w:t xml:space="preserve">5. Xử lý lỗi, thông báo và nhật ký</w:t>
       </w:r>
     </w:p>
     <w:p>
@@ -703,40 +703,6 @@
     </w:p>
     <w:p>
       <w:pPr>
-        <w:spacing w:after="60" w:line="264"/>
-        <w:ind w:left="0"/>
-      </w:pPr>
-      <w:r>
-        <w:rPr>
-          <w:rFonts w:ascii="Calibri" w:cs="Calibri" w:eastAsia="Calibri" w:hAnsi="Calibri"/>
-          <w:b/>
-          <w:bCs/>
-          <w:color w:val="1F2933"/>
-          <w:sz w:val="21"/>
-          <w:szCs w:val="21"/>
-        </w:rPr>
-        <w:t xml:space="preserve">6. Phân quyền ở giao diện</w:t>
-      </w:r>
-    </w:p>
-    <w:p>
-      <w:pPr>
-        <w:spacing w:after="60" w:line="264"/>
-        <w:ind w:left="0"/>
-      </w:pPr>
-      <w:r>
-        <w:rPr>
-          <w:rFonts w:ascii="Calibri" w:cs="Calibri" w:eastAsia="Calibri" w:hAnsi="Calibri"/>
-          <w:b/>
-          <w:bCs/>
-          <w:color w:val="1F2933"/>
-          <w:sz w:val="21"/>
-          <w:szCs w:val="21"/>
-        </w:rPr>
-        <w:t xml:space="preserve">7. Thiết kế luồng trọng yếu</w:t>
-      </w:r>
-    </w:p>
-    <w:p>
-      <w:pPr>
         <w:spacing w:after="30" w:line="264"/>
         <w:ind w:left="360"/>
       </w:pPr>
@@ -749,7 +715,41 @@
           <w:sz w:val="19"/>
           <w:szCs w:val="19"/>
         </w:rPr>
-        <w:t xml:space="preserve">7.1 Phê duyệt theo hạn mức</w:t>
+        <w:t xml:space="preserve">5.4 Nhật ký để điều tra sự cố trên bản vận hành</w:t>
+      </w:r>
+    </w:p>
+    <w:p>
+      <w:pPr>
+        <w:spacing w:after="60" w:line="264"/>
+        <w:ind w:left="0"/>
+      </w:pPr>
+      <w:r>
+        <w:rPr>
+          <w:rFonts w:ascii="Calibri" w:cs="Calibri" w:eastAsia="Calibri" w:hAnsi="Calibri"/>
+          <w:b/>
+          <w:bCs/>
+          <w:color w:val="1F2933"/>
+          <w:sz w:val="21"/>
+          <w:szCs w:val="21"/>
+        </w:rPr>
+        <w:t xml:space="preserve">6. Phân quyền ở giao diện</w:t>
+      </w:r>
+    </w:p>
+    <w:p>
+      <w:pPr>
+        <w:spacing w:after="60" w:line="264"/>
+        <w:ind w:left="0"/>
+      </w:pPr>
+      <w:r>
+        <w:rPr>
+          <w:rFonts w:ascii="Calibri" w:cs="Calibri" w:eastAsia="Calibri" w:hAnsi="Calibri"/>
+          <w:b/>
+          <w:bCs/>
+          <w:color w:val="1F2933"/>
+          <w:sz w:val="21"/>
+          <w:szCs w:val="21"/>
+        </w:rPr>
+        <w:t xml:space="preserve">7. Thiết kế luồng trọng yếu</w:t>
       </w:r>
     </w:p>
     <w:p>
@@ -766,7 +766,7 @@
           <w:sz w:val="19"/>
           <w:szCs w:val="19"/>
         </w:rPr>
-        <w:t xml:space="preserve">7.2 Đọc dữ liệu có phạm vi và cột nhạy cảm</w:t>
+        <w:t xml:space="preserve">7.1 Phê duyệt theo hạn mức</w:t>
       </w:r>
     </w:p>
     <w:p>
@@ -783,24 +783,7 @@
           <w:sz w:val="19"/>
           <w:szCs w:val="19"/>
         </w:rPr>
-        <w:t xml:space="preserve">7.3 Tác vụ nền theo lịch</w:t>
-      </w:r>
-    </w:p>
-    <w:p>
-      <w:pPr>
-        <w:spacing w:after="60" w:line="264"/>
-        <w:ind w:left="0"/>
-      </w:pPr>
-      <w:r>
-        <w:rPr>
-          <w:rFonts w:ascii="Calibri" w:cs="Calibri" w:eastAsia="Calibri" w:hAnsi="Calibri"/>
-          <w:b/>
-          <w:bCs/>
-          <w:color w:val="1F2933"/>
-          <w:sz w:val="21"/>
-          <w:szCs w:val="21"/>
-        </w:rPr>
-        <w:t xml:space="preserve">8. Thiết kế chi tiết phân hệ Thiết kế AI</w:t>
+        <w:t xml:space="preserve">7.2 Đọc dữ liệu có phạm vi và cột nhạy cảm</w:t>
       </w:r>
     </w:p>
     <w:p>
@@ -817,7 +800,24 @@
           <w:sz w:val="19"/>
           <w:szCs w:val="19"/>
         </w:rPr>
-        <w:t xml:space="preserve">8.1 Nguyên tắc bất biến</w:t>
+        <w:t xml:space="preserve">7.3 Tác vụ nền theo lịch</w:t>
+      </w:r>
+    </w:p>
+    <w:p>
+      <w:pPr>
+        <w:spacing w:after="60" w:line="264"/>
+        <w:ind w:left="0"/>
+      </w:pPr>
+      <w:r>
+        <w:rPr>
+          <w:rFonts w:ascii="Calibri" w:cs="Calibri" w:eastAsia="Calibri" w:hAnsi="Calibri"/>
+          <w:b/>
+          <w:bCs/>
+          <w:color w:val="1F2933"/>
+          <w:sz w:val="21"/>
+          <w:szCs w:val="21"/>
+        </w:rPr>
+        <w:t xml:space="preserve">8. Thiết kế chi tiết phân hệ Thiết kế AI</w:t>
       </w:r>
     </w:p>
     <w:p>
@@ -834,7 +834,7 @@
           <w:sz w:val="19"/>
           <w:szCs w:val="19"/>
         </w:rPr>
-        <w:t xml:space="preserve">8.2 Các bước xử lý</w:t>
+        <w:t xml:space="preserve">8.1 Nguyên tắc bất biến</w:t>
       </w:r>
     </w:p>
     <w:p>
@@ -851,7 +851,7 @@
           <w:sz w:val="19"/>
           <w:szCs w:val="19"/>
         </w:rPr>
-        <w:t xml:space="preserve">8.3 Điều phối nhiều bước</w:t>
+        <w:t xml:space="preserve">8.2 Các bước xử lý</w:t>
       </w:r>
     </w:p>
     <w:p>
@@ -868,7 +868,7 @@
           <w:sz w:val="19"/>
           <w:szCs w:val="19"/>
         </w:rPr>
-        <w:t xml:space="preserve">8.4 Hợp đồng dữ liệu</w:t>
+        <w:t xml:space="preserve">8.3 Điều phối nhiều bước</w:t>
       </w:r>
     </w:p>
     <w:p>
@@ -885,7 +885,7 @@
           <w:sz w:val="19"/>
           <w:szCs w:val="19"/>
         </w:rPr>
-        <w:t xml:space="preserve">8.5 Hai môi trường chạy</w:t>
+        <w:t xml:space="preserve">8.4 Hợp đồng dữ liệu</w:t>
       </w:r>
     </w:p>
     <w:p>
@@ -902,7 +902,58 @@
           <w:sz w:val="19"/>
           <w:szCs w:val="19"/>
         </w:rPr>
+        <w:t xml:space="preserve">8.5 Hai môi trường chạy</w:t>
+      </w:r>
+    </w:p>
+    <w:p>
+      <w:pPr>
+        <w:spacing w:after="30" w:line="264"/>
+        <w:ind w:left="360"/>
+      </w:pPr>
+      <w:r>
+        <w:rPr>
+          <w:rFonts w:ascii="Calibri" w:cs="Calibri" w:eastAsia="Calibri" w:hAnsi="Calibri"/>
+          <w:b w:val="false"/>
+          <w:bCs w:val="false"/>
+          <w:color w:val="52606D"/>
+          <w:sz w:val="19"/>
+          <w:szCs w:val="19"/>
+        </w:rPr>
         <w:t xml:space="preserve">8.6 Phân quyền và bảo mật</w:t>
+      </w:r>
+    </w:p>
+    <w:p>
+      <w:pPr>
+        <w:spacing w:after="30" w:line="264"/>
+        <w:ind w:left="360"/>
+      </w:pPr>
+      <w:r>
+        <w:rPr>
+          <w:rFonts w:ascii="Calibri" w:cs="Calibri" w:eastAsia="Calibri" w:hAnsi="Calibri"/>
+          <w:b w:val="false"/>
+          <w:bCs w:val="false"/>
+          <w:color w:val="52606D"/>
+          <w:sz w:val="19"/>
+          <w:szCs w:val="19"/>
+        </w:rPr>
+        <w:t xml:space="preserve">8.7 Quy trình số hoá hồ sơ cũ (container Python)</w:t>
+      </w:r>
+    </w:p>
+    <w:p>
+      <w:pPr>
+        <w:spacing w:after="30" w:line="264"/>
+        <w:ind w:left="360"/>
+      </w:pPr>
+      <w:r>
+        <w:rPr>
+          <w:rFonts w:ascii="Calibri" w:cs="Calibri" w:eastAsia="Calibri" w:hAnsi="Calibri"/>
+          <w:b w:val="false"/>
+          <w:bCs w:val="false"/>
+          <w:color w:val="52606D"/>
+          <w:sz w:val="19"/>
+          <w:szCs w:val="19"/>
+        </w:rPr>
+        <w:t xml:space="preserve">8.8 Khi nhánh AI không dùng được</w:t>
       </w:r>
     </w:p>
     <w:p>
@@ -8136,7 +8187,7 @@
           <w:sz w:val="30"/>
           <w:szCs w:val="30"/>
         </w:rPr>
-        <w:t xml:space="preserve">5. Xử lý lỗi và thông báo</w:t>
+        <w:t xml:space="preserve">5. Xử lý lỗi, thông báo và nhật ký</w:t>
       </w:r>
     </w:p>
     <w:p>
@@ -8850,6 +8901,981 @@
           <w:szCs w:val="21"/>
         </w:rPr>
         <w:t xml:space="preserve"> — dùng cho chỉ số chưa có dữ liệu thật, thay vì hiện số 0 gây hiểu nhầm.</w:t>
+      </w:r>
+    </w:p>
+    <w:p>
+      <w:pPr>
+        <w:pStyle w:val="Heading2"/>
+        <w:spacing w:after="120" w:before="280"/>
+      </w:pPr>
+      <w:r>
+        <w:rPr>
+          <w:rFonts w:ascii="Calibri" w:cs="Calibri" w:eastAsia="Calibri" w:hAnsi="Calibri"/>
+          <w:b/>
+          <w:bCs/>
+          <w:color w:val="1F2933"/>
+          <w:sz w:val="25"/>
+          <w:szCs w:val="25"/>
+        </w:rPr>
+        <w:t xml:space="preserve">5.4 Nhật ký để điều tra sự cố trên bản vận hành</w:t>
+      </w:r>
+    </w:p>
+    <w:p>
+      <w:pPr>
+        <w:spacing w:after="140" w:line="276"/>
+        <w:jc w:val="left"/>
+      </w:pPr>
+      <w:r>
+        <w:rPr>
+          <w:rFonts w:ascii="Calibri" w:cs="Calibri" w:eastAsia="Calibri" w:hAnsi="Calibri"/>
+          <w:b/>
+          <w:bCs/>
+          <w:i w:val="false"/>
+          <w:iCs w:val="false"/>
+          <w:color w:val="1F2933"/>
+          <w:sz w:val="21"/>
+          <w:szCs w:val="21"/>
+        </w:rPr>
+        <w:t xml:space="preserve">Câu cho người dùng và chi tiết cho người điều tra là hai thứ khác nhau.</w:t>
+      </w:r>
+      <w:r>
+        <w:rPr>
+          <w:rFonts w:ascii="Calibri" w:cs="Calibri" w:eastAsia="Calibri" w:hAnsi="Calibri"/>
+          <w:b w:val="false"/>
+          <w:bCs w:val="false"/>
+          <w:i w:val="false"/>
+          <w:iCs w:val="false"/>
+          <w:color w:val="1F2933"/>
+          <w:sz w:val="21"/>
+          <w:szCs w:val="21"/>
+        </w:rPr>
+        <w:t xml:space="preserve"> Bộ bắt lỗi chung của Worker trả về trình duyệt đúng một câu nghiệp vụ, đồng thời ghi nguyên văn lỗi kèm phân loại vào nhật ký. Không có chiều ngược lại: không đẩy chi tiết kỹ thuật ra trình duyệt cho "dễ tìm lỗi".</w:t>
+      </w:r>
+    </w:p>
+    <w:p>
+      <w:pPr>
+        <w:spacing w:after="140" w:line="276"/>
+        <w:jc w:val="left"/>
+      </w:pPr>
+      <w:r>
+        <w:rPr>
+          <w:rFonts w:ascii="Calibri" w:cs="Calibri" w:eastAsia="Calibri" w:hAnsi="Calibri"/>
+          <w:b w:val="false"/>
+          <w:bCs w:val="false"/>
+          <w:i w:val="false"/>
+          <w:iCs w:val="false"/>
+          <w:color w:val="1F2933"/>
+          <w:sz w:val="21"/>
+          <w:szCs w:val="21"/>
+        </w:rPr>
+        <w:t xml:space="preserve">Bốn nơi ghi, mỗi nơi trả lời một câu hỏi khác nhau:</w:t>
+      </w:r>
+    </w:p>
+    <w:tbl>
+      <w:tblPr>
+        <w:tblW w:type="dxa" w:w="9638"/>
+        <w:tblBorders>
+          <w:top w:val="single" w:color="C9D2CE" w:sz="4"/>
+          <w:left w:val="single" w:color="C9D2CE" w:sz="4"/>
+          <w:bottom w:val="single" w:color="C9D2CE" w:sz="4"/>
+          <w:right w:val="single" w:color="C9D2CE" w:sz="4"/>
+          <w:insideH w:val="single" w:color="C9D2CE" w:sz="4"/>
+          <w:insideV w:val="single" w:color="C9D2CE" w:sz="4"/>
+        </w:tblBorders>
+      </w:tblPr>
+      <w:tblGrid>
+        <w:gridCol w:w="2843"/>
+        <w:gridCol w:w="4016"/>
+        <w:gridCol w:w="2779"/>
+      </w:tblGrid>
+      <w:tr>
+        <w:trPr>
+          <w:tblHeader/>
+        </w:trPr>
+        <w:tc>
+          <w:tcPr>
+            <w:tcW w:type="dxa" w:w="2843"/>
+            <w:shd w:fill="EAF1EE" w:color="auto" w:val="clear"/>
+            <w:tcMar>
+              <w:top w:type="dxa" w:w="60"/>
+              <w:left w:type="dxa" w:w="90"/>
+              <w:bottom w:type="dxa" w:w="60"/>
+              <w:right w:type="dxa" w:w="90"/>
+            </w:tcMar>
+          </w:tcPr>
+          <w:p>
+            <w:pPr>
+              <w:spacing w:after="0" w:line="252"/>
+            </w:pPr>
+            <w:r>
+              <w:rPr>
+                <w:rFonts w:ascii="Calibri" w:cs="Calibri" w:eastAsia="Calibri" w:hAnsi="Calibri"/>
+                <w:b/>
+                <w:bCs/>
+                <w:i w:val="false"/>
+                <w:iCs w:val="false"/>
+                <w:color w:val="1F2933"/>
+                <w:sz w:val="19"/>
+                <w:szCs w:val="19"/>
+              </w:rPr>
+              <w:t xml:space="preserve">Nơi ghi</w:t>
+            </w:r>
+          </w:p>
+        </w:tc>
+        <w:tc>
+          <w:tcPr>
+            <w:tcW w:type="dxa" w:w="4016"/>
+            <w:shd w:fill="EAF1EE" w:color="auto" w:val="clear"/>
+            <w:tcMar>
+              <w:top w:type="dxa" w:w="60"/>
+              <w:left w:type="dxa" w:w="90"/>
+              <w:bottom w:type="dxa" w:w="60"/>
+              <w:right w:type="dxa" w:w="90"/>
+            </w:tcMar>
+          </w:tcPr>
+          <w:p>
+            <w:pPr>
+              <w:spacing w:after="0" w:line="252"/>
+            </w:pPr>
+            <w:r>
+              <w:rPr>
+                <w:rFonts w:ascii="Calibri" w:cs="Calibri" w:eastAsia="Calibri" w:hAnsi="Calibri"/>
+                <w:b/>
+                <w:bCs/>
+                <w:i w:val="false"/>
+                <w:iCs w:val="false"/>
+                <w:color w:val="1F2933"/>
+                <w:sz w:val="19"/>
+                <w:szCs w:val="19"/>
+              </w:rPr>
+              <w:t xml:space="preserve">Giữ gì</w:t>
+            </w:r>
+          </w:p>
+        </w:tc>
+        <w:tc>
+          <w:tcPr>
+            <w:tcW w:type="dxa" w:w="2779"/>
+            <w:shd w:fill="EAF1EE" w:color="auto" w:val="clear"/>
+            <w:tcMar>
+              <w:top w:type="dxa" w:w="60"/>
+              <w:left w:type="dxa" w:w="90"/>
+              <w:bottom w:type="dxa" w:w="60"/>
+              <w:right w:type="dxa" w:w="90"/>
+            </w:tcMar>
+          </w:tcPr>
+          <w:p>
+            <w:pPr>
+              <w:spacing w:after="0" w:line="252"/>
+            </w:pPr>
+            <w:r>
+              <w:rPr>
+                <w:rFonts w:ascii="Calibri" w:cs="Calibri" w:eastAsia="Calibri" w:hAnsi="Calibri"/>
+                <w:b/>
+                <w:bCs/>
+                <w:i w:val="false"/>
+                <w:iCs w:val="false"/>
+                <w:color w:val="1F2933"/>
+                <w:sz w:val="19"/>
+                <w:szCs w:val="19"/>
+              </w:rPr>
+              <w:t xml:space="preserve">Trả lời câu hỏi</w:t>
+            </w:r>
+          </w:p>
+        </w:tc>
+      </w:tr>
+      <w:tr>
+        <w:trPr>
+          <w:cantSplit/>
+        </w:trPr>
+        <w:tc>
+          <w:tcPr>
+            <w:tcW w:type="dxa" w:w="2843"/>
+            <w:tcMar>
+              <w:top w:type="dxa" w:w="60"/>
+              <w:left w:type="dxa" w:w="90"/>
+              <w:bottom w:type="dxa" w:w="60"/>
+              <w:right w:type="dxa" w:w="90"/>
+            </w:tcMar>
+          </w:tcPr>
+          <w:p>
+            <w:pPr>
+              <w:spacing w:after="0" w:line="252"/>
+            </w:pPr>
+            <w:r>
+              <w:rPr>
+                <w:rFonts w:ascii="Calibri" w:cs="Calibri" w:eastAsia="Calibri" w:hAnsi="Calibri"/>
+                <w:b/>
+                <w:bCs/>
+                <w:i w:val="false"/>
+                <w:iCs w:val="false"/>
+                <w:color w:val="1F2933"/>
+                <w:sz w:val="19"/>
+                <w:szCs w:val="19"/>
+              </w:rPr>
+              <w:t xml:space="preserve">Nhật ký nền tảng biên</w:t>
+            </w:r>
+            <w:r>
+              <w:rPr>
+                <w:rFonts w:ascii="Calibri" w:cs="Calibri" w:eastAsia="Calibri" w:hAnsi="Calibri"/>
+                <w:b w:val="false"/>
+                <w:bCs w:val="false"/>
+                <w:i w:val="false"/>
+                <w:iCs w:val="false"/>
+                <w:color w:val="1F2933"/>
+                <w:sz w:val="19"/>
+                <w:szCs w:val="19"/>
+              </w:rPr>
+              <w:t xml:space="preserve"> — bật ở cả hai Worker</w:t>
+            </w:r>
+          </w:p>
+        </w:tc>
+        <w:tc>
+          <w:tcPr>
+            <w:tcW w:type="dxa" w:w="4016"/>
+            <w:tcMar>
+              <w:top w:type="dxa" w:w="60"/>
+              <w:left w:type="dxa" w:w="90"/>
+              <w:bottom w:type="dxa" w:w="60"/>
+              <w:right w:type="dxa" w:w="90"/>
+            </w:tcMar>
+          </w:tcPr>
+          <w:p>
+            <w:pPr>
+              <w:spacing w:after="0" w:line="252"/>
+            </w:pPr>
+            <w:r>
+              <w:rPr>
+                <w:rFonts w:ascii="Calibri" w:cs="Calibri" w:eastAsia="Calibri" w:hAnsi="Calibri"/>
+                <w:b w:val="false"/>
+                <w:bCs w:val="false"/>
+                <w:i w:val="false"/>
+                <w:iCs w:val="false"/>
+                <w:color w:val="1F2933"/>
+                <w:sz w:val="19"/>
+                <w:szCs w:val="19"/>
+              </w:rPr>
+              <w:t xml:space="preserve">Từng lượt gọi: đường dẫn, mã trạng thái, thời gian CPU và thời gian thực, ngoại lệ chưa bắt, mọi dòng mã chủ động ghi</w:t>
+            </w:r>
+          </w:p>
+        </w:tc>
+        <w:tc>
+          <w:tcPr>
+            <w:tcW w:type="dxa" w:w="2779"/>
+            <w:tcMar>
+              <w:top w:type="dxa" w:w="60"/>
+              <w:left w:type="dxa" w:w="90"/>
+              <w:bottom w:type="dxa" w:w="60"/>
+              <w:right w:type="dxa" w:w="90"/>
+            </w:tcMar>
+          </w:tcPr>
+          <w:p>
+            <w:pPr>
+              <w:spacing w:after="0" w:line="252"/>
+            </w:pPr>
+            <w:r>
+              <w:rPr>
+                <w:rFonts w:ascii="Calibri" w:cs="Calibri" w:eastAsia="Calibri" w:hAnsi="Calibri"/>
+                <w:b w:val="false"/>
+                <w:bCs w:val="false"/>
+                <w:i w:val="false"/>
+                <w:iCs w:val="false"/>
+                <w:color w:val="1F2933"/>
+                <w:sz w:val="19"/>
+                <w:szCs w:val="19"/>
+              </w:rPr>
+              <w:t xml:space="preserve">Lượt gọi nào hỏng, hỏng ở chỗ nào trong mã</w:t>
+            </w:r>
+          </w:p>
+        </w:tc>
+      </w:tr>
+      <w:tr>
+        <w:trPr>
+          <w:cantSplit/>
+        </w:trPr>
+        <w:tc>
+          <w:tcPr>
+            <w:tcW w:type="dxa" w:w="2843"/>
+            <w:tcMar>
+              <w:top w:type="dxa" w:w="60"/>
+              <w:left w:type="dxa" w:w="90"/>
+              <w:bottom w:type="dxa" w:w="60"/>
+              <w:right w:type="dxa" w:w="90"/>
+            </w:tcMar>
+          </w:tcPr>
+          <w:p>
+            <w:pPr>
+              <w:spacing w:after="0" w:line="252"/>
+            </w:pPr>
+            <w:r>
+              <w:rPr>
+                <w:rFonts w:ascii="Calibri" w:cs="Calibri" w:eastAsia="Calibri" w:hAnsi="Calibri"/>
+                <w:b/>
+                <w:bCs/>
+                <w:i w:val="false"/>
+                <w:iCs w:val="false"/>
+                <w:color w:val="1F2933"/>
+                <w:sz w:val="19"/>
+                <w:szCs w:val="19"/>
+              </w:rPr>
+              <w:t xml:space="preserve">Nhật ký thao tác</w:t>
+            </w:r>
+            <w:r>
+              <w:rPr>
+                <w:rFonts w:ascii="Calibri" w:cs="Calibri" w:eastAsia="Calibri" w:hAnsi="Calibri"/>
+                <w:b w:val="false"/>
+                <w:bCs w:val="false"/>
+                <w:i w:val="false"/>
+                <w:iCs w:val="false"/>
+                <w:color w:val="1F2933"/>
+                <w:sz w:val="19"/>
+                <w:szCs w:val="19"/>
+              </w:rPr>
+              <w:t xml:space="preserve"> </w:t>
+            </w:r>
+            <w:r>
+              <w:rPr>
+                <w:rFonts w:ascii="Consolas" w:cs="Consolas" w:eastAsia="Consolas" w:hAnsi="Consolas"/>
+                <w:color w:val="1F2933"/>
+                <w:sz w:val="17"/>
+                <w:szCs w:val="17"/>
+              </w:rPr>
+              <w:t xml:space="preserve">audit_logs</w:t>
+            </w:r>
+          </w:p>
+        </w:tc>
+        <w:tc>
+          <w:tcPr>
+            <w:tcW w:type="dxa" w:w="4016"/>
+            <w:tcMar>
+              <w:top w:type="dxa" w:w="60"/>
+              <w:left w:type="dxa" w:w="90"/>
+              <w:bottom w:type="dxa" w:w="60"/>
+              <w:right w:type="dxa" w:w="90"/>
+            </w:tcMar>
+          </w:tcPr>
+          <w:p>
+            <w:pPr>
+              <w:spacing w:after="0" w:line="252"/>
+            </w:pPr>
+            <w:r>
+              <w:rPr>
+                <w:rFonts w:ascii="Calibri" w:cs="Calibri" w:eastAsia="Calibri" w:hAnsi="Calibri"/>
+                <w:b w:val="false"/>
+                <w:bCs w:val="false"/>
+                <w:i w:val="false"/>
+                <w:iCs w:val="false"/>
+                <w:color w:val="1F2933"/>
+                <w:sz w:val="19"/>
+                <w:szCs w:val="19"/>
+              </w:rPr>
+              <w:t xml:space="preserve">Ai, lúc nào, đổi thực thể nào, giá trị trước và sau, lý do</w:t>
+            </w:r>
+          </w:p>
+        </w:tc>
+        <w:tc>
+          <w:tcPr>
+            <w:tcW w:type="dxa" w:w="2779"/>
+            <w:tcMar>
+              <w:top w:type="dxa" w:w="60"/>
+              <w:left w:type="dxa" w:w="90"/>
+              <w:bottom w:type="dxa" w:w="60"/>
+              <w:right w:type="dxa" w:w="90"/>
+            </w:tcMar>
+          </w:tcPr>
+          <w:p>
+            <w:pPr>
+              <w:spacing w:after="0" w:line="252"/>
+            </w:pPr>
+            <w:r>
+              <w:rPr>
+                <w:rFonts w:ascii="Calibri" w:cs="Calibri" w:eastAsia="Calibri" w:hAnsi="Calibri"/>
+                <w:b w:val="false"/>
+                <w:bCs w:val="false"/>
+                <w:i w:val="false"/>
+                <w:iCs w:val="false"/>
+                <w:color w:val="1F2933"/>
+                <w:sz w:val="19"/>
+                <w:szCs w:val="19"/>
+              </w:rPr>
+              <w:t xml:space="preserve">Dữ liệu ra nông nỗi này là do thao tác nào</w:t>
+            </w:r>
+          </w:p>
+        </w:tc>
+      </w:tr>
+      <w:tr>
+        <w:trPr>
+          <w:cantSplit/>
+        </w:trPr>
+        <w:tc>
+          <w:tcPr>
+            <w:tcW w:type="dxa" w:w="2843"/>
+            <w:tcMar>
+              <w:top w:type="dxa" w:w="60"/>
+              <w:left w:type="dxa" w:w="90"/>
+              <w:bottom w:type="dxa" w:w="60"/>
+              <w:right w:type="dxa" w:w="90"/>
+            </w:tcMar>
+          </w:tcPr>
+          <w:p>
+            <w:pPr>
+              <w:spacing w:after="0" w:line="252"/>
+            </w:pPr>
+            <w:r>
+              <w:rPr>
+                <w:rFonts w:ascii="Calibri" w:cs="Calibri" w:eastAsia="Calibri" w:hAnsi="Calibri"/>
+                <w:b/>
+                <w:bCs/>
+                <w:i w:val="false"/>
+                <w:iCs w:val="false"/>
+                <w:color w:val="1F2933"/>
+                <w:sz w:val="19"/>
+                <w:szCs w:val="19"/>
+              </w:rPr>
+              <w:t xml:space="preserve">Nhật ký truy cập dữ liệu nhạy cảm</w:t>
+            </w:r>
+            <w:r>
+              <w:rPr>
+                <w:rFonts w:ascii="Calibri" w:cs="Calibri" w:eastAsia="Calibri" w:hAnsi="Calibri"/>
+                <w:b w:val="false"/>
+                <w:bCs w:val="false"/>
+                <w:i w:val="false"/>
+                <w:iCs w:val="false"/>
+                <w:color w:val="1F2933"/>
+                <w:sz w:val="19"/>
+                <w:szCs w:val="19"/>
+              </w:rPr>
+              <w:t xml:space="preserve"> </w:t>
+            </w:r>
+            <w:r>
+              <w:rPr>
+                <w:rFonts w:ascii="Consolas" w:cs="Consolas" w:eastAsia="Consolas" w:hAnsi="Consolas"/>
+                <w:color w:val="1F2933"/>
+                <w:sz w:val="17"/>
+                <w:szCs w:val="17"/>
+              </w:rPr>
+              <w:t xml:space="preserve">sensitive_access_logs</w:t>
+            </w:r>
+          </w:p>
+        </w:tc>
+        <w:tc>
+          <w:tcPr>
+            <w:tcW w:type="dxa" w:w="4016"/>
+            <w:tcMar>
+              <w:top w:type="dxa" w:w="60"/>
+              <w:left w:type="dxa" w:w="90"/>
+              <w:bottom w:type="dxa" w:w="60"/>
+              <w:right w:type="dxa" w:w="90"/>
+            </w:tcMar>
+          </w:tcPr>
+          <w:p>
+            <w:pPr>
+              <w:spacing w:after="0" w:line="252"/>
+            </w:pPr>
+            <w:r>
+              <w:rPr>
+                <w:rFonts w:ascii="Calibri" w:cs="Calibri" w:eastAsia="Calibri" w:hAnsi="Calibri"/>
+                <w:b w:val="false"/>
+                <w:bCs w:val="false"/>
+                <w:i w:val="false"/>
+                <w:iCs w:val="false"/>
+                <w:color w:val="1F2933"/>
+                <w:sz w:val="19"/>
+                <w:szCs w:val="19"/>
+              </w:rPr>
+              <w:t xml:space="preserve">Ai xem, xuất hay sửa giá vốn, lợi nhuận, lương</w:t>
+            </w:r>
+          </w:p>
+        </w:tc>
+        <w:tc>
+          <w:tcPr>
+            <w:tcW w:type="dxa" w:w="2779"/>
+            <w:tcMar>
+              <w:top w:type="dxa" w:w="60"/>
+              <w:left w:type="dxa" w:w="90"/>
+              <w:bottom w:type="dxa" w:w="60"/>
+              <w:right w:type="dxa" w:w="90"/>
+            </w:tcMar>
+          </w:tcPr>
+          <w:p>
+            <w:pPr>
+              <w:spacing w:after="0" w:line="252"/>
+            </w:pPr>
+            <w:r>
+              <w:rPr>
+                <w:rFonts w:ascii="Calibri" w:cs="Calibri" w:eastAsia="Calibri" w:hAnsi="Calibri"/>
+                <w:b w:val="false"/>
+                <w:bCs w:val="false"/>
+                <w:i w:val="false"/>
+                <w:iCs w:val="false"/>
+                <w:color w:val="1F2933"/>
+                <w:sz w:val="19"/>
+                <w:szCs w:val="19"/>
+              </w:rPr>
+              <w:t xml:space="preserve">Câu hỏi tra soát nội bộ</w:t>
+            </w:r>
+          </w:p>
+        </w:tc>
+      </w:tr>
+      <w:tr>
+        <w:trPr>
+          <w:cantSplit/>
+        </w:trPr>
+        <w:tc>
+          <w:tcPr>
+            <w:tcW w:type="dxa" w:w="2843"/>
+            <w:tcMar>
+              <w:top w:type="dxa" w:w="60"/>
+              <w:left w:type="dxa" w:w="90"/>
+              <w:bottom w:type="dxa" w:w="60"/>
+              <w:right w:type="dxa" w:w="90"/>
+            </w:tcMar>
+          </w:tcPr>
+          <w:p>
+            <w:pPr>
+              <w:spacing w:after="0" w:line="252"/>
+            </w:pPr>
+            <w:r>
+              <w:rPr>
+                <w:rFonts w:ascii="Calibri" w:cs="Calibri" w:eastAsia="Calibri" w:hAnsi="Calibri"/>
+                <w:b/>
+                <w:bCs/>
+                <w:i w:val="false"/>
+                <w:iCs w:val="false"/>
+                <w:color w:val="1F2933"/>
+                <w:sz w:val="19"/>
+                <w:szCs w:val="19"/>
+              </w:rPr>
+              <w:t xml:space="preserve">Nhật ký lượt chạy AI</w:t>
+            </w:r>
+            <w:r>
+              <w:rPr>
+                <w:rFonts w:ascii="Calibri" w:cs="Calibri" w:eastAsia="Calibri" w:hAnsi="Calibri"/>
+                <w:b w:val="false"/>
+                <w:bCs w:val="false"/>
+                <w:i w:val="false"/>
+                <w:iCs w:val="false"/>
+                <w:color w:val="1F2933"/>
+                <w:sz w:val="19"/>
+                <w:szCs w:val="19"/>
+              </w:rPr>
+              <w:t xml:space="preserve"> </w:t>
+            </w:r>
+            <w:r>
+              <w:rPr>
+                <w:rFonts w:ascii="Consolas" w:cs="Consolas" w:eastAsia="Consolas" w:hAnsi="Consolas"/>
+                <w:color w:val="1F2933"/>
+                <w:sz w:val="17"/>
+                <w:szCs w:val="17"/>
+              </w:rPr>
+              <w:t xml:space="preserve">design_ai_run</w:t>
+            </w:r>
+            <w:r>
+              <w:rPr>
+                <w:rFonts w:ascii="Calibri" w:cs="Calibri" w:eastAsia="Calibri" w:hAnsi="Calibri"/>
+                <w:b w:val="false"/>
+                <w:bCs w:val="false"/>
+                <w:i w:val="false"/>
+                <w:iCs w:val="false"/>
+                <w:color w:val="1F2933"/>
+                <w:sz w:val="19"/>
+                <w:szCs w:val="19"/>
+              </w:rPr>
+              <w:t xml:space="preserve"> · </w:t>
+            </w:r>
+            <w:r>
+              <w:rPr>
+                <w:rFonts w:ascii="Consolas" w:cs="Consolas" w:eastAsia="Consolas" w:hAnsi="Consolas"/>
+                <w:color w:val="1F2933"/>
+                <w:sz w:val="17"/>
+                <w:szCs w:val="17"/>
+              </w:rPr>
+              <w:t xml:space="preserve">design_ai_call</w:t>
+            </w:r>
+          </w:p>
+        </w:tc>
+        <w:tc>
+          <w:tcPr>
+            <w:tcW w:type="dxa" w:w="4016"/>
+            <w:tcMar>
+              <w:top w:type="dxa" w:w="60"/>
+              <w:left w:type="dxa" w:w="90"/>
+              <w:bottom w:type="dxa" w:w="60"/>
+              <w:right w:type="dxa" w:w="90"/>
+            </w:tcMar>
+          </w:tcPr>
+          <w:p>
+            <w:pPr>
+              <w:spacing w:after="0" w:line="252"/>
+            </w:pPr>
+            <w:r>
+              <w:rPr>
+                <w:rFonts w:ascii="Calibri" w:cs="Calibri" w:eastAsia="Calibri" w:hAnsi="Calibri"/>
+                <w:b w:val="false"/>
+                <w:bCs w:val="false"/>
+                <w:i w:val="false"/>
+                <w:iCs w:val="false"/>
+                <w:color w:val="1F2933"/>
+                <w:sz w:val="19"/>
+                <w:szCs w:val="19"/>
+              </w:rPr>
+              <w:t xml:space="preserve">Từng bước của lượt chạy nền; từng lượt gọi mô hình kèm tuyến, mô hình, mục đích, hạng dữ liệu, số token, độ trễ, trạng thái, mã lỗi, chi phí và artifact sinh ra</w:t>
+            </w:r>
+          </w:p>
+        </w:tc>
+        <w:tc>
+          <w:tcPr>
+            <w:tcW w:type="dxa" w:w="2779"/>
+            <w:tcMar>
+              <w:top w:type="dxa" w:w="60"/>
+              <w:left w:type="dxa" w:w="90"/>
+              <w:bottom w:type="dxa" w:w="60"/>
+              <w:right w:type="dxa" w:w="90"/>
+            </w:tcMar>
+          </w:tcPr>
+          <w:p>
+            <w:pPr>
+              <w:spacing w:after="0" w:line="252"/>
+            </w:pPr>
+            <w:r>
+              <w:rPr>
+                <w:rFonts w:ascii="Calibri" w:cs="Calibri" w:eastAsia="Calibri" w:hAnsi="Calibri"/>
+                <w:b w:val="false"/>
+                <w:bCs w:val="false"/>
+                <w:i w:val="false"/>
+                <w:iCs w:val="false"/>
+                <w:color w:val="1F2933"/>
+                <w:sz w:val="19"/>
+                <w:szCs w:val="19"/>
+              </w:rPr>
+              <w:t xml:space="preserve">Lượt thiết kế dừng ở bước nào, vì sao, tốn bao nhiêu</w:t>
+            </w:r>
+          </w:p>
+        </w:tc>
+      </w:tr>
+    </w:tbl>
+    <w:p>
+      <w:pPr>
+        <w:spacing w:after="160"/>
+      </w:pPr>
+    </w:p>
+    <w:p>
+      <w:pPr>
+        <w:spacing w:after="140" w:line="276"/>
+        <w:jc w:val="left"/>
+      </w:pPr>
+      <w:r>
+        <w:rPr>
+          <w:rFonts w:ascii="Calibri" w:cs="Calibri" w:eastAsia="Calibri" w:hAnsi="Calibri"/>
+          <w:b w:val="false"/>
+          <w:bCs w:val="false"/>
+          <w:i w:val="false"/>
+          <w:iCs w:val="false"/>
+          <w:color w:val="1F2933"/>
+          <w:sz w:val="21"/>
+          <w:szCs w:val="21"/>
+        </w:rPr>
+        <w:t xml:space="preserve">Ba quy ước làm cho nhật ký dùng được thật:</w:t>
+      </w:r>
+    </w:p>
+    <w:p>
+      <w:pPr>
+        <w:pStyle w:val="ListParagraph"/>
+        <w:numPr>
+          <w:ilvl w:val="0"/>
+          <w:numId w:val="4"/>
+        </w:numPr>
+        <w:spacing w:after="70" w:line="276"/>
+      </w:pPr>
+      <w:r>
+        <w:rPr>
+          <w:rFonts w:ascii="Calibri" w:cs="Calibri" w:eastAsia="Calibri" w:hAnsi="Calibri"/>
+          <w:b/>
+          <w:bCs/>
+          <w:i w:val="false"/>
+          <w:iCs w:val="false"/>
+          <w:color w:val="1F2933"/>
+          <w:sz w:val="21"/>
+          <w:szCs w:val="21"/>
+        </w:rPr>
+        <w:t xml:space="preserve">Mỗi dòng ghi có tiền tố nhận dạng</w:t>
+      </w:r>
+      <w:r>
+        <w:rPr>
+          <w:rFonts w:ascii="Calibri" w:cs="Calibri" w:eastAsia="Calibri" w:hAnsi="Calibri"/>
+          <w:b w:val="false"/>
+          <w:bCs w:val="false"/>
+          <w:i w:val="false"/>
+          <w:iCs w:val="false"/>
+          <w:color w:val="1F2933"/>
+          <w:sz w:val="21"/>
+          <w:szCs w:val="21"/>
+        </w:rPr>
+        <w:t xml:space="preserve"> là tên phân hệ, tên bảng hoặc tên nhà cung cấp, để lọc được trong kho nhật ký gộp chung của cả Worker.</w:t>
+      </w:r>
+    </w:p>
+    <w:p>
+      <w:pPr>
+        <w:pStyle w:val="ListParagraph"/>
+        <w:numPr>
+          <w:ilvl w:val="0"/>
+          <w:numId w:val="4"/>
+        </w:numPr>
+        <w:spacing w:after="70" w:line="276"/>
+      </w:pPr>
+      <w:r>
+        <w:rPr>
+          <w:rFonts w:ascii="Calibri" w:cs="Calibri" w:eastAsia="Calibri" w:hAnsi="Calibri"/>
+          <w:b/>
+          <w:bCs/>
+          <w:i w:val="false"/>
+          <w:iCs w:val="false"/>
+          <w:color w:val="1F2933"/>
+          <w:sz w:val="21"/>
+          <w:szCs w:val="21"/>
+        </w:rPr>
+        <w:t xml:space="preserve">Ghi nhật ký không được làm hỏng nghiệp vụ.</w:t>
+      </w:r>
+      <w:r>
+        <w:rPr>
+          <w:rFonts w:ascii="Calibri" w:cs="Calibri" w:eastAsia="Calibri" w:hAnsi="Calibri"/>
+          <w:b w:val="false"/>
+          <w:bCs w:val="false"/>
+          <w:i w:val="false"/>
+          <w:iCs w:val="false"/>
+          <w:color w:val="1F2933"/>
+          <w:sz w:val="21"/>
+          <w:szCs w:val="21"/>
+        </w:rPr>
+        <w:t xml:space="preserve"> Ghi nhật ký một lượt gọi mô hình mà hỏng thì chỉ ghi lại chính việc hỏng đó rồi đi tiếp — mất một dòng nhật ký không đáng để mất kết quả đã tính tiền.</w:t>
+      </w:r>
+    </w:p>
+    <w:p>
+      <w:pPr>
+        <w:pStyle w:val="ListParagraph"/>
+        <w:numPr>
+          <w:ilvl w:val="0"/>
+          <w:numId w:val="4"/>
+        </w:numPr>
+        <w:spacing w:after="70" w:line="276"/>
+      </w:pPr>
+      <w:r>
+        <w:rPr>
+          <w:rFonts w:ascii="Calibri" w:cs="Calibri" w:eastAsia="Calibri" w:hAnsi="Calibri"/>
+          <w:b/>
+          <w:bCs/>
+          <w:i w:val="false"/>
+          <w:iCs w:val="false"/>
+          <w:color w:val="1F2933"/>
+          <w:sz w:val="21"/>
+          <w:szCs w:val="21"/>
+        </w:rPr>
+        <w:t xml:space="preserve">Chi tiết bị lược khỏi câu cho người dùng phải được ghi bù.</w:t>
+      </w:r>
+      <w:r>
+        <w:rPr>
+          <w:rFonts w:ascii="Calibri" w:cs="Calibri" w:eastAsia="Calibri" w:hAnsi="Calibri"/>
+          <w:b w:val="false"/>
+          <w:bCs w:val="false"/>
+          <w:i w:val="false"/>
+          <w:iCs w:val="false"/>
+          <w:color w:val="1F2933"/>
+          <w:sz w:val="21"/>
+          <w:szCs w:val="21"/>
+        </w:rPr>
+        <w:t xml:space="preserve"> Ví dụ lỗi lệch hợp đồng dữ liệu lúc đọc: câu cho người dùng cố ý bỏ danh sách mục hỏng, nên danh sách ấy ghi riêng vào nhật ký — nếu không thì thứ duy nhất chỉ ra hợp đồng nào đã lệch sẽ biến mất.</w:t>
+      </w:r>
+    </w:p>
+    <w:p>
+      <w:pPr>
+        <w:spacing w:after="140" w:line="276"/>
+        <w:jc w:val="left"/>
+      </w:pPr>
+      <w:r>
+        <w:rPr>
+          <w:rFonts w:ascii="Calibri" w:cs="Calibri" w:eastAsia="Calibri" w:hAnsi="Calibri"/>
+          <w:b/>
+          <w:bCs/>
+          <w:i w:val="false"/>
+          <w:iCs w:val="false"/>
+          <w:color w:val="1F2933"/>
+          <w:sz w:val="21"/>
+          <w:szCs w:val="21"/>
+        </w:rPr>
+        <w:t xml:space="preserve">Đường điều tra một sự cố</w:t>
+      </w:r>
+      <w:r>
+        <w:rPr>
+          <w:rFonts w:ascii="Calibri" w:cs="Calibri" w:eastAsia="Calibri" w:hAnsi="Calibri"/>
+          <w:b w:val="false"/>
+          <w:bCs w:val="false"/>
+          <w:i w:val="false"/>
+          <w:iCs w:val="false"/>
+          <w:color w:val="1F2933"/>
+          <w:sz w:val="21"/>
+          <w:szCs w:val="21"/>
+        </w:rPr>
+        <w:t xml:space="preserve">, theo thứ tự: người dùng báo hồ sơ nào và lúc nào → lọc nhật ký nền tảng theo khoảng thời gian và đường dẫn, đọc ngoại lệ → nếu là lượt chạy AI thì đối chiếu bảng lượt chạy để biết bước nào dừng, rồi bảng lượt gọi để biết lượt nào lỗi → nếu là dữ liệu sai chứ không phải lỗi mã thì đọc nhật ký thao tác của chính thực thể đó.</w:t>
+      </w:r>
+    </w:p>
+    <w:p>
+      <w:pPr>
+        <w:spacing w:after="140" w:line="276"/>
+        <w:jc w:val="left"/>
+      </w:pPr>
+      <w:r>
+        <w:rPr>
+          <w:rFonts w:ascii="Calibri" w:cs="Calibri" w:eastAsia="Calibri" w:hAnsi="Calibri"/>
+          <w:b w:val="false"/>
+          <w:bCs w:val="false"/>
+          <w:i w:val="false"/>
+          <w:iCs w:val="false"/>
+          <w:color w:val="1F2933"/>
+          <w:sz w:val="21"/>
+          <w:szCs w:val="21"/>
+        </w:rPr>
+        <w:t xml:space="preserve">Hai giới hạn đã biết, phải quyết trước khi vận hành thật:</w:t>
+      </w:r>
+    </w:p>
+    <w:p>
+      <w:pPr>
+        <w:pStyle w:val="ListParagraph"/>
+        <w:numPr>
+          <w:ilvl w:val="0"/>
+          <w:numId w:val="2"/>
+        </w:numPr>
+        <w:spacing w:after="70" w:line="276"/>
+      </w:pPr>
+      <w:r>
+        <w:rPr>
+          <w:rFonts w:ascii="Consolas" w:cs="Consolas" w:eastAsia="Consolas" w:hAnsi="Consolas"/>
+          <w:color w:val="1F2933"/>
+          <w:sz w:val="19"/>
+          <w:szCs w:val="19"/>
+        </w:rPr>
+        <w:t xml:space="preserve">TBD</w:t>
+      </w:r>
+      <w:r>
+        <w:rPr>
+          <w:rFonts w:ascii="Calibri" w:cs="Calibri" w:eastAsia="Calibri" w:hAnsi="Calibri"/>
+          <w:b w:val="false"/>
+          <w:bCs w:val="false"/>
+          <w:i w:val="false"/>
+          <w:iCs w:val="false"/>
+          <w:color w:val="1F2933"/>
+          <w:sz w:val="21"/>
+          <w:szCs w:val="21"/>
+        </w:rPr>
+        <w:t xml:space="preserve"> — Nhật ký nền tảng </w:t>
+      </w:r>
+      <w:r>
+        <w:rPr>
+          <w:rFonts w:ascii="Calibri" w:cs="Calibri" w:eastAsia="Calibri" w:hAnsi="Calibri"/>
+          <w:b/>
+          <w:bCs/>
+          <w:i w:val="false"/>
+          <w:iCs w:val="false"/>
+          <w:color w:val="1F2933"/>
+          <w:sz w:val="21"/>
+          <w:szCs w:val="21"/>
+        </w:rPr>
+        <w:t xml:space="preserve">chỉ giữ trong thời hạn của gói dịch vụ</w:t>
+      </w:r>
+      <w:r>
+        <w:rPr>
+          <w:rFonts w:ascii="Calibri" w:cs="Calibri" w:eastAsia="Calibri" w:hAnsi="Calibri"/>
+          <w:b w:val="false"/>
+          <w:bCs w:val="false"/>
+          <w:i w:val="false"/>
+          <w:iCs w:val="false"/>
+          <w:color w:val="1F2933"/>
+          <w:sz w:val="21"/>
+          <w:szCs w:val="21"/>
+        </w:rPr>
+        <w:t xml:space="preserve"> và không sao lưu ra ngoài. Sự cố phát hiện muộn hơn thời hạn đó chỉ còn ba bảng trong cơ sở dữ liệu để dựng lại.</w:t>
+      </w:r>
+    </w:p>
+    <w:p>
+      <w:pPr>
+        <w:pStyle w:val="ListParagraph"/>
+        <w:numPr>
+          <w:ilvl w:val="0"/>
+          <w:numId w:val="2"/>
+        </w:numPr>
+        <w:spacing w:after="70" w:line="276"/>
+      </w:pPr>
+      <w:r>
+        <w:rPr>
+          <w:rFonts w:ascii="Consolas" w:cs="Consolas" w:eastAsia="Consolas" w:hAnsi="Consolas"/>
+          <w:color w:val="1F2933"/>
+          <w:sz w:val="19"/>
+          <w:szCs w:val="19"/>
+        </w:rPr>
+        <w:t xml:space="preserve">TBD</w:t>
+      </w:r>
+      <w:r>
+        <w:rPr>
+          <w:rFonts w:ascii="Calibri" w:cs="Calibri" w:eastAsia="Calibri" w:hAnsi="Calibri"/>
+          <w:b w:val="false"/>
+          <w:bCs w:val="false"/>
+          <w:i w:val="false"/>
+          <w:iCs w:val="false"/>
+          <w:color w:val="1F2933"/>
+          <w:sz w:val="21"/>
+          <w:szCs w:val="21"/>
+        </w:rPr>
+        <w:t xml:space="preserve"> — </w:t>
+      </w:r>
+      <w:r>
+        <w:rPr>
+          <w:rFonts w:ascii="Calibri" w:cs="Calibri" w:eastAsia="Calibri" w:hAnsi="Calibri"/>
+          <w:b/>
+          <w:bCs/>
+          <w:i w:val="false"/>
+          <w:iCs w:val="false"/>
+          <w:color w:val="1F2933"/>
+          <w:sz w:val="21"/>
+          <w:szCs w:val="21"/>
+        </w:rPr>
+        <w:t xml:space="preserve">Chưa có mã theo dấu đi xuyên hệ thống</w:t>
+      </w:r>
+      <w:r>
+        <w:rPr>
+          <w:rFonts w:ascii="Calibri" w:cs="Calibri" w:eastAsia="Calibri" w:hAnsi="Calibri"/>
+          <w:b w:val="false"/>
+          <w:bCs w:val="false"/>
+          <w:i w:val="false"/>
+          <w:iCs w:val="false"/>
+          <w:color w:val="1F2933"/>
+          <w:sz w:val="21"/>
+          <w:szCs w:val="21"/>
+        </w:rPr>
+        <w:t xml:space="preserve"> (một mã sinh ở trình duyệt, đi theo yêu cầu qua Worker xuống cơ sở dữ liệu) và </w:t>
+      </w:r>
+      <w:r>
+        <w:rPr>
+          <w:rFonts w:ascii="Calibri" w:cs="Calibri" w:eastAsia="Calibri" w:hAnsi="Calibri"/>
+          <w:b/>
+          <w:bCs/>
+          <w:i w:val="false"/>
+          <w:iCs w:val="false"/>
+          <w:color w:val="1F2933"/>
+          <w:sz w:val="21"/>
+          <w:szCs w:val="21"/>
+        </w:rPr>
+        <w:t xml:space="preserve">chưa có nơi thu lỗi phía trình duyệt</w:t>
+      </w:r>
+      <w:r>
+        <w:rPr>
+          <w:rFonts w:ascii="Calibri" w:cs="Calibri" w:eastAsia="Calibri" w:hAnsi="Calibri"/>
+          <w:b w:val="false"/>
+          <w:bCs w:val="false"/>
+          <w:i w:val="false"/>
+          <w:iCs w:val="false"/>
+          <w:color w:val="1F2933"/>
+          <w:sz w:val="21"/>
+          <w:szCs w:val="21"/>
+        </w:rPr>
+        <w:t xml:space="preserve">. Hệ quả: lỗi làm trắng màn hình chỉ biết được khi người dùng báo, và nối một lượt gọi ở trình duyệt với dòng nhật ký của nó phải làm bằng tay theo thời điểm.</w:t>
       </w:r>
     </w:p>
     <w:p>
@@ -9662,7 +10688,7 @@
           <wp:inline distT="0" distB="0" distL="0" distR="0">
             <wp:extent cx="6191250" cy="3667125"/>
             <wp:effectExtent t="0" r="0" b="0" l="0"/>
-            <wp:docPr id="1" name="" descr="" title=""/>
+            <wp:docPr id="2" name="" descr="" title=""/>
             <wp:cNvGraphicFramePr>
               <a:graphicFrameLocks xmlns:a="http://schemas.openxmlformats.org/drawingml/2006/main" noChangeAspect="1"/>
             </wp:cNvGraphicFramePr>
@@ -10208,7 +11234,7 @@
           <wp:inline distT="0" distB="0" distL="0" distR="0">
             <wp:extent cx="6191250" cy="3790950"/>
             <wp:effectExtent t="0" r="0" b="0" l="0"/>
-            <wp:docPr id="1" name="" descr="" title=""/>
+            <wp:docPr id="3" name="" descr="" title=""/>
             <wp:cNvGraphicFramePr>
               <a:graphicFrameLocks xmlns:a="http://schemas.openxmlformats.org/drawingml/2006/main" noChangeAspect="1"/>
             </wp:cNvGraphicFramePr>
@@ -10887,7 +11913,7 @@
           <wp:inline distT="0" distB="0" distL="0" distR="0">
             <wp:extent cx="6191250" cy="1419225"/>
             <wp:effectExtent t="0" r="0" b="0" l="0"/>
-            <wp:docPr id="1" name="" descr="" title=""/>
+            <wp:docPr id="4" name="" descr="" title=""/>
             <wp:cNvGraphicFramePr>
               <a:graphicFrameLocks xmlns:a="http://schemas.openxmlformats.org/drawingml/2006/main" noChangeAspect="1"/>
             </wp:cNvGraphicFramePr>
@@ -10962,7 +11988,7 @@
         <w:pStyle w:val="ListParagraph"/>
         <w:numPr>
           <w:ilvl w:val="0"/>
-          <w:numId w:val="4"/>
+          <w:numId w:val="5"/>
         </w:numPr>
         <w:spacing w:after="70" w:line="276"/>
       </w:pPr>
@@ -10977,7 +12003,7 @@
           <w:sz w:val="21"/>
           <w:szCs w:val="21"/>
         </w:rPr>
-        <w:t xml:space="preserve">Mô hình đề xuất, chương trình quyết định.</w:t>
+        <w:t xml:space="preserve">Nhánh AI là tuỳ chọn.</w:t>
       </w:r>
       <w:r>
         <w:rPr>
@@ -10990,33 +12016,7 @@
           <w:sz w:val="21"/>
           <w:szCs w:val="21"/>
         </w:rPr>
-        <w:t xml:space="preserve"> Mô hình khai phòng, quan hệ và bản phác thô; </w:t>
-      </w:r>
-      <w:r>
-        <w:rPr>
-          <w:rFonts w:ascii="Calibri" w:cs="Calibri" w:eastAsia="Calibri" w:hAnsi="Calibri"/>
-          <w:b/>
-          <w:bCs/>
-          <w:i w:val="false"/>
-          <w:iCs w:val="false"/>
-          <w:color w:val="1F2933"/>
-          <w:sz w:val="21"/>
-          <w:szCs w:val="21"/>
-        </w:rPr>
-        <w:t xml:space="preserve">chương trình gán mọi toạ độ</w:t>
-      </w:r>
-      <w:r>
-        <w:rPr>
-          <w:rFonts w:ascii="Calibri" w:cs="Calibri" w:eastAsia="Calibri" w:hAnsi="Calibri"/>
-          <w:b w:val="false"/>
-          <w:bCs w:val="false"/>
-          <w:i w:val="false"/>
-          <w:iCs w:val="false"/>
-          <w:color w:val="1F2933"/>
-          <w:sz w:val="21"/>
-          <w:szCs w:val="21"/>
-        </w:rPr>
-        <w:t xml:space="preserve">, cửa, cửa sổ, số bậc thang. Không có con số nào trên bản vẽ do mô hình tự đặt.</w:t>
+        <w:t xml:space="preserve"> Không một bước nào của luồng thiết kế thủ công (đầu bài · khảo sát · tiến độ bộ môn · phiên bản bản vẽ tải lên · dự toán · yêu cầu thay đổi · bàn giao) lấy kết quả AI làm đầu vào. Mất nhà cung cấp mô hình là mất phần đề xuất, không mất việc của Phòng Thiết kế.</w:t>
       </w:r>
     </w:p>
     <w:p>
@@ -11024,7 +12024,7 @@
         <w:pStyle w:val="ListParagraph"/>
         <w:numPr>
           <w:ilvl w:val="0"/>
-          <w:numId w:val="4"/>
+          <w:numId w:val="5"/>
         </w:numPr>
         <w:spacing w:after="70" w:line="276"/>
       </w:pPr>
@@ -11039,7 +12039,7 @@
           <w:sz w:val="21"/>
           <w:szCs w:val="21"/>
         </w:rPr>
-        <w:t xml:space="preserve">Cổng kiểm hỏng thì không lưu.</w:t>
+        <w:t xml:space="preserve">Mô hình đề xuất, chương trình quyết định.</w:t>
       </w:r>
       <w:r>
         <w:rPr>
@@ -11052,7 +12052,33 @@
           <w:sz w:val="21"/>
           <w:szCs w:val="21"/>
         </w:rPr>
-        <w:t xml:space="preserve"> Chỉ gọi lại mô hình với lỗi ngữ nghĩa và trong giới hạn số lượt; lỗi hình học thì chương trình tự thử rồi dừng.</w:t>
+        <w:t xml:space="preserve"> Mô hình khai phòng, quan hệ và bản phác thô; </w:t>
+      </w:r>
+      <w:r>
+        <w:rPr>
+          <w:rFonts w:ascii="Calibri" w:cs="Calibri" w:eastAsia="Calibri" w:hAnsi="Calibri"/>
+          <w:b/>
+          <w:bCs/>
+          <w:i w:val="false"/>
+          <w:iCs w:val="false"/>
+          <w:color w:val="1F2933"/>
+          <w:sz w:val="21"/>
+          <w:szCs w:val="21"/>
+        </w:rPr>
+        <w:t xml:space="preserve">chương trình gán mọi toạ độ</w:t>
+      </w:r>
+      <w:r>
+        <w:rPr>
+          <w:rFonts w:ascii="Calibri" w:cs="Calibri" w:eastAsia="Calibri" w:hAnsi="Calibri"/>
+          <w:b w:val="false"/>
+          <w:bCs w:val="false"/>
+          <w:i w:val="false"/>
+          <w:iCs w:val="false"/>
+          <w:color w:val="1F2933"/>
+          <w:sz w:val="21"/>
+          <w:szCs w:val="21"/>
+        </w:rPr>
+        <w:t xml:space="preserve">, cửa, cửa sổ, số bậc thang. Không có con số nào trên bản vẽ do mô hình tự đặt.</w:t>
       </w:r>
     </w:p>
     <w:p>
@@ -11060,7 +12086,7 @@
         <w:pStyle w:val="ListParagraph"/>
         <w:numPr>
           <w:ilvl w:val="0"/>
-          <w:numId w:val="4"/>
+          <w:numId w:val="5"/>
         </w:numPr>
         <w:spacing w:after="70" w:line="276"/>
       </w:pPr>
@@ -11075,7 +12101,7 @@
           <w:sz w:val="21"/>
           <w:szCs w:val="21"/>
         </w:rPr>
-        <w:t xml:space="preserve">Mọi ranh giới có hợp đồng dữ liệu.</w:t>
+        <w:t xml:space="preserve">Cổng kiểm hỏng thì không lưu.</w:t>
       </w:r>
       <w:r>
         <w:rPr>
@@ -11088,7 +12114,7 @@
           <w:sz w:val="21"/>
           <w:szCs w:val="21"/>
         </w:rPr>
-        <w:t xml:space="preserve"> Không có hợp đồng thì không được truyền dữ liệu qua ranh giới đó.</w:t>
+        <w:t xml:space="preserve"> Chỉ gọi lại mô hình với lỗi ngữ nghĩa và trong giới hạn số lượt; lỗi hình học thì chương trình tự thử rồi dừng.</w:t>
       </w:r>
     </w:p>
     <w:p>
@@ -11096,7 +12122,7 @@
         <w:pStyle w:val="ListParagraph"/>
         <w:numPr>
           <w:ilvl w:val="0"/>
-          <w:numId w:val="4"/>
+          <w:numId w:val="5"/>
         </w:numPr>
         <w:spacing w:after="70" w:line="276"/>
       </w:pPr>
@@ -11111,7 +12137,7 @@
           <w:sz w:val="21"/>
           <w:szCs w:val="21"/>
         </w:rPr>
-        <w:t xml:space="preserve">Kết quả là đề xuất.</w:t>
+        <w:t xml:space="preserve">Mọi ranh giới có hợp đồng dữ liệu.</w:t>
       </w:r>
       <w:r>
         <w:rPr>
@@ -11124,7 +12150,7 @@
           <w:sz w:val="21"/>
           <w:szCs w:val="21"/>
         </w:rPr>
-        <w:t xml:space="preserve"> Không tự phát hành hồ sơ; kỹ sư có chứng chỉ ký, mỗi lần phát hành đúng một bộ môn.</w:t>
+        <w:t xml:space="preserve"> Không có hợp đồng thì không được truyền dữ liệu qua ranh giới đó.</w:t>
       </w:r>
     </w:p>
     <w:p>
@@ -11132,7 +12158,7 @@
         <w:pStyle w:val="ListParagraph"/>
         <w:numPr>
           <w:ilvl w:val="0"/>
-          <w:numId w:val="4"/>
+          <w:numId w:val="5"/>
         </w:numPr>
         <w:spacing w:after="70" w:line="276"/>
       </w:pPr>
@@ -11147,7 +12173,7 @@
           <w:sz w:val="21"/>
           <w:szCs w:val="21"/>
         </w:rPr>
-        <w:t xml:space="preserve">Ẩn danh trước khi gửi ra ngoài.</w:t>
+        <w:t xml:space="preserve">Kết quả là đề xuất.</w:t>
       </w:r>
       <w:r>
         <w:rPr>
@@ -11160,6 +12186,42 @@
           <w:sz w:val="21"/>
           <w:szCs w:val="21"/>
         </w:rPr>
+        <w:t xml:space="preserve"> Không tự phát hành hồ sơ; kỹ sư có chứng chỉ ký, mỗi lần phát hành đúng một bộ môn.</w:t>
+      </w:r>
+    </w:p>
+    <w:p>
+      <w:pPr>
+        <w:pStyle w:val="ListParagraph"/>
+        <w:numPr>
+          <w:ilvl w:val="0"/>
+          <w:numId w:val="5"/>
+        </w:numPr>
+        <w:spacing w:after="70" w:line="276"/>
+      </w:pPr>
+      <w:r>
+        <w:rPr>
+          <w:rFonts w:ascii="Calibri" w:cs="Calibri" w:eastAsia="Calibri" w:hAnsi="Calibri"/>
+          <w:b/>
+          <w:bCs/>
+          <w:i w:val="false"/>
+          <w:iCs w:val="false"/>
+          <w:color w:val="1F2933"/>
+          <w:sz w:val="21"/>
+          <w:szCs w:val="21"/>
+        </w:rPr>
+        <w:t xml:space="preserve">Ẩn danh trước khi gửi ra ngoài.</w:t>
+      </w:r>
+      <w:r>
+        <w:rPr>
+          <w:rFonts w:ascii="Calibri" w:cs="Calibri" w:eastAsia="Calibri" w:hAnsi="Calibri"/>
+          <w:b w:val="false"/>
+          <w:bCs w:val="false"/>
+          <w:i w:val="false"/>
+          <w:iCs w:val="false"/>
+          <w:color w:val="1F2933"/>
+          <w:sz w:val="21"/>
+          <w:szCs w:val="21"/>
+        </w:rPr>
         <w:t xml:space="preserve"> Bỏ tên khách hàng, mã hồ sơ, khung tên bản vẽ.</w:t>
       </w:r>
     </w:p>
@@ -11178,6 +12240,70 @@
           <w:szCs w:val="25"/>
         </w:rPr>
         <w:t xml:space="preserve">8.2 Các bước xử lý</w:t>
+      </w:r>
+    </w:p>
+    <w:p>
+      <w:pPr>
+        <w:spacing w:after="140" w:line="276"/>
+        <w:jc w:val="left"/>
+      </w:pPr>
+      <w:r>
+        <w:rPr>
+          <w:rFonts w:ascii="Calibri" w:cs="Calibri" w:eastAsia="Calibri" w:hAnsi="Calibri"/>
+          <w:b w:val="false"/>
+          <w:bCs w:val="false"/>
+          <w:i w:val="false"/>
+          <w:iCs w:val="false"/>
+          <w:color w:val="1F2933"/>
+          <w:sz w:val="21"/>
+          <w:szCs w:val="21"/>
+        </w:rPr>
+        <w:t xml:space="preserve">Đầu vào duy nhất của cả dải là </w:t>
+      </w:r>
+      <w:r>
+        <w:rPr>
+          <w:rFonts w:ascii="Calibri" w:cs="Calibri" w:eastAsia="Calibri" w:hAnsi="Calibri"/>
+          <w:b/>
+          <w:bCs/>
+          <w:i w:val="false"/>
+          <w:iCs w:val="false"/>
+          <w:color w:val="1F2933"/>
+          <w:sz w:val="21"/>
+          <w:szCs w:val="21"/>
+        </w:rPr>
+        <w:t xml:space="preserve">đầu bài đã xác nhận</w:t>
+      </w:r>
+      <w:r>
+        <w:rPr>
+          <w:rFonts w:ascii="Calibri" w:cs="Calibri" w:eastAsia="Calibri" w:hAnsi="Calibri"/>
+          <w:b w:val="false"/>
+          <w:bCs w:val="false"/>
+          <w:i w:val="false"/>
+          <w:iCs w:val="false"/>
+          <w:color w:val="1F2933"/>
+          <w:sz w:val="21"/>
+          <w:szCs w:val="21"/>
+        </w:rPr>
+        <w:t xml:space="preserve">. Không có bước lập chương trình không gian riêng: mặt bằng đọc thẳng đầu bài và khảo sát.</w:t>
+      </w:r>
+    </w:p>
+    <w:p>
+      <w:pPr>
+        <w:spacing w:after="140" w:line="276"/>
+        <w:jc w:val="left"/>
+      </w:pPr>
+      <w:r>
+        <w:rPr>
+          <w:rFonts w:ascii="Calibri" w:cs="Calibri" w:eastAsia="Calibri" w:hAnsi="Calibri"/>
+          <w:b/>
+          <w:bCs/>
+          <w:i w:val="false"/>
+          <w:iCs w:val="false"/>
+          <w:color w:val="1F2933"/>
+          <w:sz w:val="21"/>
+          <w:szCs w:val="21"/>
+        </w:rPr>
+        <w:t xml:space="preserve">Trước khi gọi mô hình — chương trình làm một mình</w:t>
       </w:r>
     </w:p>
     <w:tbl>
@@ -11193,10 +12319,9 @@
         </w:tblBorders>
       </w:tblPr>
       <w:tblGrid>
-        <w:gridCol w:w="1213"/>
-        <w:gridCol w:w="2456"/>
-        <w:gridCol w:w="3070"/>
-        <w:gridCol w:w="2899"/>
+        <w:gridCol w:w="1441"/>
+        <w:gridCol w:w="4909"/>
+        <w:gridCol w:w="3288"/>
       </w:tblGrid>
       <w:tr>
         <w:trPr>
@@ -11204,7 +12329,7 @@
         </w:trPr>
         <w:tc>
           <w:tcPr>
-            <w:tcW w:type="dxa" w:w="1213"/>
+            <w:tcW w:type="dxa" w:w="1441"/>
             <w:shd w:fill="EAF1EE" w:color="auto" w:val="clear"/>
             <w:tcMar>
               <w:top w:type="dxa" w:w="60"/>
@@ -11234,7 +12359,7 @@
         </w:tc>
         <w:tc>
           <w:tcPr>
-            <w:tcW w:type="dxa" w:w="2456"/>
+            <w:tcW w:type="dxa" w:w="4909"/>
             <w:shd w:fill="EAF1EE" w:color="auto" w:val="clear"/>
             <w:tcMar>
               <w:top w:type="dxa" w:w="60"/>
@@ -11264,37 +12389,7 @@
         </w:tc>
         <w:tc>
           <w:tcPr>
-            <w:tcW w:type="dxa" w:w="3070"/>
-            <w:shd w:fill="EAF1EE" w:color="auto" w:val="clear"/>
-            <w:tcMar>
-              <w:top w:type="dxa" w:w="60"/>
-              <w:left w:type="dxa" w:w="90"/>
-              <w:bottom w:type="dxa" w:w="60"/>
-              <w:right w:type="dxa" w:w="90"/>
-            </w:tcMar>
-          </w:tcPr>
-          <w:p>
-            <w:pPr>
-              <w:spacing w:after="0" w:line="252"/>
-            </w:pPr>
-            <w:r>
-              <w:rPr>
-                <w:rFonts w:ascii="Calibri" w:cs="Calibri" w:eastAsia="Calibri" w:hAnsi="Calibri"/>
-                <w:b/>
-                <w:bCs/>
-                <w:i w:val="false"/>
-                <w:iCs w:val="false"/>
-                <w:color w:val="1F2933"/>
-                <w:sz w:val="19"/>
-                <w:szCs w:val="19"/>
-              </w:rPr>
-              <w:t xml:space="preserve">Ai quyết định</w:t>
-            </w:r>
-          </w:p>
-        </w:tc>
-        <w:tc>
-          <w:tcPr>
-            <w:tcW w:type="dxa" w:w="2899"/>
+            <w:tcW w:type="dxa" w:w="3288"/>
             <w:shd w:fill="EAF1EE" w:color="auto" w:val="clear"/>
             <w:tcMar>
               <w:top w:type="dxa" w:w="60"/>
@@ -11329,7 +12424,7 @@
         </w:trPr>
         <w:tc>
           <w:tcPr>
-            <w:tcW w:type="dxa" w:w="1213"/>
+            <w:tcW w:type="dxa" w:w="1441"/>
             <w:tcMar>
               <w:top w:type="dxa" w:w="60"/>
               <w:left w:type="dxa" w:w="90"/>
@@ -11358,65 +12453,36 @@
         </w:tc>
         <w:tc>
           <w:tcPr>
-            <w:tcW w:type="dxa" w:w="2456"/>
-            <w:tcMar>
-              <w:top w:type="dxa" w:w="60"/>
-              <w:left w:type="dxa" w:w="90"/>
-              <w:bottom w:type="dxa" w:w="60"/>
-              <w:right w:type="dxa" w:w="90"/>
-            </w:tcMar>
-          </w:tcPr>
-          <w:p>
-            <w:pPr>
-              <w:spacing w:after="0" w:line="252"/>
-            </w:pPr>
-            <w:r>
-              <w:rPr>
-                <w:rFonts w:ascii="Calibri" w:cs="Calibri" w:eastAsia="Calibri" w:hAnsi="Calibri"/>
-                <w:b w:val="false"/>
-                <w:bCs w:val="false"/>
-                <w:i w:val="false"/>
-                <w:iCs w:val="false"/>
-                <w:color w:val="1F2933"/>
-                <w:sz w:val="19"/>
-                <w:szCs w:val="19"/>
-              </w:rPr>
-              <w:t xml:space="preserve">Chốt đầu bài</w:t>
-            </w:r>
-          </w:p>
-        </w:tc>
-        <w:tc>
-          <w:tcPr>
-            <w:tcW w:type="dxa" w:w="3070"/>
-            <w:tcMar>
-              <w:top w:type="dxa" w:w="60"/>
-              <w:left w:type="dxa" w:w="90"/>
-              <w:bottom w:type="dxa" w:w="60"/>
-              <w:right w:type="dxa" w:w="90"/>
-            </w:tcMar>
-          </w:tcPr>
-          <w:p>
-            <w:pPr>
-              <w:spacing w:after="0" w:line="252"/>
-            </w:pPr>
-            <w:r>
-              <w:rPr>
-                <w:rFonts w:ascii="Calibri" w:cs="Calibri" w:eastAsia="Calibri" w:hAnsi="Calibri"/>
-                <w:b w:val="false"/>
-                <w:bCs w:val="false"/>
-                <w:i w:val="false"/>
-                <w:iCs w:val="false"/>
-                <w:color w:val="1F2933"/>
-                <w:sz w:val="19"/>
-                <w:szCs w:val="19"/>
-              </w:rPr>
-              <w:t xml:space="preserve">Kỹ sư điền, hệ thống kiểm đủ</w:t>
-            </w:r>
-          </w:p>
-        </w:tc>
-        <w:tc>
-          <w:tcPr>
-            <w:tcW w:type="dxa" w:w="2899"/>
+            <w:tcW w:type="dxa" w:w="4909"/>
+            <w:tcMar>
+              <w:top w:type="dxa" w:w="60"/>
+              <w:left w:type="dxa" w:w="90"/>
+              <w:bottom w:type="dxa" w:w="60"/>
+              <w:right w:type="dxa" w:w="90"/>
+            </w:tcMar>
+          </w:tcPr>
+          <w:p>
+            <w:pPr>
+              <w:spacing w:after="0" w:line="252"/>
+            </w:pPr>
+            <w:r>
+              <w:rPr>
+                <w:rFonts w:ascii="Calibri" w:cs="Calibri" w:eastAsia="Calibri" w:hAnsi="Calibri"/>
+                <w:b w:val="false"/>
+                <w:bCs w:val="false"/>
+                <w:i w:val="false"/>
+                <w:iCs w:val="false"/>
+                <w:color w:val="1F2933"/>
+                <w:sz w:val="19"/>
+                <w:szCs w:val="19"/>
+              </w:rPr>
+              <w:t xml:space="preserve">Kỹ sư điền đầu bài; cổng kiểm đủ điều kiện chặn nếu thiếu thứ không có thì không dựng nổi mặt bằng</w:t>
+            </w:r>
+          </w:p>
+        </w:tc>
+        <w:tc>
+          <w:tcPr>
+            <w:tcW w:type="dxa" w:w="3288"/>
             <w:tcMar>
               <w:top w:type="dxa" w:w="60"/>
               <w:left w:type="dxa" w:w="90"/>
@@ -11450,7 +12516,7 @@
         </w:trPr>
         <w:tc>
           <w:tcPr>
-            <w:tcW w:type="dxa" w:w="1213"/>
+            <w:tcW w:type="dxa" w:w="1441"/>
             <w:tcMar>
               <w:top w:type="dxa" w:w="60"/>
               <w:left w:type="dxa" w:w="90"/>
@@ -11479,88 +12545,85 @@
         </w:tc>
         <w:tc>
           <w:tcPr>
-            <w:tcW w:type="dxa" w:w="2456"/>
-            <w:tcMar>
-              <w:top w:type="dxa" w:w="60"/>
-              <w:left w:type="dxa" w:w="90"/>
-              <w:bottom w:type="dxa" w:w="60"/>
-              <w:right w:type="dxa" w:w="90"/>
-            </w:tcMar>
-          </w:tcPr>
-          <w:p>
-            <w:pPr>
-              <w:spacing w:after="0" w:line="252"/>
-            </w:pPr>
-            <w:r>
-              <w:rPr>
-                <w:rFonts w:ascii="Calibri" w:cs="Calibri" w:eastAsia="Calibri" w:hAnsi="Calibri"/>
-                <w:b w:val="false"/>
-                <w:bCs w:val="false"/>
-                <w:i w:val="false"/>
-                <w:iCs w:val="false"/>
-                <w:color w:val="1F2933"/>
-                <w:sz w:val="19"/>
-                <w:szCs w:val="19"/>
-              </w:rPr>
-              <w:t xml:space="preserve">Ẩn danh</w:t>
-            </w:r>
-          </w:p>
-        </w:tc>
-        <w:tc>
-          <w:tcPr>
-            <w:tcW w:type="dxa" w:w="3070"/>
-            <w:tcMar>
-              <w:top w:type="dxa" w:w="60"/>
-              <w:left w:type="dxa" w:w="90"/>
-              <w:bottom w:type="dxa" w:w="60"/>
-              <w:right w:type="dxa" w:w="90"/>
-            </w:tcMar>
-          </w:tcPr>
-          <w:p>
-            <w:pPr>
-              <w:spacing w:after="0" w:line="252"/>
-            </w:pPr>
-            <w:r>
-              <w:rPr>
-                <w:rFonts w:ascii="Calibri" w:cs="Calibri" w:eastAsia="Calibri" w:hAnsi="Calibri"/>
-                <w:b w:val="false"/>
-                <w:bCs w:val="false"/>
-                <w:i w:val="false"/>
-                <w:iCs w:val="false"/>
-                <w:color w:val="1F2933"/>
-                <w:sz w:val="19"/>
-                <w:szCs w:val="19"/>
-              </w:rPr>
-              <w:t xml:space="preserve">Chương trình</w:t>
-            </w:r>
-          </w:p>
-        </w:tc>
-        <w:tc>
-          <w:tcPr>
-            <w:tcW w:type="dxa" w:w="2899"/>
-            <w:tcMar>
-              <w:top w:type="dxa" w:w="60"/>
-              <w:left w:type="dxa" w:w="90"/>
-              <w:bottom w:type="dxa" w:w="60"/>
-              <w:right w:type="dxa" w:w="90"/>
-            </w:tcMar>
-          </w:tcPr>
-          <w:p>
-            <w:pPr>
-              <w:spacing w:after="0" w:line="252"/>
-            </w:pPr>
-            <w:r>
-              <w:rPr>
-                <w:rFonts w:ascii="Calibri" w:cs="Calibri" w:eastAsia="Calibri" w:hAnsi="Calibri"/>
-                <w:b w:val="false"/>
-                <w:bCs w:val="false"/>
-                <w:i w:val="false"/>
-                <w:iCs w:val="false"/>
-                <w:color w:val="1F2933"/>
-                <w:sz w:val="19"/>
-                <w:szCs w:val="19"/>
-              </w:rPr>
-              <w:t xml:space="preserve">Bản tóm tắt gửi được ra ngoài</w:t>
+            <w:tcW w:type="dxa" w:w="4909"/>
+            <w:tcMar>
+              <w:top w:type="dxa" w:w="60"/>
+              <w:left w:type="dxa" w:w="90"/>
+              <w:bottom w:type="dxa" w:w="60"/>
+              <w:right w:type="dxa" w:w="90"/>
+            </w:tcMar>
+          </w:tcPr>
+          <w:p>
+            <w:pPr>
+              <w:spacing w:after="0" w:line="252"/>
+            </w:pPr>
+            <w:r>
+              <w:rPr>
+                <w:rFonts w:ascii="Calibri" w:cs="Calibri" w:eastAsia="Calibri" w:hAnsi="Calibri"/>
+                <w:b w:val="false"/>
+                <w:bCs w:val="false"/>
+                <w:i w:val="false"/>
+                <w:iCs w:val="false"/>
+                <w:color w:val="1F2933"/>
+                <w:sz w:val="19"/>
+                <w:szCs w:val="19"/>
+              </w:rPr>
+              <w:t xml:space="preserve">Suy ra </w:t>
+            </w:r>
+            <w:r>
+              <w:rPr>
+                <w:rFonts w:ascii="Calibri" w:cs="Calibri" w:eastAsia="Calibri" w:hAnsi="Calibri"/>
+                <w:b/>
+                <w:bCs/>
+                <w:i w:val="false"/>
+                <w:iCs w:val="false"/>
+                <w:color w:val="1F2933"/>
+                <w:sz w:val="19"/>
+                <w:szCs w:val="19"/>
+              </w:rPr>
+              <w:t xml:space="preserve">đòi hỏi kiểm được</w:t>
+            </w:r>
+            <w:r>
+              <w:rPr>
+                <w:rFonts w:ascii="Calibri" w:cs="Calibri" w:eastAsia="Calibri" w:hAnsi="Calibri"/>
+                <w:b w:val="false"/>
+                <w:bCs w:val="false"/>
+                <w:i w:val="false"/>
+                <w:iCs w:val="false"/>
+                <w:color w:val="1F2933"/>
+                <w:sz w:val="19"/>
+                <w:szCs w:val="19"/>
+              </w:rPr>
+              <w:t xml:space="preserve"> từ câu trả lời, theo bảng dạng dữ liệu ("trả lời X thì mặt bằng phải có Y")</w:t>
+            </w:r>
+          </w:p>
+        </w:tc>
+        <w:tc>
+          <w:tcPr>
+            <w:tcW w:type="dxa" w:w="3288"/>
+            <w:tcMar>
+              <w:top w:type="dxa" w:w="60"/>
+              <w:left w:type="dxa" w:w="90"/>
+              <w:bottom w:type="dxa" w:w="60"/>
+              <w:right w:type="dxa" w:w="90"/>
+            </w:tcMar>
+          </w:tcPr>
+          <w:p>
+            <w:pPr>
+              <w:spacing w:after="0" w:line="252"/>
+            </w:pPr>
+            <w:r>
+              <w:rPr>
+                <w:rFonts w:ascii="Calibri" w:cs="Calibri" w:eastAsia="Calibri" w:hAnsi="Calibri"/>
+                <w:b w:val="false"/>
+                <w:bCs w:val="false"/>
+                <w:i w:val="false"/>
+                <w:iCs w:val="false"/>
+                <w:color w:val="1F2933"/>
+                <w:sz w:val="19"/>
+                <w:szCs w:val="19"/>
+              </w:rPr>
+              <w:t xml:space="preserve">Danh sách ràng buộc tất định</w:t>
             </w:r>
           </w:p>
         </w:tc>
@@ -11571,7 +12634,7 @@
         </w:trPr>
         <w:tc>
           <w:tcPr>
-            <w:tcW w:type="dxa" w:w="1213"/>
+            <w:tcW w:type="dxa" w:w="1441"/>
             <w:tcMar>
               <w:top w:type="dxa" w:w="60"/>
               <w:left w:type="dxa" w:w="90"/>
@@ -11600,88 +12663,240 @@
         </w:tc>
         <w:tc>
           <w:tcPr>
-            <w:tcW w:type="dxa" w:w="2456"/>
-            <w:tcMar>
-              <w:top w:type="dxa" w:w="60"/>
-              <w:left w:type="dxa" w:w="90"/>
-              <w:bottom w:type="dxa" w:w="60"/>
-              <w:right w:type="dxa" w:w="90"/>
-            </w:tcMar>
-          </w:tcPr>
-          <w:p>
-            <w:pPr>
-              <w:spacing w:after="0" w:line="252"/>
-            </w:pPr>
-            <w:r>
-              <w:rPr>
-                <w:rFonts w:ascii="Calibri" w:cs="Calibri" w:eastAsia="Calibri" w:hAnsi="Calibri"/>
-                <w:b w:val="false"/>
-                <w:bCs w:val="false"/>
-                <w:i w:val="false"/>
-                <w:iCs w:val="false"/>
-                <w:color w:val="1F2933"/>
-                <w:sz w:val="19"/>
-                <w:szCs w:val="19"/>
-              </w:rPr>
-              <w:t xml:space="preserve">Chương trình không gian</w:t>
-            </w:r>
-          </w:p>
-        </w:tc>
-        <w:tc>
-          <w:tcPr>
-            <w:tcW w:type="dxa" w:w="3070"/>
-            <w:tcMar>
-              <w:top w:type="dxa" w:w="60"/>
-              <w:left w:type="dxa" w:w="90"/>
-              <w:bottom w:type="dxa" w:w="60"/>
-              <w:right w:type="dxa" w:w="90"/>
-            </w:tcMar>
-          </w:tcPr>
-          <w:p>
-            <w:pPr>
-              <w:spacing w:after="0" w:line="252"/>
-            </w:pPr>
-            <w:r>
-              <w:rPr>
-                <w:rFonts w:ascii="Calibri" w:cs="Calibri" w:eastAsia="Calibri" w:hAnsi="Calibri"/>
-                <w:b w:val="false"/>
-                <w:bCs w:val="false"/>
-                <w:i w:val="false"/>
-                <w:iCs w:val="false"/>
-                <w:color w:val="1F2933"/>
-                <w:sz w:val="19"/>
-                <w:szCs w:val="19"/>
-              </w:rPr>
-              <w:t xml:space="preserve">Mô hình đề xuất, chương trình bác nếu thiếu so với đầu bài</w:t>
-            </w:r>
-          </w:p>
-        </w:tc>
-        <w:tc>
-          <w:tcPr>
-            <w:tcW w:type="dxa" w:w="2899"/>
-            <w:tcMar>
-              <w:top w:type="dxa" w:w="60"/>
-              <w:left w:type="dxa" w:w="90"/>
-              <w:bottom w:type="dxa" w:w="60"/>
-              <w:right w:type="dxa" w:w="90"/>
-            </w:tcMar>
-          </w:tcPr>
-          <w:p>
-            <w:pPr>
-              <w:spacing w:after="0" w:line="252"/>
-            </w:pPr>
-            <w:r>
-              <w:rPr>
-                <w:rFonts w:ascii="Calibri" w:cs="Calibri" w:eastAsia="Calibri" w:hAnsi="Calibri"/>
-                <w:b w:val="false"/>
-                <w:bCs w:val="false"/>
-                <w:i w:val="false"/>
-                <w:iCs w:val="false"/>
-                <w:color w:val="1F2933"/>
-                <w:sz w:val="19"/>
-                <w:szCs w:val="19"/>
-              </w:rPr>
-              <w:t xml:space="preserve">Danh sách phòng, diện tích, quan hệ</w:t>
+            <w:tcW w:type="dxa" w:w="4909"/>
+            <w:tcMar>
+              <w:top w:type="dxa" w:w="60"/>
+              <w:left w:type="dxa" w:w="90"/>
+              <w:bottom w:type="dxa" w:w="60"/>
+              <w:right w:type="dxa" w:w="90"/>
+            </w:tcMar>
+          </w:tcPr>
+          <w:p>
+            <w:pPr>
+              <w:spacing w:after="0" w:line="252"/>
+            </w:pPr>
+            <w:r>
+              <w:rPr>
+                <w:rFonts w:ascii="Calibri" w:cs="Calibri" w:eastAsia="Calibri" w:hAnsi="Calibri"/>
+                <w:b w:val="false"/>
+                <w:bCs w:val="false"/>
+                <w:i w:val="false"/>
+                <w:iCs w:val="false"/>
+                <w:color w:val="1F2933"/>
+                <w:sz w:val="19"/>
+                <w:szCs w:val="19"/>
+              </w:rPr>
+              <w:t xml:space="preserve">Lược danh tính</w:t>
+            </w:r>
+          </w:p>
+        </w:tc>
+        <w:tc>
+          <w:tcPr>
+            <w:tcW w:type="dxa" w:w="3288"/>
+            <w:tcMar>
+              <w:top w:type="dxa" w:w="60"/>
+              <w:left w:type="dxa" w:w="90"/>
+              <w:bottom w:type="dxa" w:w="60"/>
+              <w:right w:type="dxa" w:w="90"/>
+            </w:tcMar>
+          </w:tcPr>
+          <w:p>
+            <w:pPr>
+              <w:spacing w:after="0" w:line="252"/>
+            </w:pPr>
+            <w:r>
+              <w:rPr>
+                <w:rFonts w:ascii="Calibri" w:cs="Calibri" w:eastAsia="Calibri" w:hAnsi="Calibri"/>
+                <w:b w:val="false"/>
+                <w:bCs w:val="false"/>
+                <w:i w:val="false"/>
+                <w:iCs w:val="false"/>
+                <w:color w:val="1F2933"/>
+                <w:sz w:val="19"/>
+                <w:szCs w:val="19"/>
+              </w:rPr>
+              <w:t xml:space="preserve">Bản gửi ra ngoài được, hạng dữ liệu 2</w:t>
+            </w:r>
+          </w:p>
+        </w:tc>
+      </w:tr>
+    </w:tbl>
+    <w:p>
+      <w:pPr>
+        <w:spacing w:after="160"/>
+      </w:pPr>
+    </w:p>
+    <w:p>
+      <w:pPr>
+        <w:spacing w:after="140" w:line="276"/>
+        <w:jc w:val="left"/>
+      </w:pPr>
+      <w:r>
+        <w:rPr>
+          <w:rFonts w:ascii="Calibri" w:cs="Calibri" w:eastAsia="Calibri" w:hAnsi="Calibri"/>
+          <w:b/>
+          <w:bCs/>
+          <w:i w:val="false"/>
+          <w:iCs w:val="false"/>
+          <w:color w:val="1F2933"/>
+          <w:sz w:val="21"/>
+          <w:szCs w:val="21"/>
+        </w:rPr>
+        <w:t xml:space="preserve">Giai đoạn 1 — Mặt bằng từng tầng</w:t>
+      </w:r>
+      <w:r>
+        <w:rPr>
+          <w:rFonts w:ascii="Calibri" w:cs="Calibri" w:eastAsia="Calibri" w:hAnsi="Calibri"/>
+          <w:b w:val="false"/>
+          <w:bCs w:val="false"/>
+          <w:i w:val="false"/>
+          <w:iCs w:val="false"/>
+          <w:color w:val="1F2933"/>
+          <w:sz w:val="21"/>
+          <w:szCs w:val="21"/>
+        </w:rPr>
+        <w:t xml:space="preserve"> (chạy nền, nhiều phương án song song)</w:t>
+      </w:r>
+    </w:p>
+    <w:tbl>
+      <w:tblPr>
+        <w:tblW w:type="dxa" w:w="9638"/>
+        <w:tblBorders>
+          <w:top w:val="single" w:color="C9D2CE" w:sz="4"/>
+          <w:left w:val="single" w:color="C9D2CE" w:sz="4"/>
+          <w:bottom w:val="single" w:color="C9D2CE" w:sz="4"/>
+          <w:right w:val="single" w:color="C9D2CE" w:sz="4"/>
+          <w:insideH w:val="single" w:color="C9D2CE" w:sz="4"/>
+          <w:insideV w:val="single" w:color="C9D2CE" w:sz="4"/>
+        </w:tblBorders>
+      </w:tblPr>
+      <w:tblGrid>
+        <w:gridCol w:w="1025"/>
+        <w:gridCol w:w="2622"/>
+        <w:gridCol w:w="2499"/>
+        <w:gridCol w:w="3492"/>
+      </w:tblGrid>
+      <w:tr>
+        <w:trPr>
+          <w:tblHeader/>
+        </w:trPr>
+        <w:tc>
+          <w:tcPr>
+            <w:tcW w:type="dxa" w:w="1025"/>
+            <w:shd w:fill="EAF1EE" w:color="auto" w:val="clear"/>
+            <w:tcMar>
+              <w:top w:type="dxa" w:w="60"/>
+              <w:left w:type="dxa" w:w="90"/>
+              <w:bottom w:type="dxa" w:w="60"/>
+              <w:right w:type="dxa" w:w="90"/>
+            </w:tcMar>
+          </w:tcPr>
+          <w:p>
+            <w:pPr>
+              <w:spacing w:after="0" w:line="252"/>
+            </w:pPr>
+            <w:r>
+              <w:rPr>
+                <w:rFonts w:ascii="Calibri" w:cs="Calibri" w:eastAsia="Calibri" w:hAnsi="Calibri"/>
+                <w:b/>
+                <w:bCs/>
+                <w:i w:val="false"/>
+                <w:iCs w:val="false"/>
+                <w:color w:val="1F2933"/>
+                <w:sz w:val="19"/>
+                <w:szCs w:val="19"/>
+              </w:rPr>
+              <w:t xml:space="preserve">#</w:t>
+            </w:r>
+          </w:p>
+        </w:tc>
+        <w:tc>
+          <w:tcPr>
+            <w:tcW w:type="dxa" w:w="2622"/>
+            <w:shd w:fill="EAF1EE" w:color="auto" w:val="clear"/>
+            <w:tcMar>
+              <w:top w:type="dxa" w:w="60"/>
+              <w:left w:type="dxa" w:w="90"/>
+              <w:bottom w:type="dxa" w:w="60"/>
+              <w:right w:type="dxa" w:w="90"/>
+            </w:tcMar>
+          </w:tcPr>
+          <w:p>
+            <w:pPr>
+              <w:spacing w:after="0" w:line="252"/>
+            </w:pPr>
+            <w:r>
+              <w:rPr>
+                <w:rFonts w:ascii="Calibri" w:cs="Calibri" w:eastAsia="Calibri" w:hAnsi="Calibri"/>
+                <w:b/>
+                <w:bCs/>
+                <w:i w:val="false"/>
+                <w:iCs w:val="false"/>
+                <w:color w:val="1F2933"/>
+                <w:sz w:val="19"/>
+                <w:szCs w:val="19"/>
+              </w:rPr>
+              <w:t xml:space="preserve">Bước</w:t>
+            </w:r>
+          </w:p>
+        </w:tc>
+        <w:tc>
+          <w:tcPr>
+            <w:tcW w:type="dxa" w:w="2499"/>
+            <w:shd w:fill="EAF1EE" w:color="auto" w:val="clear"/>
+            <w:tcMar>
+              <w:top w:type="dxa" w:w="60"/>
+              <w:left w:type="dxa" w:w="90"/>
+              <w:bottom w:type="dxa" w:w="60"/>
+              <w:right w:type="dxa" w:w="90"/>
+            </w:tcMar>
+          </w:tcPr>
+          <w:p>
+            <w:pPr>
+              <w:spacing w:after="0" w:line="252"/>
+            </w:pPr>
+            <w:r>
+              <w:rPr>
+                <w:rFonts w:ascii="Calibri" w:cs="Calibri" w:eastAsia="Calibri" w:hAnsi="Calibri"/>
+                <w:b/>
+                <w:bCs/>
+                <w:i w:val="false"/>
+                <w:iCs w:val="false"/>
+                <w:color w:val="1F2933"/>
+                <w:sz w:val="19"/>
+                <w:szCs w:val="19"/>
+              </w:rPr>
+              <w:t xml:space="preserve">Ai quyết định</w:t>
+            </w:r>
+          </w:p>
+        </w:tc>
+        <w:tc>
+          <w:tcPr>
+            <w:tcW w:type="dxa" w:w="3492"/>
+            <w:shd w:fill="EAF1EE" w:color="auto" w:val="clear"/>
+            <w:tcMar>
+              <w:top w:type="dxa" w:w="60"/>
+              <w:left w:type="dxa" w:w="90"/>
+              <w:bottom w:type="dxa" w:w="60"/>
+              <w:right w:type="dxa" w:w="90"/>
+            </w:tcMar>
+          </w:tcPr>
+          <w:p>
+            <w:pPr>
+              <w:spacing w:after="0" w:line="252"/>
+            </w:pPr>
+            <w:r>
+              <w:rPr>
+                <w:rFonts w:ascii="Calibri" w:cs="Calibri" w:eastAsia="Calibri" w:hAnsi="Calibri"/>
+                <w:b/>
+                <w:bCs/>
+                <w:i w:val="false"/>
+                <w:iCs w:val="false"/>
+                <w:color w:val="1F2933"/>
+                <w:sz w:val="19"/>
+                <w:szCs w:val="19"/>
+              </w:rPr>
+              <w:t xml:space="preserve">Kết quả</w:t>
             </w:r>
           </w:p>
         </w:tc>
@@ -11692,7 +12907,7 @@
         </w:trPr>
         <w:tc>
           <w:tcPr>
-            <w:tcW w:type="dxa" w:w="1213"/>
+            <w:tcW w:type="dxa" w:w="1025"/>
             <w:tcMar>
               <w:top w:type="dxa" w:w="60"/>
               <w:left w:type="dxa" w:w="90"/>
@@ -11721,59 +12936,30 @@
         </w:tc>
         <w:tc>
           <w:tcPr>
-            <w:tcW w:type="dxa" w:w="2456"/>
-            <w:tcMar>
-              <w:top w:type="dxa" w:w="60"/>
-              <w:left w:type="dxa" w:w="90"/>
-              <w:bottom w:type="dxa" w:w="60"/>
-              <w:right w:type="dxa" w:w="90"/>
-            </w:tcMar>
-          </w:tcPr>
-          <w:p>
-            <w:pPr>
-              <w:spacing w:after="0" w:line="252"/>
-            </w:pPr>
-            <w:r>
-              <w:rPr>
-                <w:rFonts w:ascii="Calibri" w:cs="Calibri" w:eastAsia="Calibri" w:hAnsi="Calibri"/>
-                <w:b w:val="false"/>
-                <w:bCs w:val="false"/>
-                <w:i w:val="false"/>
-                <w:iCs w:val="false"/>
-                <w:color w:val="1F2933"/>
-                <w:sz w:val="19"/>
-                <w:szCs w:val="19"/>
-              </w:rPr>
-              <w:t xml:space="preserve">Ý định cả nhà</w:t>
-            </w:r>
-          </w:p>
-        </w:tc>
-        <w:tc>
-          <w:tcPr>
-            <w:tcW w:type="dxa" w:w="3070"/>
-            <w:tcMar>
-              <w:top w:type="dxa" w:w="60"/>
-              <w:left w:type="dxa" w:w="90"/>
-              <w:bottom w:type="dxa" w:w="60"/>
-              <w:right w:type="dxa" w:w="90"/>
-            </w:tcMar>
-          </w:tcPr>
-          <w:p>
-            <w:pPr>
-              <w:spacing w:after="0" w:line="252"/>
-            </w:pPr>
-            <w:r>
-              <w:rPr>
-                <w:rFonts w:ascii="Calibri" w:cs="Calibri" w:eastAsia="Calibri" w:hAnsi="Calibri"/>
-                <w:b w:val="false"/>
-                <w:bCs w:val="false"/>
-                <w:i w:val="false"/>
-                <w:iCs w:val="false"/>
-                <w:color w:val="1F2933"/>
-                <w:sz w:val="19"/>
-                <w:szCs w:val="19"/>
-              </w:rPr>
-              <w:t xml:space="preserve">Mô hình, </w:t>
+            <w:tcW w:type="dxa" w:w="2622"/>
+            <w:tcMar>
+              <w:top w:type="dxa" w:w="60"/>
+              <w:left w:type="dxa" w:w="90"/>
+              <w:bottom w:type="dxa" w:w="60"/>
+              <w:right w:type="dxa" w:w="90"/>
+            </w:tcMar>
+          </w:tcPr>
+          <w:p>
+            <w:pPr>
+              <w:spacing w:after="0" w:line="252"/>
+            </w:pPr>
+            <w:r>
+              <w:rPr>
+                <w:rFonts w:ascii="Calibri" w:cs="Calibri" w:eastAsia="Calibri" w:hAnsi="Calibri"/>
+                <w:b w:val="false"/>
+                <w:bCs w:val="false"/>
+                <w:i w:val="false"/>
+                <w:iCs w:val="false"/>
+                <w:color w:val="1F2933"/>
+                <w:sz w:val="19"/>
+                <w:szCs w:val="19"/>
+              </w:rPr>
+              <w:t xml:space="preserve">Ý định cả nhà — </w:t>
             </w:r>
             <w:r>
               <w:rPr>
@@ -11792,30 +12978,59 @@
         </w:tc>
         <w:tc>
           <w:tcPr>
-            <w:tcW w:type="dxa" w:w="2899"/>
-            <w:tcMar>
-              <w:top w:type="dxa" w:w="60"/>
-              <w:left w:type="dxa" w:w="90"/>
-              <w:bottom w:type="dxa" w:w="60"/>
-              <w:right w:type="dxa" w:w="90"/>
-            </w:tcMar>
-          </w:tcPr>
-          <w:p>
-            <w:pPr>
-              <w:spacing w:after="0" w:line="252"/>
-            </w:pPr>
-            <w:r>
-              <w:rPr>
-                <w:rFonts w:ascii="Calibri" w:cs="Calibri" w:eastAsia="Calibri" w:hAnsi="Calibri"/>
-                <w:b w:val="false"/>
-                <w:bCs w:val="false"/>
-                <w:i w:val="false"/>
-                <w:iCs w:val="false"/>
-                <w:color w:val="1F2933"/>
-                <w:sz w:val="19"/>
-                <w:szCs w:val="19"/>
-              </w:rPr>
-              <w:t xml:space="preserve">Khai phòng từng tầng và bản phác lưới ô</w:t>
+            <w:tcW w:type="dxa" w:w="2499"/>
+            <w:tcMar>
+              <w:top w:type="dxa" w:w="60"/>
+              <w:left w:type="dxa" w:w="90"/>
+              <w:bottom w:type="dxa" w:w="60"/>
+              <w:right w:type="dxa" w:w="90"/>
+            </w:tcMar>
+          </w:tcPr>
+          <w:p>
+            <w:pPr>
+              <w:spacing w:after="0" w:line="252"/>
+            </w:pPr>
+            <w:r>
+              <w:rPr>
+                <w:rFonts w:ascii="Calibri" w:cs="Calibri" w:eastAsia="Calibri" w:hAnsi="Calibri"/>
+                <w:b w:val="false"/>
+                <w:bCs w:val="false"/>
+                <w:i w:val="false"/>
+                <w:iCs w:val="false"/>
+                <w:color w:val="1F2933"/>
+                <w:sz w:val="19"/>
+                <w:szCs w:val="19"/>
+              </w:rPr>
+              <w:t xml:space="preserve">Mô hình</w:t>
+            </w:r>
+          </w:p>
+        </w:tc>
+        <w:tc>
+          <w:tcPr>
+            <w:tcW w:type="dxa" w:w="3492"/>
+            <w:tcMar>
+              <w:top w:type="dxa" w:w="60"/>
+              <w:left w:type="dxa" w:w="90"/>
+              <w:bottom w:type="dxa" w:w="60"/>
+              <w:right w:type="dxa" w:w="90"/>
+            </w:tcMar>
+          </w:tcPr>
+          <w:p>
+            <w:pPr>
+              <w:spacing w:after="0" w:line="252"/>
+            </w:pPr>
+            <w:r>
+              <w:rPr>
+                <w:rFonts w:ascii="Calibri" w:cs="Calibri" w:eastAsia="Calibri" w:hAnsi="Calibri"/>
+                <w:b w:val="false"/>
+                <w:bCs w:val="false"/>
+                <w:i w:val="false"/>
+                <w:iCs w:val="false"/>
+                <w:color w:val="1F2933"/>
+                <w:sz w:val="19"/>
+                <w:szCs w:val="19"/>
+              </w:rPr>
+              <w:t xml:space="preserve">Khai phòng từng tầng, quan hệ, lối vào, và bản phác lưới ô ~1 m mỗi tầng</w:t>
             </w:r>
           </w:p>
         </w:tc>
@@ -11826,7 +13041,7 @@
         </w:trPr>
         <w:tc>
           <w:tcPr>
-            <w:tcW w:type="dxa" w:w="1213"/>
+            <w:tcW w:type="dxa" w:w="1025"/>
             <w:tcMar>
               <w:top w:type="dxa" w:w="60"/>
               <w:left w:type="dxa" w:w="90"/>
@@ -11855,88 +13070,101 @@
         </w:tc>
         <w:tc>
           <w:tcPr>
-            <w:tcW w:type="dxa" w:w="2456"/>
-            <w:tcMar>
-              <w:top w:type="dxa" w:w="60"/>
-              <w:left w:type="dxa" w:w="90"/>
-              <w:bottom w:type="dxa" w:w="60"/>
-              <w:right w:type="dxa" w:w="90"/>
-            </w:tcMar>
-          </w:tcPr>
-          <w:p>
-            <w:pPr>
-              <w:spacing w:after="0" w:line="252"/>
-            </w:pPr>
-            <w:r>
-              <w:rPr>
-                <w:rFonts w:ascii="Calibri" w:cs="Calibri" w:eastAsia="Calibri" w:hAnsi="Calibri"/>
-                <w:b w:val="false"/>
-                <w:bCs w:val="false"/>
-                <w:i w:val="false"/>
-                <w:iCs w:val="false"/>
-                <w:color w:val="1F2933"/>
-                <w:sz w:val="19"/>
-                <w:szCs w:val="19"/>
-              </w:rPr>
-              <w:t xml:space="preserve">Xếp phòng từng tầng</w:t>
-            </w:r>
-          </w:p>
-        </w:tc>
-        <w:tc>
-          <w:tcPr>
-            <w:tcW w:type="dxa" w:w="3070"/>
-            <w:tcMar>
-              <w:top w:type="dxa" w:w="60"/>
-              <w:left w:type="dxa" w:w="90"/>
-              <w:bottom w:type="dxa" w:w="60"/>
-              <w:right w:type="dxa" w:w="90"/>
-            </w:tcMar>
-          </w:tcPr>
-          <w:p>
-            <w:pPr>
-              <w:spacing w:after="0" w:line="252"/>
-            </w:pPr>
-            <w:r>
-              <w:rPr>
-                <w:rFonts w:ascii="Calibri" w:cs="Calibri" w:eastAsia="Calibri" w:hAnsi="Calibri"/>
-                <w:b w:val="false"/>
-                <w:bCs w:val="false"/>
-                <w:i w:val="false"/>
-                <w:iCs w:val="false"/>
-                <w:color w:val="1F2933"/>
-                <w:sz w:val="19"/>
-                <w:szCs w:val="19"/>
-              </w:rPr>
-              <w:t xml:space="preserve">Chương trình nắn bản phác</w:t>
-            </w:r>
-          </w:p>
-        </w:tc>
-        <w:tc>
-          <w:tcPr>
-            <w:tcW w:type="dxa" w:w="2899"/>
-            <w:tcMar>
-              <w:top w:type="dxa" w:w="60"/>
-              <w:left w:type="dxa" w:w="90"/>
-              <w:bottom w:type="dxa" w:w="60"/>
-              <w:right w:type="dxa" w:w="90"/>
-            </w:tcMar>
-          </w:tcPr>
-          <w:p>
-            <w:pPr>
-              <w:spacing w:after="0" w:line="252"/>
-            </w:pPr>
-            <w:r>
-              <w:rPr>
-                <w:rFonts w:ascii="Calibri" w:cs="Calibri" w:eastAsia="Calibri" w:hAnsi="Calibri"/>
-                <w:b w:val="false"/>
-                <w:bCs w:val="false"/>
-                <w:i w:val="false"/>
-                <w:iCs w:val="false"/>
-                <w:color w:val="1F2933"/>
-                <w:sz w:val="19"/>
-                <w:szCs w:val="19"/>
-              </w:rPr>
-              <w:t xml:space="preserve">Bố cục hợp lệ về hình học</w:t>
+            <w:tcW w:type="dxa" w:w="2622"/>
+            <w:tcMar>
+              <w:top w:type="dxa" w:w="60"/>
+              <w:left w:type="dxa" w:w="90"/>
+              <w:bottom w:type="dxa" w:w="60"/>
+              <w:right w:type="dxa" w:w="90"/>
+            </w:tcMar>
+          </w:tcPr>
+          <w:p>
+            <w:pPr>
+              <w:spacing w:after="0" w:line="252"/>
+            </w:pPr>
+            <w:r>
+              <w:rPr>
+                <w:rFonts w:ascii="Calibri" w:cs="Calibri" w:eastAsia="Calibri" w:hAnsi="Calibri"/>
+                <w:b w:val="false"/>
+                <w:bCs w:val="false"/>
+                <w:i w:val="false"/>
+                <w:iCs w:val="false"/>
+                <w:color w:val="1F2933"/>
+                <w:sz w:val="19"/>
+                <w:szCs w:val="19"/>
+              </w:rPr>
+              <w:t xml:space="preserve">Dựng khung xương rồi xếp phòng</w:t>
+            </w:r>
+          </w:p>
+        </w:tc>
+        <w:tc>
+          <w:tcPr>
+            <w:tcW w:type="dxa" w:w="2499"/>
+            <w:tcMar>
+              <w:top w:type="dxa" w:w="60"/>
+              <w:left w:type="dxa" w:w="90"/>
+              <w:bottom w:type="dxa" w:w="60"/>
+              <w:right w:type="dxa" w:w="90"/>
+            </w:tcMar>
+          </w:tcPr>
+          <w:p>
+            <w:pPr>
+              <w:spacing w:after="0" w:line="252"/>
+            </w:pPr>
+            <w:r>
+              <w:rPr>
+                <w:rFonts w:ascii="Calibri" w:cs="Calibri" w:eastAsia="Calibri" w:hAnsi="Calibri"/>
+                <w:b w:val="false"/>
+                <w:bCs w:val="false"/>
+                <w:i w:val="false"/>
+                <w:iCs w:val="false"/>
+                <w:color w:val="1F2933"/>
+                <w:sz w:val="19"/>
+                <w:szCs w:val="19"/>
+              </w:rPr>
+              <w:t xml:space="preserve">Chương trình</w:t>
+            </w:r>
+          </w:p>
+        </w:tc>
+        <w:tc>
+          <w:tcPr>
+            <w:tcW w:type="dxa" w:w="3492"/>
+            <w:tcMar>
+              <w:top w:type="dxa" w:w="60"/>
+              <w:left w:type="dxa" w:w="90"/>
+              <w:bottom w:type="dxa" w:w="60"/>
+              <w:right w:type="dxa" w:w="90"/>
+            </w:tcMar>
+          </w:tcPr>
+          <w:p>
+            <w:pPr>
+              <w:spacing w:after="0" w:line="252"/>
+            </w:pPr>
+            <w:r>
+              <w:rPr>
+                <w:rFonts w:ascii="Calibri" w:cs="Calibri" w:eastAsia="Calibri" w:hAnsi="Calibri"/>
+                <w:b w:val="false"/>
+                <w:bCs w:val="false"/>
+                <w:i w:val="false"/>
+                <w:iCs w:val="false"/>
+                <w:color w:val="1F2933"/>
+                <w:sz w:val="19"/>
+                <w:szCs w:val="19"/>
+              </w:rPr>
+              <w:t xml:space="preserve">Ô thang đúng mốc, hành lang nối ô thang, phòng lấp vào các túi theo vị trí bản phác — </w:t>
+            </w:r>
+            <w:r>
+              <w:rPr>
+                <w:rFonts w:ascii="Calibri" w:cs="Calibri" w:eastAsia="Calibri" w:hAnsi="Calibri"/>
+                <w:b/>
+                <w:bCs/>
+                <w:i w:val="false"/>
+                <w:iCs w:val="false"/>
+                <w:color w:val="1F2933"/>
+                <w:sz w:val="19"/>
+                <w:szCs w:val="19"/>
+              </w:rPr>
+              <w:t xml:space="preserve">chương trình gán mọi toạ độ</w:t>
             </w:r>
           </w:p>
         </w:tc>
@@ -11947,7 +13175,7 @@
         </w:trPr>
         <w:tc>
           <w:tcPr>
-            <w:tcW w:type="dxa" w:w="1213"/>
+            <w:tcW w:type="dxa" w:w="1025"/>
             <w:tcMar>
               <w:top w:type="dxa" w:w="60"/>
               <w:left w:type="dxa" w:w="90"/>
@@ -11976,7 +13204,7 @@
         </w:tc>
         <w:tc>
           <w:tcPr>
-            <w:tcW w:type="dxa" w:w="2456"/>
+            <w:tcW w:type="dxa" w:w="2622"/>
             <w:tcMar>
               <w:top w:type="dxa" w:w="60"/>
               <w:left w:type="dxa" w:w="90"/>
@@ -12005,7 +13233,7 @@
         </w:tc>
         <w:tc>
           <w:tcPr>
-            <w:tcW w:type="dxa" w:w="3070"/>
+            <w:tcW w:type="dxa" w:w="2499"/>
             <w:tcMar>
               <w:top w:type="dxa" w:w="60"/>
               <w:left w:type="dxa" w:w="90"/>
@@ -12034,30 +13262,30 @@
         </w:tc>
         <w:tc>
           <w:tcPr>
-            <w:tcW w:type="dxa" w:w="2899"/>
-            <w:tcMar>
-              <w:top w:type="dxa" w:w="60"/>
-              <w:left w:type="dxa" w:w="90"/>
-              <w:bottom w:type="dxa" w:w="60"/>
-              <w:right w:type="dxa" w:w="90"/>
-            </w:tcMar>
-          </w:tcPr>
-          <w:p>
-            <w:pPr>
-              <w:spacing w:after="0" w:line="252"/>
-            </w:pPr>
-            <w:r>
-              <w:rPr>
-                <w:rFonts w:ascii="Calibri" w:cs="Calibri" w:eastAsia="Calibri" w:hAnsi="Calibri"/>
-                <w:b w:val="false"/>
-                <w:bCs w:val="false"/>
-                <w:i w:val="false"/>
-                <w:iCs w:val="false"/>
-                <w:color w:val="1F2933"/>
-                <w:sz w:val="19"/>
-                <w:szCs w:val="19"/>
-              </w:rPr>
-              <w:t xml:space="preserve">Toạ độ, tường, lỗ mở, thang</w:t>
+            <w:tcW w:type="dxa" w:w="3492"/>
+            <w:tcMar>
+              <w:top w:type="dxa" w:w="60"/>
+              <w:left w:type="dxa" w:w="90"/>
+              <w:bottom w:type="dxa" w:w="60"/>
+              <w:right w:type="dxa" w:w="90"/>
+            </w:tcMar>
+          </w:tcPr>
+          <w:p>
+            <w:pPr>
+              <w:spacing w:after="0" w:line="252"/>
+            </w:pPr>
+            <w:r>
+              <w:rPr>
+                <w:rFonts w:ascii="Calibri" w:cs="Calibri" w:eastAsia="Calibri" w:hAnsi="Calibri"/>
+                <w:b w:val="false"/>
+                <w:bCs w:val="false"/>
+                <w:i w:val="false"/>
+                <w:iCs w:val="false"/>
+                <w:color w:val="1F2933"/>
+                <w:sz w:val="19"/>
+                <w:szCs w:val="19"/>
+              </w:rPr>
+              <w:t xml:space="preserve">Tường, cửa, cửa sổ, số bậc thang, bậc tam cấp, ban công (kể cả phần đua ra ngoài ranh)</w:t>
             </w:r>
           </w:p>
         </w:tc>
@@ -12068,7 +13296,7 @@
         </w:trPr>
         <w:tc>
           <w:tcPr>
-            <w:tcW w:type="dxa" w:w="1213"/>
+            <w:tcW w:type="dxa" w:w="1025"/>
             <w:tcMar>
               <w:top w:type="dxa" w:w="60"/>
               <w:left w:type="dxa" w:w="90"/>
@@ -12097,7 +13325,7 @@
         </w:tc>
         <w:tc>
           <w:tcPr>
-            <w:tcW w:type="dxa" w:w="2456"/>
+            <w:tcW w:type="dxa" w:w="2622"/>
             <w:tcMar>
               <w:top w:type="dxa" w:w="60"/>
               <w:left w:type="dxa" w:w="90"/>
@@ -12126,7 +13354,7 @@
         </w:tc>
         <w:tc>
           <w:tcPr>
-            <w:tcW w:type="dxa" w:w="3070"/>
+            <w:tcW w:type="dxa" w:w="2499"/>
             <w:tcMar>
               <w:top w:type="dxa" w:w="60"/>
               <w:left w:type="dxa" w:w="90"/>
@@ -12155,30 +13383,30 @@
         </w:tc>
         <w:tc>
           <w:tcPr>
-            <w:tcW w:type="dxa" w:w="2899"/>
-            <w:tcMar>
-              <w:top w:type="dxa" w:w="60"/>
-              <w:left w:type="dxa" w:w="90"/>
-              <w:bottom w:type="dxa" w:w="60"/>
-              <w:right w:type="dxa" w:w="90"/>
-            </w:tcMar>
-          </w:tcPr>
-          <w:p>
-            <w:pPr>
-              <w:spacing w:after="0" w:line="252"/>
-            </w:pPr>
-            <w:r>
-              <w:rPr>
-                <w:rFonts w:ascii="Calibri" w:cs="Calibri" w:eastAsia="Calibri" w:hAnsi="Calibri"/>
-                <w:b w:val="false"/>
-                <w:bCs w:val="false"/>
-                <w:i w:val="false"/>
-                <w:iCs w:val="false"/>
-                <w:color w:val="1F2933"/>
-                <w:sz w:val="19"/>
-                <w:szCs w:val="19"/>
-              </w:rPr>
-              <w:t xml:space="preserve">Đạt, sửa lại, hoặc bỏ</w:t>
+            <w:tcW w:type="dxa" w:w="3492"/>
+            <w:tcMar>
+              <w:top w:type="dxa" w:w="60"/>
+              <w:left w:type="dxa" w:w="90"/>
+              <w:bottom w:type="dxa" w:w="60"/>
+              <w:right w:type="dxa" w:w="90"/>
+            </w:tcMar>
+          </w:tcPr>
+          <w:p>
+            <w:pPr>
+              <w:spacing w:after="0" w:line="252"/>
+            </w:pPr>
+            <w:r>
+              <w:rPr>
+                <w:rFonts w:ascii="Calibri" w:cs="Calibri" w:eastAsia="Calibri" w:hAnsi="Calibri"/>
+                <w:b w:val="false"/>
+                <w:bCs w:val="false"/>
+                <w:i w:val="false"/>
+                <w:iCs w:val="false"/>
+                <w:color w:val="1F2933"/>
+                <w:sz w:val="19"/>
+                <w:szCs w:val="19"/>
+              </w:rPr>
+              <w:t xml:space="preserve">Đạt · gọi lại mô hình để sửa · hoặc bỏ</w:t>
             </w:r>
           </w:p>
         </w:tc>
@@ -12189,7 +13417,7 @@
         </w:trPr>
         <w:tc>
           <w:tcPr>
-            <w:tcW w:type="dxa" w:w="1213"/>
+            <w:tcW w:type="dxa" w:w="1025"/>
             <w:tcMar>
               <w:top w:type="dxa" w:w="60"/>
               <w:left w:type="dxa" w:w="90"/>
@@ -12218,88 +13446,101 @@
         </w:tc>
         <w:tc>
           <w:tcPr>
-            <w:tcW w:type="dxa" w:w="2456"/>
-            <w:tcMar>
-              <w:top w:type="dxa" w:w="60"/>
-              <w:left w:type="dxa" w:w="90"/>
-              <w:bottom w:type="dxa" w:w="60"/>
-              <w:right w:type="dxa" w:w="90"/>
-            </w:tcMar>
-          </w:tcPr>
-          <w:p>
-            <w:pPr>
-              <w:spacing w:after="0" w:line="252"/>
-            </w:pPr>
-            <w:r>
-              <w:rPr>
-                <w:rFonts w:ascii="Calibri" w:cs="Calibri" w:eastAsia="Calibri" w:hAnsi="Calibri"/>
-                <w:b w:val="false"/>
-                <w:bCs w:val="false"/>
-                <w:i w:val="false"/>
-                <w:iCs w:val="false"/>
-                <w:color w:val="1F2933"/>
-                <w:sz w:val="19"/>
-                <w:szCs w:val="19"/>
-              </w:rPr>
-              <w:t xml:space="preserve">Vẽ tờ vector</w:t>
-            </w:r>
-          </w:p>
-        </w:tc>
-        <w:tc>
-          <w:tcPr>
-            <w:tcW w:type="dxa" w:w="3070"/>
-            <w:tcMar>
-              <w:top w:type="dxa" w:w="60"/>
-              <w:left w:type="dxa" w:w="90"/>
-              <w:bottom w:type="dxa" w:w="60"/>
-              <w:right w:type="dxa" w:w="90"/>
-            </w:tcMar>
-          </w:tcPr>
-          <w:p>
-            <w:pPr>
-              <w:spacing w:after="0" w:line="252"/>
-            </w:pPr>
-            <w:r>
-              <w:rPr>
-                <w:rFonts w:ascii="Calibri" w:cs="Calibri" w:eastAsia="Calibri" w:hAnsi="Calibri"/>
-                <w:b w:val="false"/>
-                <w:bCs w:val="false"/>
-                <w:i w:val="false"/>
-                <w:iCs w:val="false"/>
-                <w:color w:val="1F2933"/>
-                <w:sz w:val="19"/>
-                <w:szCs w:val="19"/>
-              </w:rPr>
-              <w:t xml:space="preserve">Chương trình, tất định</w:t>
-            </w:r>
-          </w:p>
-        </w:tc>
-        <w:tc>
-          <w:tcPr>
-            <w:tcW w:type="dxa" w:w="2899"/>
-            <w:tcMar>
-              <w:top w:type="dxa" w:w="60"/>
-              <w:left w:type="dxa" w:w="90"/>
-              <w:bottom w:type="dxa" w:w="60"/>
-              <w:right w:type="dxa" w:w="90"/>
-            </w:tcMar>
-          </w:tcPr>
-          <w:p>
-            <w:pPr>
-              <w:spacing w:after="0" w:line="252"/>
-            </w:pPr>
-            <w:r>
-              <w:rPr>
-                <w:rFonts w:ascii="Calibri" w:cs="Calibri" w:eastAsia="Calibri" w:hAnsi="Calibri"/>
-                <w:b w:val="false"/>
-                <w:bCs w:val="false"/>
-                <w:i w:val="false"/>
-                <w:iCs w:val="false"/>
-                <w:color w:val="1F2933"/>
-                <w:sz w:val="19"/>
-                <w:szCs w:val="19"/>
-              </w:rPr>
-              <w:t xml:space="preserve">Tờ bản vẽ</w:t>
+            <w:tcW w:type="dxa" w:w="2622"/>
+            <w:tcMar>
+              <w:top w:type="dxa" w:w="60"/>
+              <w:left w:type="dxa" w:w="90"/>
+              <w:bottom w:type="dxa" w:w="60"/>
+              <w:right w:type="dxa" w:w="90"/>
+            </w:tcMar>
+          </w:tcPr>
+          <w:p>
+            <w:pPr>
+              <w:spacing w:after="0" w:line="252"/>
+            </w:pPr>
+            <w:r>
+              <w:rPr>
+                <w:rFonts w:ascii="Calibri" w:cs="Calibri" w:eastAsia="Calibri" w:hAnsi="Calibri"/>
+                <w:b w:val="false"/>
+                <w:bCs w:val="false"/>
+                <w:i w:val="false"/>
+                <w:iCs w:val="false"/>
+                <w:color w:val="1F2933"/>
+                <w:sz w:val="19"/>
+                <w:szCs w:val="19"/>
+              </w:rPr>
+              <w:t xml:space="preserve">Đúc artifact và chọn phương án tốt nhất trong các lượt</w:t>
+            </w:r>
+          </w:p>
+        </w:tc>
+        <w:tc>
+          <w:tcPr>
+            <w:tcW w:type="dxa" w:w="2499"/>
+            <w:tcMar>
+              <w:top w:type="dxa" w:w="60"/>
+              <w:left w:type="dxa" w:w="90"/>
+              <w:bottom w:type="dxa" w:w="60"/>
+              <w:right w:type="dxa" w:w="90"/>
+            </w:tcMar>
+          </w:tcPr>
+          <w:p>
+            <w:pPr>
+              <w:spacing w:after="0" w:line="252"/>
+            </w:pPr>
+            <w:r>
+              <w:rPr>
+                <w:rFonts w:ascii="Calibri" w:cs="Calibri" w:eastAsia="Calibri" w:hAnsi="Calibri"/>
+                <w:b w:val="false"/>
+                <w:bCs w:val="false"/>
+                <w:i w:val="false"/>
+                <w:iCs w:val="false"/>
+                <w:color w:val="1F2933"/>
+                <w:sz w:val="19"/>
+                <w:szCs w:val="19"/>
+              </w:rPr>
+              <w:t xml:space="preserve">Chương trình chấm, </w:t>
+            </w:r>
+            <w:r>
+              <w:rPr>
+                <w:rFonts w:ascii="Calibri" w:cs="Calibri" w:eastAsia="Calibri" w:hAnsi="Calibri"/>
+                <w:b/>
+                <w:bCs/>
+                <w:i w:val="false"/>
+                <w:iCs w:val="false"/>
+                <w:color w:val="1F2933"/>
+                <w:sz w:val="19"/>
+                <w:szCs w:val="19"/>
+              </w:rPr>
+              <w:t xml:space="preserve">người chọn</w:t>
+            </w:r>
+          </w:p>
+        </w:tc>
+        <w:tc>
+          <w:tcPr>
+            <w:tcW w:type="dxa" w:w="3492"/>
+            <w:tcMar>
+              <w:top w:type="dxa" w:w="60"/>
+              <w:left w:type="dxa" w:w="90"/>
+              <w:bottom w:type="dxa" w:w="60"/>
+              <w:right w:type="dxa" w:w="90"/>
+            </w:tcMar>
+          </w:tcPr>
+          <w:p>
+            <w:pPr>
+              <w:spacing w:after="0" w:line="252"/>
+            </w:pPr>
+            <w:r>
+              <w:rPr>
+                <w:rFonts w:ascii="Calibri" w:cs="Calibri" w:eastAsia="Calibri" w:hAnsi="Calibri"/>
+                <w:b w:val="false"/>
+                <w:bCs w:val="false"/>
+                <w:i w:val="false"/>
+                <w:iCs w:val="false"/>
+                <w:color w:val="1F2933"/>
+                <w:sz w:val="19"/>
+                <w:szCs w:val="19"/>
+              </w:rPr>
+              <w:t xml:space="preserve">Bản mặt bằng của hồ sơ</w:t>
             </w:r>
           </w:p>
         </w:tc>
@@ -12310,7 +13551,7 @@
         </w:trPr>
         <w:tc>
           <w:tcPr>
-            <w:tcW w:type="dxa" w:w="1213"/>
+            <w:tcW w:type="dxa" w:w="1025"/>
             <w:tcMar>
               <w:top w:type="dxa" w:w="60"/>
               <w:left w:type="dxa" w:w="90"/>
@@ -12339,88 +13580,59 @@
         </w:tc>
         <w:tc>
           <w:tcPr>
-            <w:tcW w:type="dxa" w:w="2456"/>
-            <w:tcMar>
-              <w:top w:type="dxa" w:w="60"/>
-              <w:left w:type="dxa" w:w="90"/>
-              <w:bottom w:type="dxa" w:w="60"/>
-              <w:right w:type="dxa" w:w="90"/>
-            </w:tcMar>
-          </w:tcPr>
-          <w:p>
-            <w:pPr>
-              <w:spacing w:after="0" w:line="252"/>
-            </w:pPr>
-            <w:r>
-              <w:rPr>
-                <w:rFonts w:ascii="Calibri" w:cs="Calibri" w:eastAsia="Calibri" w:hAnsi="Calibri"/>
-                <w:b w:val="false"/>
-                <w:bCs w:val="false"/>
-                <w:i w:val="false"/>
-                <w:iCs w:val="false"/>
-                <w:color w:val="1F2933"/>
-                <w:sz w:val="19"/>
-                <w:szCs w:val="19"/>
-              </w:rPr>
-              <w:t xml:space="preserve">Xuất tệp bản vẽ</w:t>
-            </w:r>
-          </w:p>
-        </w:tc>
-        <w:tc>
-          <w:tcPr>
-            <w:tcW w:type="dxa" w:w="3070"/>
-            <w:tcMar>
-              <w:top w:type="dxa" w:w="60"/>
-              <w:left w:type="dxa" w:w="90"/>
-              <w:bottom w:type="dxa" w:w="60"/>
-              <w:right w:type="dxa" w:w="90"/>
-            </w:tcMar>
-          </w:tcPr>
-          <w:p>
-            <w:pPr>
-              <w:spacing w:after="0" w:line="252"/>
-            </w:pPr>
-            <w:r>
-              <w:rPr>
-                <w:rFonts w:ascii="Calibri" w:cs="Calibri" w:eastAsia="Calibri" w:hAnsi="Calibri"/>
-                <w:b w:val="false"/>
-                <w:bCs w:val="false"/>
-                <w:i w:val="false"/>
-                <w:iCs w:val="false"/>
-                <w:color w:val="1F2933"/>
-                <w:sz w:val="19"/>
-                <w:szCs w:val="19"/>
-              </w:rPr>
-              <w:t xml:space="preserve">Chương trình</w:t>
-            </w:r>
-          </w:p>
-        </w:tc>
-        <w:tc>
-          <w:tcPr>
-            <w:tcW w:type="dxa" w:w="2899"/>
-            <w:tcMar>
-              <w:top w:type="dxa" w:w="60"/>
-              <w:left w:type="dxa" w:w="90"/>
-              <w:bottom w:type="dxa" w:w="60"/>
-              <w:right w:type="dxa" w:w="90"/>
-            </w:tcMar>
-          </w:tcPr>
-          <w:p>
-            <w:pPr>
-              <w:spacing w:after="0" w:line="252"/>
-            </w:pPr>
-            <w:r>
-              <w:rPr>
-                <w:rFonts w:ascii="Calibri" w:cs="Calibri" w:eastAsia="Calibri" w:hAnsi="Calibri"/>
-                <w:b w:val="false"/>
-                <w:bCs w:val="false"/>
-                <w:i w:val="false"/>
-                <w:iCs w:val="false"/>
-                <w:color w:val="1F2933"/>
-                <w:sz w:val="19"/>
-                <w:szCs w:val="19"/>
-              </w:rPr>
-              <w:t xml:space="preserve">Tệp mở được bằng phần mềm CAD, </w:t>
+            <w:tcW w:type="dxa" w:w="2622"/>
+            <w:tcMar>
+              <w:top w:type="dxa" w:w="60"/>
+              <w:left w:type="dxa" w:w="90"/>
+              <w:bottom w:type="dxa" w:w="60"/>
+              <w:right w:type="dxa" w:w="90"/>
+            </w:tcMar>
+          </w:tcPr>
+          <w:p>
+            <w:pPr>
+              <w:spacing w:after="0" w:line="252"/>
+            </w:pPr>
+            <w:r>
+              <w:rPr>
+                <w:rFonts w:ascii="Calibri" w:cs="Calibri" w:eastAsia="Calibri" w:hAnsi="Calibri"/>
+                <w:b w:val="false"/>
+                <w:bCs w:val="false"/>
+                <w:i w:val="false"/>
+                <w:iCs w:val="false"/>
+                <w:color w:val="1F2933"/>
+                <w:sz w:val="19"/>
+                <w:szCs w:val="19"/>
+              </w:rPr>
+              <w:t xml:space="preserve">Sửa theo ô yêu cầu của kỹ sư</w:t>
+            </w:r>
+          </w:p>
+        </w:tc>
+        <w:tc>
+          <w:tcPr>
+            <w:tcW w:type="dxa" w:w="2499"/>
+            <w:tcMar>
+              <w:top w:type="dxa" w:w="60"/>
+              <w:left w:type="dxa" w:w="90"/>
+              <w:bottom w:type="dxa" w:w="60"/>
+              <w:right w:type="dxa" w:w="90"/>
+            </w:tcMar>
+          </w:tcPr>
+          <w:p>
+            <w:pPr>
+              <w:spacing w:after="0" w:line="252"/>
+            </w:pPr>
+            <w:r>
+              <w:rPr>
+                <w:rFonts w:ascii="Calibri" w:cs="Calibri" w:eastAsia="Calibri" w:hAnsi="Calibri"/>
+                <w:b w:val="false"/>
+                <w:bCs w:val="false"/>
+                <w:i w:val="false"/>
+                <w:iCs w:val="false"/>
+                <w:color w:val="1F2933"/>
+                <w:sz w:val="19"/>
+                <w:szCs w:val="19"/>
+              </w:rPr>
+              <w:t xml:space="preserve">Mô hình chọn trong </w:t>
             </w:r>
             <w:r>
               <w:rPr>
@@ -12433,232 +13645,6 @@
                 <w:sz w:val="19"/>
                 <w:szCs w:val="19"/>
               </w:rPr>
-              <w:t xml:space="preserve">một chiều</w:t>
-            </w:r>
-          </w:p>
-        </w:tc>
-      </w:tr>
-      <w:tr>
-        <w:trPr>
-          <w:cantSplit/>
-        </w:trPr>
-        <w:tc>
-          <w:tcPr>
-            <w:tcW w:type="dxa" w:w="1213"/>
-            <w:tcMar>
-              <w:top w:type="dxa" w:w="60"/>
-              <w:left w:type="dxa" w:w="90"/>
-              <w:bottom w:type="dxa" w:w="60"/>
-              <w:right w:type="dxa" w:w="90"/>
-            </w:tcMar>
-          </w:tcPr>
-          <w:p>
-            <w:pPr>
-              <w:spacing w:after="0" w:line="252"/>
-            </w:pPr>
-            <w:r>
-              <w:rPr>
-                <w:rFonts w:ascii="Calibri" w:cs="Calibri" w:eastAsia="Calibri" w:hAnsi="Calibri"/>
-                <w:b w:val="false"/>
-                <w:bCs w:val="false"/>
-                <w:i w:val="false"/>
-                <w:iCs w:val="false"/>
-                <w:color w:val="1F2933"/>
-                <w:sz w:val="19"/>
-                <w:szCs w:val="19"/>
-              </w:rPr>
-              <w:t xml:space="preserve">10</w:t>
-            </w:r>
-          </w:p>
-        </w:tc>
-        <w:tc>
-          <w:tcPr>
-            <w:tcW w:type="dxa" w:w="2456"/>
-            <w:tcMar>
-              <w:top w:type="dxa" w:w="60"/>
-              <w:left w:type="dxa" w:w="90"/>
-              <w:bottom w:type="dxa" w:w="60"/>
-              <w:right w:type="dxa" w:w="90"/>
-            </w:tcMar>
-          </w:tcPr>
-          <w:p>
-            <w:pPr>
-              <w:spacing w:after="0" w:line="252"/>
-            </w:pPr>
-            <w:r>
-              <w:rPr>
-                <w:rFonts w:ascii="Calibri" w:cs="Calibri" w:eastAsia="Calibri" w:hAnsi="Calibri"/>
-                <w:b w:val="false"/>
-                <w:bCs w:val="false"/>
-                <w:i w:val="false"/>
-                <w:iCs w:val="false"/>
-                <w:color w:val="1F2933"/>
-                <w:sz w:val="19"/>
-                <w:szCs w:val="19"/>
-              </w:rPr>
-              <w:t xml:space="preserve">Ảnh minh hoạ, mặt đứng, phối cảnh</w:t>
-            </w:r>
-          </w:p>
-        </w:tc>
-        <w:tc>
-          <w:tcPr>
-            <w:tcW w:type="dxa" w:w="3070"/>
-            <w:tcMar>
-              <w:top w:type="dxa" w:w="60"/>
-              <w:left w:type="dxa" w:w="90"/>
-              <w:bottom w:type="dxa" w:w="60"/>
-              <w:right w:type="dxa" w:w="90"/>
-            </w:tcMar>
-          </w:tcPr>
-          <w:p>
-            <w:pPr>
-              <w:spacing w:after="0" w:line="252"/>
-            </w:pPr>
-            <w:r>
-              <w:rPr>
-                <w:rFonts w:ascii="Calibri" w:cs="Calibri" w:eastAsia="Calibri" w:hAnsi="Calibri"/>
-                <w:b w:val="false"/>
-                <w:bCs w:val="false"/>
-                <w:i w:val="false"/>
-                <w:iCs w:val="false"/>
-                <w:color w:val="1F2933"/>
-                <w:sz w:val="19"/>
-                <w:szCs w:val="19"/>
-              </w:rPr>
-              <w:t xml:space="preserve">Mô hình ảnh, dựng từ ảnh neo</w:t>
-            </w:r>
-          </w:p>
-        </w:tc>
-        <w:tc>
-          <w:tcPr>
-            <w:tcW w:type="dxa" w:w="2899"/>
-            <w:tcMar>
-              <w:top w:type="dxa" w:w="60"/>
-              <w:left w:type="dxa" w:w="90"/>
-              <w:bottom w:type="dxa" w:w="60"/>
-              <w:right w:type="dxa" w:w="90"/>
-            </w:tcMar>
-          </w:tcPr>
-          <w:p>
-            <w:pPr>
-              <w:spacing w:after="0" w:line="252"/>
-            </w:pPr>
-            <w:r>
-              <w:rPr>
-                <w:rFonts w:ascii="Calibri" w:cs="Calibri" w:eastAsia="Calibri" w:hAnsi="Calibri"/>
-                <w:b w:val="false"/>
-                <w:bCs w:val="false"/>
-                <w:i w:val="false"/>
-                <w:iCs w:val="false"/>
-                <w:color w:val="1F2933"/>
-                <w:sz w:val="19"/>
-                <w:szCs w:val="19"/>
-              </w:rPr>
-              <w:t xml:space="preserve">Ảnh kèm nhãn cảnh báo</w:t>
-            </w:r>
-          </w:p>
-        </w:tc>
-      </w:tr>
-      <w:tr>
-        <w:trPr>
-          <w:cantSplit/>
-        </w:trPr>
-        <w:tc>
-          <w:tcPr>
-            <w:tcW w:type="dxa" w:w="1213"/>
-            <w:tcMar>
-              <w:top w:type="dxa" w:w="60"/>
-              <w:left w:type="dxa" w:w="90"/>
-              <w:bottom w:type="dxa" w:w="60"/>
-              <w:right w:type="dxa" w:w="90"/>
-            </w:tcMar>
-          </w:tcPr>
-          <w:p>
-            <w:pPr>
-              <w:spacing w:after="0" w:line="252"/>
-            </w:pPr>
-            <w:r>
-              <w:rPr>
-                <w:rFonts w:ascii="Calibri" w:cs="Calibri" w:eastAsia="Calibri" w:hAnsi="Calibri"/>
-                <w:b w:val="false"/>
-                <w:bCs w:val="false"/>
-                <w:i w:val="false"/>
-                <w:iCs w:val="false"/>
-                <w:color w:val="1F2933"/>
-                <w:sz w:val="19"/>
-                <w:szCs w:val="19"/>
-              </w:rPr>
-              <w:t xml:space="preserve">11</w:t>
-            </w:r>
-          </w:p>
-        </w:tc>
-        <w:tc>
-          <w:tcPr>
-            <w:tcW w:type="dxa" w:w="2456"/>
-            <w:tcMar>
-              <w:top w:type="dxa" w:w="60"/>
-              <w:left w:type="dxa" w:w="90"/>
-              <w:bottom w:type="dxa" w:w="60"/>
-              <w:right w:type="dxa" w:w="90"/>
-            </w:tcMar>
-          </w:tcPr>
-          <w:p>
-            <w:pPr>
-              <w:spacing w:after="0" w:line="252"/>
-            </w:pPr>
-            <w:r>
-              <w:rPr>
-                <w:rFonts w:ascii="Calibri" w:cs="Calibri" w:eastAsia="Calibri" w:hAnsi="Calibri"/>
-                <w:b w:val="false"/>
-                <w:bCs w:val="false"/>
-                <w:i w:val="false"/>
-                <w:iCs w:val="false"/>
-                <w:color w:val="1F2933"/>
-                <w:sz w:val="19"/>
-                <w:szCs w:val="19"/>
-              </w:rPr>
-              <w:t xml:space="preserve">Sửa theo yêu cầu kỹ sư</w:t>
-            </w:r>
-          </w:p>
-        </w:tc>
-        <w:tc>
-          <w:tcPr>
-            <w:tcW w:type="dxa" w:w="3070"/>
-            <w:tcMar>
-              <w:top w:type="dxa" w:w="60"/>
-              <w:left w:type="dxa" w:w="90"/>
-              <w:bottom w:type="dxa" w:w="60"/>
-              <w:right w:type="dxa" w:w="90"/>
-            </w:tcMar>
-          </w:tcPr>
-          <w:p>
-            <w:pPr>
-              <w:spacing w:after="0" w:line="252"/>
-            </w:pPr>
-            <w:r>
-              <w:rPr>
-                <w:rFonts w:ascii="Calibri" w:cs="Calibri" w:eastAsia="Calibri" w:hAnsi="Calibri"/>
-                <w:b w:val="false"/>
-                <w:bCs w:val="false"/>
-                <w:i w:val="false"/>
-                <w:iCs w:val="false"/>
-                <w:color w:val="1F2933"/>
-                <w:sz w:val="19"/>
-                <w:szCs w:val="19"/>
-              </w:rPr>
-              <w:t xml:space="preserve">Mô hình chọn trong </w:t>
-            </w:r>
-            <w:r>
-              <w:rPr>
-                <w:rFonts w:ascii="Calibri" w:cs="Calibri" w:eastAsia="Calibri" w:hAnsi="Calibri"/>
-                <w:b/>
-                <w:bCs/>
-                <w:i w:val="false"/>
-                <w:iCs w:val="false"/>
-                <w:color w:val="1F2933"/>
-                <w:sz w:val="19"/>
-                <w:szCs w:val="19"/>
-              </w:rPr>
               <w:t xml:space="preserve">tập thao tác đóng</w:t>
             </w:r>
             <w:r>
@@ -12678,30 +13664,30 @@
         </w:tc>
         <w:tc>
           <w:tcPr>
-            <w:tcW w:type="dxa" w:w="2899"/>
-            <w:tcMar>
-              <w:top w:type="dxa" w:w="60"/>
-              <w:left w:type="dxa" w:w="90"/>
-              <w:bottom w:type="dxa" w:w="60"/>
-              <w:right w:type="dxa" w:w="90"/>
-            </w:tcMar>
-          </w:tcPr>
-          <w:p>
-            <w:pPr>
-              <w:spacing w:after="0" w:line="252"/>
-            </w:pPr>
-            <w:r>
-              <w:rPr>
-                <w:rFonts w:ascii="Calibri" w:cs="Calibri" w:eastAsia="Calibri" w:hAnsi="Calibri"/>
-                <w:b w:val="false"/>
-                <w:bCs w:val="false"/>
-                <w:i w:val="false"/>
-                <w:iCs w:val="false"/>
-                <w:color w:val="1F2933"/>
-                <w:sz w:val="19"/>
-                <w:szCs w:val="19"/>
-              </w:rPr>
-              <w:t xml:space="preserve">Phương án mới, qua lại cùng cổng kiểm</w:t>
+            <w:tcW w:type="dxa" w:w="3492"/>
+            <w:tcMar>
+              <w:top w:type="dxa" w:w="60"/>
+              <w:left w:type="dxa" w:w="90"/>
+              <w:bottom w:type="dxa" w:w="60"/>
+              <w:right w:type="dxa" w:w="90"/>
+            </w:tcMar>
+          </w:tcPr>
+          <w:p>
+            <w:pPr>
+              <w:spacing w:after="0" w:line="252"/>
+            </w:pPr>
+            <w:r>
+              <w:rPr>
+                <w:rFonts w:ascii="Calibri" w:cs="Calibri" w:eastAsia="Calibri" w:hAnsi="Calibri"/>
+                <w:b w:val="false"/>
+                <w:bCs w:val="false"/>
+                <w:i w:val="false"/>
+                <w:iCs w:val="false"/>
+                <w:color w:val="1F2933"/>
+                <w:sz w:val="19"/>
+                <w:szCs w:val="19"/>
+              </w:rPr>
+              <w:t xml:space="preserve">Phương án mới, qua lại đúng cổng kiểm cũ</w:t>
             </w:r>
           </w:p>
         </w:tc>
@@ -12714,19 +13700,137 @@
     </w:p>
     <w:p>
       <w:pPr>
-        <w:pStyle w:val="Heading2"/>
-        <w:spacing w:after="120" w:before="280"/>
+        <w:spacing w:after="140" w:line="276"/>
+        <w:jc w:val="left"/>
       </w:pPr>
       <w:r>
         <w:rPr>
           <w:rFonts w:ascii="Calibri" w:cs="Calibri" w:eastAsia="Calibri" w:hAnsi="Calibri"/>
           <w:b/>
           <w:bCs/>
-          <w:color w:val="1F2933"/>
-          <w:sz w:val="25"/>
-          <w:szCs w:val="25"/>
-        </w:rPr>
-        <w:t xml:space="preserve">8.3 Điều phối nhiều bước</w:t>
+          <w:i w:val="false"/>
+          <w:iCs w:val="false"/>
+          <w:color w:val="1F2933"/>
+          <w:sz w:val="21"/>
+          <w:szCs w:val="21"/>
+        </w:rPr>
+        <w:t xml:space="preserve">Giai đoạn 2 — Mặt đứng.</w:t>
+      </w:r>
+      <w:r>
+        <w:rPr>
+          <w:rFonts w:ascii="Calibri" w:cs="Calibri" w:eastAsia="Calibri" w:hAnsi="Calibri"/>
+          <w:b w:val="false"/>
+          <w:bCs w:val="false"/>
+          <w:i w:val="false"/>
+          <w:iCs w:val="false"/>
+          <w:color w:val="1F2933"/>
+          <w:sz w:val="21"/>
+          <w:szCs w:val="21"/>
+        </w:rPr>
+        <w:t xml:space="preserve"> Khung nhà, lỗ mở và ban công </w:t>
+      </w:r>
+      <w:r>
+        <w:rPr>
+          <w:rFonts w:ascii="Calibri" w:cs="Calibri" w:eastAsia="Calibri" w:hAnsi="Calibri"/>
+          <w:b/>
+          <w:bCs/>
+          <w:i w:val="false"/>
+          <w:iCs w:val="false"/>
+          <w:color w:val="1F2933"/>
+          <w:sz w:val="21"/>
+          <w:szCs w:val="21"/>
+        </w:rPr>
+        <w:t xml:space="preserve">suy từ mặt bằng đã chọn và bị khoá</w:t>
+      </w:r>
+      <w:r>
+        <w:rPr>
+          <w:rFonts w:ascii="Calibri" w:cs="Calibri" w:eastAsia="Calibri" w:hAnsi="Calibri"/>
+          <w:b w:val="false"/>
+          <w:bCs w:val="false"/>
+          <w:i w:val="false"/>
+          <w:iCs w:val="false"/>
+          <w:color w:val="1F2933"/>
+          <w:sz w:val="21"/>
+          <w:szCs w:val="21"/>
+        </w:rPr>
+        <w:t xml:space="preserve">; mô hình chỉ chọn mái, vật liệu, màu, cổng, rào và chi tiết trang trí trong một bộ từ vựng đóng. Phiếu yêu cầu của kỹ sư là bắt buộc và được áp thẳng, không qua mô hình.</w:t>
+      </w:r>
+    </w:p>
+    <w:p>
+      <w:pPr>
+        <w:spacing w:after="140" w:line="276"/>
+        <w:jc w:val="left"/>
+      </w:pPr>
+      <w:r>
+        <w:rPr>
+          <w:rFonts w:ascii="Calibri" w:cs="Calibri" w:eastAsia="Calibri" w:hAnsi="Calibri"/>
+          <w:b/>
+          <w:bCs/>
+          <w:i w:val="false"/>
+          <w:iCs w:val="false"/>
+          <w:color w:val="1F2933"/>
+          <w:sz w:val="21"/>
+          <w:szCs w:val="21"/>
+        </w:rPr>
+        <w:t xml:space="preserve">Giai đoạn 3 — Phối cảnh.</w:t>
+      </w:r>
+      <w:r>
+        <w:rPr>
+          <w:rFonts w:ascii="Calibri" w:cs="Calibri" w:eastAsia="Calibri" w:hAnsi="Calibri"/>
+          <w:b w:val="false"/>
+          <w:bCs w:val="false"/>
+          <w:i w:val="false"/>
+          <w:iCs w:val="false"/>
+          <w:color w:val="1F2933"/>
+          <w:sz w:val="21"/>
+          <w:szCs w:val="21"/>
+        </w:rPr>
+        <w:t xml:space="preserve"> Năm ảnh của cùng một ngôi nhà, dựng từ tờ mặt đứng và tờ mặt bằng mái; </w:t>
+      </w:r>
+      <w:r>
+        <w:rPr>
+          <w:rFonts w:ascii="Calibri" w:cs="Calibri" w:eastAsia="Calibri" w:hAnsi="Calibri"/>
+          <w:b/>
+          <w:bCs/>
+          <w:i w:val="false"/>
+          <w:iCs w:val="false"/>
+          <w:color w:val="1F2933"/>
+          <w:sz w:val="21"/>
+          <w:szCs w:val="21"/>
+        </w:rPr>
+        <w:t xml:space="preserve">mỗi ảnh một bước riêng</w:t>
+      </w:r>
+      <w:r>
+        <w:rPr>
+          <w:rFonts w:ascii="Calibri" w:cs="Calibri" w:eastAsia="Calibri" w:hAnsi="Calibri"/>
+          <w:b w:val="false"/>
+          <w:bCs w:val="false"/>
+          <w:i w:val="false"/>
+          <w:iCs w:val="false"/>
+          <w:color w:val="1F2933"/>
+          <w:sz w:val="21"/>
+          <w:szCs w:val="21"/>
+        </w:rPr>
+        <w:t xml:space="preserve"> để một ảnh hỏng không kéo theo dựng lại ảnh đã xong.</w:t>
+      </w:r>
+    </w:p>
+    <w:p>
+      <w:pPr>
+        <w:spacing w:after="140" w:line="276"/>
+        <w:jc w:val="left"/>
+      </w:pPr>
+      <w:r>
+        <w:rPr>
+          <w:rFonts w:ascii="Calibri" w:cs="Calibri" w:eastAsia="Calibri" w:hAnsi="Calibri"/>
+          <w:b/>
+          <w:bCs/>
+          <w:i w:val="false"/>
+          <w:iCs w:val="false"/>
+          <w:color w:val="1F2933"/>
+          <w:sz w:val="21"/>
+          <w:szCs w:val="21"/>
+        </w:rPr>
+        <w:t xml:space="preserve">Ba quy tắc chi phối cả ba giai đoạn</w:t>
       </w:r>
     </w:p>
     <w:p>
@@ -12741,6 +13845,19 @@
       <w:r>
         <w:rPr>
           <w:rFonts w:ascii="Calibri" w:cs="Calibri" w:eastAsia="Calibri" w:hAnsi="Calibri"/>
+          <w:b/>
+          <w:bCs/>
+          <w:i w:val="false"/>
+          <w:iCs w:val="false"/>
+          <w:color w:val="1F2933"/>
+          <w:sz w:val="21"/>
+          <w:szCs w:val="21"/>
+        </w:rPr>
+        <w:t xml:space="preserve">Tờ vẽ chính là tờ vector tất định</w:t>
+      </w:r>
+      <w:r>
+        <w:rPr>
+          <w:rFonts w:ascii="Calibri" w:cs="Calibri" w:eastAsia="Calibri" w:hAnsi="Calibri"/>
           <w:b w:val="false"/>
           <w:bCs w:val="false"/>
           <w:i w:val="false"/>
@@ -12749,8 +13866,18 @@
           <w:sz w:val="21"/>
           <w:szCs w:val="21"/>
         </w:rPr>
-        <w:t xml:space="preserve">Dùng </w:t>
-      </w:r>
+        <w:t xml:space="preserve"> do chương trình dựng. Ảnh do mô hình ảnh sinh ra là phần minh hoạ đi kèm, không phải tờ chính; chữ do mô hình sinh luôn được thoát ký tự trước khi dựng tờ.</w:t>
+      </w:r>
+    </w:p>
+    <w:p>
+      <w:pPr>
+        <w:pStyle w:val="ListParagraph"/>
+        <w:numPr>
+          <w:ilvl w:val="0"/>
+          <w:numId w:val="2"/>
+        </w:numPr>
+        <w:spacing w:after="70" w:line="276"/>
+      </w:pPr>
       <w:r>
         <w:rPr>
           <w:rFonts w:ascii="Calibri" w:cs="Calibri" w:eastAsia="Calibri" w:hAnsi="Calibri"/>
@@ -12762,7 +13889,7 @@
           <w:sz w:val="21"/>
           <w:szCs w:val="21"/>
         </w:rPr>
-        <w:t xml:space="preserve">Workflow</w:t>
+        <w:t xml:space="preserve">Tệp CAD xuất ra đổi từ chính tờ vector</w:t>
       </w:r>
       <w:r>
         <w:rPr>
@@ -12775,7 +13902,246 @@
           <w:sz w:val="21"/>
           <w:szCs w:val="21"/>
         </w:rPr>
-        <w:t xml:space="preserve"> của nền tảng: mỗi giai đoạn một lượt chạy, dừng được giữa các bước để kỹ sư duyệt.</w:t>
+        <w:t xml:space="preserve">, một chiều: không có và sẽ không có đường nhập ngược.</w:t>
+      </w:r>
+    </w:p>
+    <w:p>
+      <w:pPr>
+        <w:pStyle w:val="ListParagraph"/>
+        <w:numPr>
+          <w:ilvl w:val="0"/>
+          <w:numId w:val="2"/>
+        </w:numPr>
+        <w:spacing w:after="70" w:line="276"/>
+      </w:pPr>
+      <w:r>
+        <w:rPr>
+          <w:rFonts w:ascii="Calibri" w:cs="Calibri" w:eastAsia="Calibri" w:hAnsi="Calibri"/>
+          <w:b/>
+          <w:bCs/>
+          <w:i w:val="false"/>
+          <w:iCs w:val="false"/>
+          <w:color w:val="1F2933"/>
+          <w:sz w:val="21"/>
+          <w:szCs w:val="21"/>
+        </w:rPr>
+        <w:t xml:space="preserve">Luật cứng chỉ chặn khi không dựng được hoặc không đi được</w:t>
+      </w:r>
+      <w:r>
+        <w:rPr>
+          <w:rFonts w:ascii="Calibri" w:cs="Calibri" w:eastAsia="Calibri" w:hAnsi="Calibri"/>
+          <w:b w:val="false"/>
+          <w:bCs w:val="false"/>
+          <w:i w:val="false"/>
+          <w:iCs w:val="false"/>
+          <w:color w:val="1F2933"/>
+          <w:sz w:val="21"/>
+          <w:szCs w:val="21"/>
+        </w:rPr>
+        <w:t xml:space="preserve">; định mức và kinh nghiệm nghề chỉ trừ điểm và cảnh báo, không loại phương án. Riêng một nhóm ràng buộc do chủ đầu tư đặt là chặn, khai trong tệp quy tắc riêng và luôn bật.</w:t>
+      </w:r>
+    </w:p>
+    <w:p>
+      <w:pPr>
+        <w:pStyle w:val="Heading2"/>
+        <w:spacing w:after="120" w:before="280"/>
+      </w:pPr>
+      <w:r>
+        <w:rPr>
+          <w:rFonts w:ascii="Calibri" w:cs="Calibri" w:eastAsia="Calibri" w:hAnsi="Calibri"/>
+          <w:b/>
+          <w:bCs/>
+          <w:color w:val="1F2933"/>
+          <w:sz w:val="25"/>
+          <w:szCs w:val="25"/>
+        </w:rPr>
+        <w:t xml:space="preserve">8.3 Điều phối nhiều bước</w:t>
+      </w:r>
+    </w:p>
+    <w:p>
+      <w:pPr>
+        <w:pStyle w:val="ListParagraph"/>
+        <w:numPr>
+          <w:ilvl w:val="0"/>
+          <w:numId w:val="2"/>
+        </w:numPr>
+        <w:spacing w:after="70" w:line="276"/>
+      </w:pPr>
+      <w:r>
+        <w:rPr>
+          <w:rFonts w:ascii="Calibri" w:cs="Calibri" w:eastAsia="Calibri" w:hAnsi="Calibri"/>
+          <w:b w:val="false"/>
+          <w:bCs w:val="false"/>
+          <w:i w:val="false"/>
+          <w:iCs w:val="false"/>
+          <w:color w:val="1F2933"/>
+          <w:sz w:val="21"/>
+          <w:szCs w:val="21"/>
+        </w:rPr>
+        <w:t xml:space="preserve">Dùng </w:t>
+      </w:r>
+      <w:r>
+        <w:rPr>
+          <w:rFonts w:ascii="Calibri" w:cs="Calibri" w:eastAsia="Calibri" w:hAnsi="Calibri"/>
+          <w:b/>
+          <w:bCs/>
+          <w:i w:val="false"/>
+          <w:iCs w:val="false"/>
+          <w:color w:val="1F2933"/>
+          <w:sz w:val="21"/>
+          <w:szCs w:val="21"/>
+        </w:rPr>
+        <w:t xml:space="preserve">Workflow</w:t>
+      </w:r>
+      <w:r>
+        <w:rPr>
+          <w:rFonts w:ascii="Calibri" w:cs="Calibri" w:eastAsia="Calibri" w:hAnsi="Calibri"/>
+          <w:b w:val="false"/>
+          <w:bCs w:val="false"/>
+          <w:i w:val="false"/>
+          <w:iCs w:val="false"/>
+          <w:color w:val="1F2933"/>
+          <w:sz w:val="21"/>
+          <w:szCs w:val="21"/>
+        </w:rPr>
+        <w:t xml:space="preserve"> của nền tảng: </w:t>
+      </w:r>
+      <w:r>
+        <w:rPr>
+          <w:rFonts w:ascii="Calibri" w:cs="Calibri" w:eastAsia="Calibri" w:hAnsi="Calibri"/>
+          <w:b/>
+          <w:bCs/>
+          <w:i w:val="false"/>
+          <w:iCs w:val="false"/>
+          <w:color w:val="1F2933"/>
+          <w:sz w:val="21"/>
+          <w:szCs w:val="21"/>
+        </w:rPr>
+        <w:t xml:space="preserve">một lượt chạy cho một giai đoạn</w:t>
+      </w:r>
+      <w:r>
+        <w:rPr>
+          <w:rFonts w:ascii="Calibri" w:cs="Calibri" w:eastAsia="Calibri" w:hAnsi="Calibri"/>
+          <w:b w:val="false"/>
+          <w:bCs w:val="false"/>
+          <w:i w:val="false"/>
+          <w:iCs w:val="false"/>
+          <w:color w:val="1F2933"/>
+          <w:sz w:val="21"/>
+          <w:szCs w:val="21"/>
+        </w:rPr>
+        <w:t xml:space="preserve"> (mặt bằng · mặt đứng · phối cảnh), vì kiến trúc sư duyệt giữa các giai đoạn. Một lượt chạy suốt cả ba sẽ phải ngủ chờ người bấm, và trong lúc ngủ thì không ai biết nó đang chờ cái gì.</w:t>
+      </w:r>
+    </w:p>
+    <w:p>
+      <w:pPr>
+        <w:pStyle w:val="ListParagraph"/>
+        <w:numPr>
+          <w:ilvl w:val="0"/>
+          <w:numId w:val="2"/>
+        </w:numPr>
+        <w:spacing w:after="70" w:line="276"/>
+      </w:pPr>
+      <w:r>
+        <w:rPr>
+          <w:rFonts w:ascii="Calibri" w:cs="Calibri" w:eastAsia="Calibri" w:hAnsi="Calibri"/>
+          <w:b/>
+          <w:bCs/>
+          <w:i w:val="false"/>
+          <w:iCs w:val="false"/>
+          <w:color w:val="1F2933"/>
+          <w:sz w:val="21"/>
+          <w:szCs w:val="21"/>
+        </w:rPr>
+        <w:t xml:space="preserve">Chạy nền chứ không đồng bộ</w:t>
+      </w:r>
+      <w:r>
+        <w:rPr>
+          <w:rFonts w:ascii="Calibri" w:cs="Calibri" w:eastAsia="Calibri" w:hAnsi="Calibri"/>
+          <w:b w:val="false"/>
+          <w:bCs w:val="false"/>
+          <w:i w:val="false"/>
+          <w:iCs w:val="false"/>
+          <w:color w:val="1F2933"/>
+          <w:sz w:val="21"/>
+          <w:szCs w:val="21"/>
+        </w:rPr>
+        <w:t xml:space="preserve">: mỗi lượt gọi mô hình mất vài phút, giữ một kết nối mở chừng đó là cách chắc chắn để gặp hết giờ ở tầng mạng và mất kết quả </w:t>
+      </w:r>
+      <w:r>
+        <w:rPr>
+          <w:rFonts w:ascii="Calibri" w:cs="Calibri" w:eastAsia="Calibri" w:hAnsi="Calibri"/>
+          <w:b/>
+          <w:bCs/>
+          <w:i w:val="false"/>
+          <w:iCs w:val="false"/>
+          <w:color w:val="1F2933"/>
+          <w:sz w:val="21"/>
+          <w:szCs w:val="21"/>
+        </w:rPr>
+        <w:t xml:space="preserve">đã tính tiền</w:t>
+      </w:r>
+      <w:r>
+        <w:rPr>
+          <w:rFonts w:ascii="Calibri" w:cs="Calibri" w:eastAsia="Calibri" w:hAnsi="Calibri"/>
+          <w:b w:val="false"/>
+          <w:bCs w:val="false"/>
+          <w:i w:val="false"/>
+          <w:iCs w:val="false"/>
+          <w:color w:val="1F2933"/>
+          <w:sz w:val="21"/>
+          <w:szCs w:val="21"/>
+        </w:rPr>
+        <w:t xml:space="preserve">.</w:t>
+      </w:r>
+    </w:p>
+    <w:p>
+      <w:pPr>
+        <w:pStyle w:val="ListParagraph"/>
+        <w:numPr>
+          <w:ilvl w:val="0"/>
+          <w:numId w:val="2"/>
+        </w:numPr>
+        <w:spacing w:after="70" w:line="276"/>
+      </w:pPr>
+      <w:r>
+        <w:rPr>
+          <w:rFonts w:ascii="Calibri" w:cs="Calibri" w:eastAsia="Calibri" w:hAnsi="Calibri"/>
+          <w:b w:val="false"/>
+          <w:bCs w:val="false"/>
+          <w:i w:val="false"/>
+          <w:iCs w:val="false"/>
+          <w:color w:val="1F2933"/>
+          <w:sz w:val="21"/>
+          <w:szCs w:val="21"/>
+        </w:rPr>
+        <w:t xml:space="preserve">Trạng thái hiện cho người dùng lấy từ </w:t>
+      </w:r>
+      <w:r>
+        <w:rPr>
+          <w:rFonts w:ascii="Calibri" w:cs="Calibri" w:eastAsia="Calibri" w:hAnsi="Calibri"/>
+          <w:b/>
+          <w:bCs/>
+          <w:i w:val="false"/>
+          <w:iCs w:val="false"/>
+          <w:color w:val="1F2933"/>
+          <w:sz w:val="21"/>
+          <w:szCs w:val="21"/>
+        </w:rPr>
+        <w:t xml:space="preserve">bảng lượt chạy trong cơ sở dữ liệu</w:t>
+      </w:r>
+      <w:r>
+        <w:rPr>
+          <w:rFonts w:ascii="Calibri" w:cs="Calibri" w:eastAsia="Calibri" w:hAnsi="Calibri"/>
+          <w:b w:val="false"/>
+          <w:bCs w:val="false"/>
+          <w:i w:val="false"/>
+          <w:iCs w:val="false"/>
+          <w:color w:val="1F2933"/>
+          <w:sz w:val="21"/>
+          <w:szCs w:val="21"/>
+        </w:rPr>
+        <w:t xml:space="preserve">, không đọc thẳng trạng thái của nền tảng: trạng thái kia không biết bước nghiệp vụ nào đang chạy và không đi qua phân quyền.</w:t>
       </w:r>
     </w:p>
     <w:p>
@@ -13956,6 +15322,2532 @@
           <w:szCs w:val="21"/>
         </w:rPr>
         <w:t xml:space="preserve">Quy tắc giữ khoá mô hình AI: xem mục Bảo mật của tài liệu Kiến trúc — khoá chỉ ở kho bí mật của Worker, trình duyệt không bao giờ gọi thẳng nhà cung cấp, không ghi khoá vào nhật ký.</w:t>
+      </w:r>
+    </w:p>
+    <w:p>
+      <w:pPr>
+        <w:pStyle w:val="Heading2"/>
+        <w:spacing w:after="120" w:before="280"/>
+      </w:pPr>
+      <w:r>
+        <w:rPr>
+          <w:rFonts w:ascii="Calibri" w:cs="Calibri" w:eastAsia="Calibri" w:hAnsi="Calibri"/>
+          <w:b/>
+          <w:bCs/>
+          <w:color w:val="1F2933"/>
+          <w:sz w:val="25"/>
+          <w:szCs w:val="25"/>
+        </w:rPr>
+        <w:t xml:space="preserve">8.7 Quy trình số hoá hồ sơ cũ (container Python)</w:t>
+      </w:r>
+    </w:p>
+    <w:p>
+      <w:pPr>
+        <w:spacing w:after="140" w:line="276"/>
+        <w:jc w:val="left"/>
+      </w:pPr>
+      <w:r>
+        <w:rPr>
+          <w:rFonts w:ascii="Calibri" w:cs="Calibri" w:eastAsia="Calibri" w:hAnsi="Calibri"/>
+          <w:b w:val="false"/>
+          <w:bCs w:val="false"/>
+          <w:i w:val="false"/>
+          <w:iCs w:val="false"/>
+          <w:color w:val="1F2933"/>
+          <w:sz w:val="21"/>
+          <w:szCs w:val="21"/>
+        </w:rPr>
+        <w:t xml:space="preserve">Đây là con đường duy nhất dữ liệu đi qua Container. Mục đích: biến hồ sơ </w:t>
+      </w:r>
+      <w:r>
+        <w:rPr>
+          <w:rFonts w:ascii="Calibri" w:cs="Calibri" w:eastAsia="Calibri" w:hAnsi="Calibri"/>
+          <w:b/>
+          <w:bCs/>
+          <w:i w:val="false"/>
+          <w:iCs w:val="false"/>
+          <w:color w:val="1F2933"/>
+          <w:sz w:val="21"/>
+          <w:szCs w:val="21"/>
+        </w:rPr>
+        <w:t xml:space="preserve">đã thi công</w:t>
+      </w:r>
+      <w:r>
+        <w:rPr>
+          <w:rFonts w:ascii="Calibri" w:cs="Calibri" w:eastAsia="Calibri" w:hAnsi="Calibri"/>
+          <w:b w:val="false"/>
+          <w:bCs w:val="false"/>
+          <w:i w:val="false"/>
+          <w:iCs w:val="false"/>
+          <w:color w:val="1F2933"/>
+          <w:sz w:val="21"/>
+          <w:szCs w:val="21"/>
+        </w:rPr>
+        <w:t xml:space="preserve"> thành bản ghi trong kho tri thức để nhánh AI đối chiếu. Nó </w:t>
+      </w:r>
+      <w:r>
+        <w:rPr>
+          <w:rFonts w:ascii="Calibri" w:cs="Calibri" w:eastAsia="Calibri" w:hAnsi="Calibri"/>
+          <w:b/>
+          <w:bCs/>
+          <w:i w:val="false"/>
+          <w:iCs w:val="false"/>
+          <w:color w:val="1F2933"/>
+          <w:sz w:val="21"/>
+          <w:szCs w:val="21"/>
+        </w:rPr>
+        <w:t xml:space="preserve">không</w:t>
+      </w:r>
+      <w:r>
+        <w:rPr>
+          <w:rFonts w:ascii="Calibri" w:cs="Calibri" w:eastAsia="Calibri" w:hAnsi="Calibri"/>
+          <w:b w:val="false"/>
+          <w:bCs w:val="false"/>
+          <w:i w:val="false"/>
+          <w:iCs w:val="false"/>
+          <w:color w:val="1F2933"/>
+          <w:sz w:val="21"/>
+          <w:szCs w:val="21"/>
+        </w:rPr>
+        <w:t xml:space="preserve"> nằm trên đường chạy sinh mặt bằng — hỏng hay tắt thì việc thiết kế bằng AI vẫn chạy.</w:t>
+      </w:r>
+    </w:p>
+    <w:tbl>
+      <w:tblPr>
+        <w:tblW w:type="dxa" w:w="9638"/>
+        <w:tblBorders>
+          <w:top w:val="single" w:color="C9D2CE" w:sz="4"/>
+          <w:left w:val="single" w:color="C9D2CE" w:sz="4"/>
+          <w:bottom w:val="single" w:color="C9D2CE" w:sz="4"/>
+          <w:right w:val="single" w:color="C9D2CE" w:sz="4"/>
+          <w:insideH w:val="single" w:color="C9D2CE" w:sz="4"/>
+          <w:insideV w:val="single" w:color="C9D2CE" w:sz="4"/>
+        </w:tblBorders>
+      </w:tblPr>
+      <w:tblGrid>
+        <w:gridCol w:w="1096"/>
+        <w:gridCol w:w="2800"/>
+        <w:gridCol w:w="1953"/>
+        <w:gridCol w:w="3789"/>
+      </w:tblGrid>
+      <w:tr>
+        <w:trPr>
+          <w:tblHeader/>
+        </w:trPr>
+        <w:tc>
+          <w:tcPr>
+            <w:tcW w:type="dxa" w:w="1096"/>
+            <w:shd w:fill="EAF1EE" w:color="auto" w:val="clear"/>
+            <w:tcMar>
+              <w:top w:type="dxa" w:w="60"/>
+              <w:left w:type="dxa" w:w="90"/>
+              <w:bottom w:type="dxa" w:w="60"/>
+              <w:right w:type="dxa" w:w="90"/>
+            </w:tcMar>
+          </w:tcPr>
+          <w:p>
+            <w:pPr>
+              <w:spacing w:after="0" w:line="252"/>
+            </w:pPr>
+            <w:r>
+              <w:rPr>
+                <w:rFonts w:ascii="Calibri" w:cs="Calibri" w:eastAsia="Calibri" w:hAnsi="Calibri"/>
+                <w:b/>
+                <w:bCs/>
+                <w:i w:val="false"/>
+                <w:iCs w:val="false"/>
+                <w:color w:val="1F2933"/>
+                <w:sz w:val="19"/>
+                <w:szCs w:val="19"/>
+              </w:rPr>
+              <w:t xml:space="preserve">#</w:t>
+            </w:r>
+          </w:p>
+        </w:tc>
+        <w:tc>
+          <w:tcPr>
+            <w:tcW w:type="dxa" w:w="2800"/>
+            <w:shd w:fill="EAF1EE" w:color="auto" w:val="clear"/>
+            <w:tcMar>
+              <w:top w:type="dxa" w:w="60"/>
+              <w:left w:type="dxa" w:w="90"/>
+              <w:bottom w:type="dxa" w:w="60"/>
+              <w:right w:type="dxa" w:w="90"/>
+            </w:tcMar>
+          </w:tcPr>
+          <w:p>
+            <w:pPr>
+              <w:spacing w:after="0" w:line="252"/>
+            </w:pPr>
+            <w:r>
+              <w:rPr>
+                <w:rFonts w:ascii="Calibri" w:cs="Calibri" w:eastAsia="Calibri" w:hAnsi="Calibri"/>
+                <w:b/>
+                <w:bCs/>
+                <w:i w:val="false"/>
+                <w:iCs w:val="false"/>
+                <w:color w:val="1F2933"/>
+                <w:sz w:val="19"/>
+                <w:szCs w:val="19"/>
+              </w:rPr>
+              <w:t xml:space="preserve">Bước</w:t>
+            </w:r>
+          </w:p>
+        </w:tc>
+        <w:tc>
+          <w:tcPr>
+            <w:tcW w:type="dxa" w:w="1953"/>
+            <w:shd w:fill="EAF1EE" w:color="auto" w:val="clear"/>
+            <w:tcMar>
+              <w:top w:type="dxa" w:w="60"/>
+              <w:left w:type="dxa" w:w="90"/>
+              <w:bottom w:type="dxa" w:w="60"/>
+              <w:right w:type="dxa" w:w="90"/>
+            </w:tcMar>
+          </w:tcPr>
+          <w:p>
+            <w:pPr>
+              <w:spacing w:after="0" w:line="252"/>
+            </w:pPr>
+            <w:r>
+              <w:rPr>
+                <w:rFonts w:ascii="Calibri" w:cs="Calibri" w:eastAsia="Calibri" w:hAnsi="Calibri"/>
+                <w:b/>
+                <w:bCs/>
+                <w:i w:val="false"/>
+                <w:iCs w:val="false"/>
+                <w:color w:val="1F2933"/>
+                <w:sz w:val="19"/>
+                <w:szCs w:val="19"/>
+              </w:rPr>
+              <w:t xml:space="preserve">Chạy ở đâu</w:t>
+            </w:r>
+          </w:p>
+        </w:tc>
+        <w:tc>
+          <w:tcPr>
+            <w:tcW w:type="dxa" w:w="3789"/>
+            <w:shd w:fill="EAF1EE" w:color="auto" w:val="clear"/>
+            <w:tcMar>
+              <w:top w:type="dxa" w:w="60"/>
+              <w:left w:type="dxa" w:w="90"/>
+              <w:bottom w:type="dxa" w:w="60"/>
+              <w:right w:type="dxa" w:w="90"/>
+            </w:tcMar>
+          </w:tcPr>
+          <w:p>
+            <w:pPr>
+              <w:spacing w:after="0" w:line="252"/>
+            </w:pPr>
+            <w:r>
+              <w:rPr>
+                <w:rFonts w:ascii="Calibri" w:cs="Calibri" w:eastAsia="Calibri" w:hAnsi="Calibri"/>
+                <w:b/>
+                <w:bCs/>
+                <w:i w:val="false"/>
+                <w:iCs w:val="false"/>
+                <w:color w:val="1F2933"/>
+                <w:sz w:val="19"/>
+                <w:szCs w:val="19"/>
+              </w:rPr>
+              <w:t xml:space="preserve">Điểm phải giữ</w:t>
+            </w:r>
+          </w:p>
+        </w:tc>
+      </w:tr>
+      <w:tr>
+        <w:trPr>
+          <w:cantSplit/>
+        </w:trPr>
+        <w:tc>
+          <w:tcPr>
+            <w:tcW w:type="dxa" w:w="1096"/>
+            <w:tcMar>
+              <w:top w:type="dxa" w:w="60"/>
+              <w:left w:type="dxa" w:w="90"/>
+              <w:bottom w:type="dxa" w:w="60"/>
+              <w:right w:type="dxa" w:w="90"/>
+            </w:tcMar>
+          </w:tcPr>
+          <w:p>
+            <w:pPr>
+              <w:spacing w:after="0" w:line="252"/>
+            </w:pPr>
+            <w:r>
+              <w:rPr>
+                <w:rFonts w:ascii="Calibri" w:cs="Calibri" w:eastAsia="Calibri" w:hAnsi="Calibri"/>
+                <w:b w:val="false"/>
+                <w:bCs w:val="false"/>
+                <w:i w:val="false"/>
+                <w:iCs w:val="false"/>
+                <w:color w:val="1F2933"/>
+                <w:sz w:val="19"/>
+                <w:szCs w:val="19"/>
+              </w:rPr>
+              <w:t xml:space="preserve">1</w:t>
+            </w:r>
+          </w:p>
+        </w:tc>
+        <w:tc>
+          <w:tcPr>
+            <w:tcW w:type="dxa" w:w="2800"/>
+            <w:tcMar>
+              <w:top w:type="dxa" w:w="60"/>
+              <w:left w:type="dxa" w:w="90"/>
+              <w:bottom w:type="dxa" w:w="60"/>
+              <w:right w:type="dxa" w:w="90"/>
+            </w:tcMar>
+          </w:tcPr>
+          <w:p>
+            <w:pPr>
+              <w:spacing w:after="0" w:line="252"/>
+            </w:pPr>
+            <w:r>
+              <w:rPr>
+                <w:rFonts w:ascii="Calibri" w:cs="Calibri" w:eastAsia="Calibri" w:hAnsi="Calibri"/>
+                <w:b w:val="false"/>
+                <w:bCs w:val="false"/>
+                <w:i w:val="false"/>
+                <w:iCs w:val="false"/>
+                <w:color w:val="1F2933"/>
+                <w:sz w:val="19"/>
+                <w:szCs w:val="19"/>
+              </w:rPr>
+              <w:t xml:space="preserve">Nhận cả bộ bản vẽ của </w:t>
+            </w:r>
+            <w:r>
+              <w:rPr>
+                <w:rFonts w:ascii="Calibri" w:cs="Calibri" w:eastAsia="Calibri" w:hAnsi="Calibri"/>
+                <w:b/>
+                <w:bCs/>
+                <w:i w:val="false"/>
+                <w:iCs w:val="false"/>
+                <w:color w:val="1F2933"/>
+                <w:sz w:val="19"/>
+                <w:szCs w:val="19"/>
+              </w:rPr>
+              <w:t xml:space="preserve">một bộ môn</w:t>
+            </w:r>
+            <w:r>
+              <w:rPr>
+                <w:rFonts w:ascii="Calibri" w:cs="Calibri" w:eastAsia="Calibri" w:hAnsi="Calibri"/>
+                <w:b w:val="false"/>
+                <w:bCs w:val="false"/>
+                <w:i w:val="false"/>
+                <w:iCs w:val="false"/>
+                <w:color w:val="1F2933"/>
+                <w:sz w:val="19"/>
+                <w:szCs w:val="19"/>
+              </w:rPr>
+              <w:t xml:space="preserve">, mỗi tệp gắn số tầng</w:t>
+            </w:r>
+          </w:p>
+        </w:tc>
+        <w:tc>
+          <w:tcPr>
+            <w:tcW w:type="dxa" w:w="1953"/>
+            <w:tcMar>
+              <w:top w:type="dxa" w:w="60"/>
+              <w:left w:type="dxa" w:w="90"/>
+              <w:bottom w:type="dxa" w:w="60"/>
+              <w:right w:type="dxa" w:w="90"/>
+            </w:tcMar>
+          </w:tcPr>
+          <w:p>
+            <w:pPr>
+              <w:spacing w:after="0" w:line="252"/>
+            </w:pPr>
+            <w:r>
+              <w:rPr>
+                <w:rFonts w:ascii="Calibri" w:cs="Calibri" w:eastAsia="Calibri" w:hAnsi="Calibri"/>
+                <w:b w:val="false"/>
+                <w:bCs w:val="false"/>
+                <w:i w:val="false"/>
+                <w:iCs w:val="false"/>
+                <w:color w:val="1F2933"/>
+                <w:sz w:val="19"/>
+                <w:szCs w:val="19"/>
+              </w:rPr>
+              <w:t xml:space="preserve">Worker</w:t>
+            </w:r>
+          </w:p>
+        </w:tc>
+        <w:tc>
+          <w:tcPr>
+            <w:tcW w:type="dxa" w:w="3789"/>
+            <w:tcMar>
+              <w:top w:type="dxa" w:w="60"/>
+              <w:left w:type="dxa" w:w="90"/>
+              <w:bottom w:type="dxa" w:w="60"/>
+              <w:right w:type="dxa" w:w="90"/>
+            </w:tcMar>
+          </w:tcPr>
+          <w:p>
+            <w:pPr>
+              <w:spacing w:after="0" w:line="252"/>
+            </w:pPr>
+            <w:r>
+              <w:rPr>
+                <w:rFonts w:ascii="Calibri" w:cs="Calibri" w:eastAsia="Calibri" w:hAnsi="Calibri"/>
+                <w:b w:val="false"/>
+                <w:bCs w:val="false"/>
+                <w:i w:val="false"/>
+                <w:iCs w:val="false"/>
+                <w:color w:val="1F2933"/>
+                <w:sz w:val="19"/>
+                <w:szCs w:val="19"/>
+              </w:rPr>
+              <w:t xml:space="preserve">Lưu tệp nguồn xuống kho trước khi làm bất cứ việc gì — trích lại được mà không bắt tải lên lần nữa</w:t>
+            </w:r>
+          </w:p>
+        </w:tc>
+      </w:tr>
+      <w:tr>
+        <w:trPr>
+          <w:cantSplit/>
+        </w:trPr>
+        <w:tc>
+          <w:tcPr>
+            <w:tcW w:type="dxa" w:w="1096"/>
+            <w:tcMar>
+              <w:top w:type="dxa" w:w="60"/>
+              <w:left w:type="dxa" w:w="90"/>
+              <w:bottom w:type="dxa" w:w="60"/>
+              <w:right w:type="dxa" w:w="90"/>
+            </w:tcMar>
+          </w:tcPr>
+          <w:p>
+            <w:pPr>
+              <w:spacing w:after="0" w:line="252"/>
+            </w:pPr>
+            <w:r>
+              <w:rPr>
+                <w:rFonts w:ascii="Calibri" w:cs="Calibri" w:eastAsia="Calibri" w:hAnsi="Calibri"/>
+                <w:b w:val="false"/>
+                <w:bCs w:val="false"/>
+                <w:i w:val="false"/>
+                <w:iCs w:val="false"/>
+                <w:color w:val="1F2933"/>
+                <w:sz w:val="19"/>
+                <w:szCs w:val="19"/>
+              </w:rPr>
+              <w:t xml:space="preserve">2</w:t>
+            </w:r>
+          </w:p>
+        </w:tc>
+        <w:tc>
+          <w:tcPr>
+            <w:tcW w:type="dxa" w:w="2800"/>
+            <w:tcMar>
+              <w:top w:type="dxa" w:w="60"/>
+              <w:left w:type="dxa" w:w="90"/>
+              <w:bottom w:type="dxa" w:w="60"/>
+              <w:right w:type="dxa" w:w="90"/>
+            </w:tcMar>
+          </w:tcPr>
+          <w:p>
+            <w:pPr>
+              <w:spacing w:after="0" w:line="252"/>
+            </w:pPr>
+            <w:r>
+              <w:rPr>
+                <w:rFonts w:ascii="Calibri" w:cs="Calibri" w:eastAsia="Calibri" w:hAnsi="Calibri"/>
+                <w:b w:val="false"/>
+                <w:bCs w:val="false"/>
+                <w:i w:val="false"/>
+                <w:iCs w:val="false"/>
+                <w:color w:val="1F2933"/>
+                <w:sz w:val="19"/>
+                <w:szCs w:val="19"/>
+              </w:rPr>
+              <w:t xml:space="preserve">Kiểm quyền ghi kho tri thức</w:t>
+            </w:r>
+          </w:p>
+        </w:tc>
+        <w:tc>
+          <w:tcPr>
+            <w:tcW w:type="dxa" w:w="1953"/>
+            <w:tcMar>
+              <w:top w:type="dxa" w:w="60"/>
+              <w:left w:type="dxa" w:w="90"/>
+              <w:bottom w:type="dxa" w:w="60"/>
+              <w:right w:type="dxa" w:w="90"/>
+            </w:tcMar>
+          </w:tcPr>
+          <w:p>
+            <w:pPr>
+              <w:spacing w:after="0" w:line="252"/>
+            </w:pPr>
+            <w:r>
+              <w:rPr>
+                <w:rFonts w:ascii="Calibri" w:cs="Calibri" w:eastAsia="Calibri" w:hAnsi="Calibri"/>
+                <w:b w:val="false"/>
+                <w:bCs w:val="false"/>
+                <w:i w:val="false"/>
+                <w:iCs w:val="false"/>
+                <w:color w:val="1F2933"/>
+                <w:sz w:val="19"/>
+                <w:szCs w:val="19"/>
+              </w:rPr>
+              <w:t xml:space="preserve">Cơ sở dữ liệu</w:t>
+            </w:r>
+          </w:p>
+        </w:tc>
+        <w:tc>
+          <w:tcPr>
+            <w:tcW w:type="dxa" w:w="3789"/>
+            <w:tcMar>
+              <w:top w:type="dxa" w:w="60"/>
+              <w:left w:type="dxa" w:w="90"/>
+              <w:bottom w:type="dxa" w:w="60"/>
+              <w:right w:type="dxa" w:w="90"/>
+            </w:tcMar>
+          </w:tcPr>
+          <w:p>
+            <w:pPr>
+              <w:spacing w:after="0" w:line="252"/>
+            </w:pPr>
+            <w:r>
+              <w:rPr>
+                <w:rFonts w:ascii="Calibri" w:cs="Calibri" w:eastAsia="Calibri" w:hAnsi="Calibri"/>
+                <w:b w:val="false"/>
+                <w:bCs w:val="false"/>
+                <w:i w:val="false"/>
+                <w:iCs w:val="false"/>
+                <w:color w:val="1F2933"/>
+                <w:sz w:val="19"/>
+                <w:szCs w:val="19"/>
+              </w:rPr>
+              <w:t xml:space="preserve">Hỏi đúng hàm mà chính sách dùng; từ chối phải nói rõ </w:t>
+            </w:r>
+            <w:r>
+              <w:rPr>
+                <w:rFonts w:ascii="Calibri" w:cs="Calibri" w:eastAsia="Calibri" w:hAnsi="Calibri"/>
+                <w:b/>
+                <w:bCs/>
+                <w:i w:val="false"/>
+                <w:iCs w:val="false"/>
+                <w:color w:val="1F2933"/>
+                <w:sz w:val="19"/>
+                <w:szCs w:val="19"/>
+              </w:rPr>
+              <w:t xml:space="preserve">ai làm được</w:t>
+            </w:r>
+          </w:p>
+        </w:tc>
+      </w:tr>
+      <w:tr>
+        <w:trPr>
+          <w:cantSplit/>
+        </w:trPr>
+        <w:tc>
+          <w:tcPr>
+            <w:tcW w:type="dxa" w:w="1096"/>
+            <w:tcMar>
+              <w:top w:type="dxa" w:w="60"/>
+              <w:left w:type="dxa" w:w="90"/>
+              <w:bottom w:type="dxa" w:w="60"/>
+              <w:right w:type="dxa" w:w="90"/>
+            </w:tcMar>
+          </w:tcPr>
+          <w:p>
+            <w:pPr>
+              <w:spacing w:after="0" w:line="252"/>
+            </w:pPr>
+            <w:r>
+              <w:rPr>
+                <w:rFonts w:ascii="Calibri" w:cs="Calibri" w:eastAsia="Calibri" w:hAnsi="Calibri"/>
+                <w:b w:val="false"/>
+                <w:bCs w:val="false"/>
+                <w:i w:val="false"/>
+                <w:iCs w:val="false"/>
+                <w:color w:val="1F2933"/>
+                <w:sz w:val="19"/>
+                <w:szCs w:val="19"/>
+              </w:rPr>
+              <w:t xml:space="preserve">3</w:t>
+            </w:r>
+          </w:p>
+        </w:tc>
+        <w:tc>
+          <w:tcPr>
+            <w:tcW w:type="dxa" w:w="2800"/>
+            <w:tcMar>
+              <w:top w:type="dxa" w:w="60"/>
+              <w:left w:type="dxa" w:w="90"/>
+              <w:bottom w:type="dxa" w:w="60"/>
+              <w:right w:type="dxa" w:w="90"/>
+            </w:tcMar>
+          </w:tcPr>
+          <w:p>
+            <w:pPr>
+              <w:spacing w:after="0" w:line="252"/>
+            </w:pPr>
+            <w:r>
+              <w:rPr>
+                <w:rFonts w:ascii="Calibri" w:cs="Calibri" w:eastAsia="Calibri" w:hAnsi="Calibri"/>
+                <w:b w:val="false"/>
+                <w:bCs w:val="false"/>
+                <w:i w:val="false"/>
+                <w:iCs w:val="false"/>
+                <w:color w:val="1F2933"/>
+                <w:sz w:val="19"/>
+                <w:szCs w:val="19"/>
+              </w:rPr>
+              <w:t xml:space="preserve">Trích hình học từng tệp</w:t>
+            </w:r>
+          </w:p>
+        </w:tc>
+        <w:tc>
+          <w:tcPr>
+            <w:tcW w:type="dxa" w:w="1953"/>
+            <w:tcMar>
+              <w:top w:type="dxa" w:w="60"/>
+              <w:left w:type="dxa" w:w="90"/>
+              <w:bottom w:type="dxa" w:w="60"/>
+              <w:right w:type="dxa" w:w="90"/>
+            </w:tcMar>
+          </w:tcPr>
+          <w:p>
+            <w:pPr>
+              <w:spacing w:after="0" w:line="252"/>
+            </w:pPr>
+            <w:r>
+              <w:rPr>
+                <w:rFonts w:ascii="Calibri" w:cs="Calibri" w:eastAsia="Calibri" w:hAnsi="Calibri"/>
+                <w:b/>
+                <w:bCs/>
+                <w:i w:val="false"/>
+                <w:iCs w:val="false"/>
+                <w:color w:val="1F2933"/>
+                <w:sz w:val="19"/>
+                <w:szCs w:val="19"/>
+              </w:rPr>
+              <w:t xml:space="preserve">Container</w:t>
+            </w:r>
+          </w:p>
+        </w:tc>
+        <w:tc>
+          <w:tcPr>
+            <w:tcW w:type="dxa" w:w="3789"/>
+            <w:tcMar>
+              <w:top w:type="dxa" w:w="60"/>
+              <w:left w:type="dxa" w:w="90"/>
+              <w:bottom w:type="dxa" w:w="60"/>
+              <w:right w:type="dxa" w:w="90"/>
+            </w:tcMar>
+          </w:tcPr>
+          <w:p>
+            <w:pPr>
+              <w:spacing w:after="0" w:line="252"/>
+            </w:pPr>
+            <w:r>
+              <w:rPr>
+                <w:rFonts w:ascii="Calibri" w:cs="Calibri" w:eastAsia="Calibri" w:hAnsi="Calibri"/>
+                <w:b/>
+                <w:bCs/>
+                <w:i w:val="false"/>
+                <w:iCs w:val="false"/>
+                <w:color w:val="1F2933"/>
+                <w:sz w:val="19"/>
+                <w:szCs w:val="19"/>
+              </w:rPr>
+              <w:t xml:space="preserve">Một tệp một bước</w:t>
+            </w:r>
+          </w:p>
+        </w:tc>
+      </w:tr>
+      <w:tr>
+        <w:trPr>
+          <w:cantSplit/>
+        </w:trPr>
+        <w:tc>
+          <w:tcPr>
+            <w:tcW w:type="dxa" w:w="1096"/>
+            <w:tcMar>
+              <w:top w:type="dxa" w:w="60"/>
+              <w:left w:type="dxa" w:w="90"/>
+              <w:bottom w:type="dxa" w:w="60"/>
+              <w:right w:type="dxa" w:w="90"/>
+            </w:tcMar>
+          </w:tcPr>
+          <w:p>
+            <w:pPr>
+              <w:spacing w:after="0" w:line="252"/>
+            </w:pPr>
+            <w:r>
+              <w:rPr>
+                <w:rFonts w:ascii="Calibri" w:cs="Calibri" w:eastAsia="Calibri" w:hAnsi="Calibri"/>
+                <w:b w:val="false"/>
+                <w:bCs w:val="false"/>
+                <w:i w:val="false"/>
+                <w:iCs w:val="false"/>
+                <w:color w:val="1F2933"/>
+                <w:sz w:val="19"/>
+                <w:szCs w:val="19"/>
+              </w:rPr>
+              <w:t xml:space="preserve">4</w:t>
+            </w:r>
+          </w:p>
+        </w:tc>
+        <w:tc>
+          <w:tcPr>
+            <w:tcW w:type="dxa" w:w="2800"/>
+            <w:tcMar>
+              <w:top w:type="dxa" w:w="60"/>
+              <w:left w:type="dxa" w:w="90"/>
+              <w:bottom w:type="dxa" w:w="60"/>
+              <w:right w:type="dxa" w:w="90"/>
+            </w:tcMar>
+          </w:tcPr>
+          <w:p>
+            <w:pPr>
+              <w:spacing w:after="0" w:line="252"/>
+            </w:pPr>
+            <w:r>
+              <w:rPr>
+                <w:rFonts w:ascii="Calibri" w:cs="Calibri" w:eastAsia="Calibri" w:hAnsi="Calibri"/>
+                <w:b w:val="false"/>
+                <w:bCs w:val="false"/>
+                <w:i w:val="false"/>
+                <w:iCs w:val="false"/>
+                <w:color w:val="1F2933"/>
+                <w:sz w:val="19"/>
+                <w:szCs w:val="19"/>
+              </w:rPr>
+              <w:t xml:space="preserve">Quy nhãn phòng về mã chuẩn</w:t>
+            </w:r>
+          </w:p>
+        </w:tc>
+        <w:tc>
+          <w:tcPr>
+            <w:tcW w:type="dxa" w:w="1953"/>
+            <w:tcMar>
+              <w:top w:type="dxa" w:w="60"/>
+              <w:left w:type="dxa" w:w="90"/>
+              <w:bottom w:type="dxa" w:w="60"/>
+              <w:right w:type="dxa" w:w="90"/>
+            </w:tcMar>
+          </w:tcPr>
+          <w:p>
+            <w:pPr>
+              <w:spacing w:after="0" w:line="252"/>
+            </w:pPr>
+            <w:r>
+              <w:rPr>
+                <w:rFonts w:ascii="Calibri" w:cs="Calibri" w:eastAsia="Calibri" w:hAnsi="Calibri"/>
+                <w:b w:val="false"/>
+                <w:bCs w:val="false"/>
+                <w:i w:val="false"/>
+                <w:iCs w:val="false"/>
+                <w:color w:val="1F2933"/>
+                <w:sz w:val="19"/>
+                <w:szCs w:val="19"/>
+              </w:rPr>
+              <w:t xml:space="preserve">Worker, có gọi mô hình</w:t>
+            </w:r>
+          </w:p>
+        </w:tc>
+        <w:tc>
+          <w:tcPr>
+            <w:tcW w:type="dxa" w:w="3789"/>
+            <w:tcMar>
+              <w:top w:type="dxa" w:w="60"/>
+              <w:left w:type="dxa" w:w="90"/>
+              <w:bottom w:type="dxa" w:w="60"/>
+              <w:right w:type="dxa" w:w="90"/>
+            </w:tcMar>
+          </w:tcPr>
+          <w:p>
+            <w:pPr>
+              <w:spacing w:after="0" w:line="252"/>
+            </w:pPr>
+            <w:r>
+              <w:rPr>
+                <w:rFonts w:ascii="Calibri" w:cs="Calibri" w:eastAsia="Calibri" w:hAnsi="Calibri"/>
+                <w:b w:val="false"/>
+                <w:bCs w:val="false"/>
+                <w:i w:val="false"/>
+                <w:iCs w:val="false"/>
+                <w:color w:val="1F2933"/>
+                <w:sz w:val="19"/>
+                <w:szCs w:val="19"/>
+              </w:rPr>
+              <w:t xml:space="preserve">Bước </w:t>
+            </w:r>
+            <w:r>
+              <w:rPr>
+                <w:rFonts w:ascii="Calibri" w:cs="Calibri" w:eastAsia="Calibri" w:hAnsi="Calibri"/>
+                <w:b/>
+                <w:bCs/>
+                <w:i w:val="false"/>
+                <w:iCs w:val="false"/>
+                <w:color w:val="1F2933"/>
+                <w:sz w:val="19"/>
+                <w:szCs w:val="19"/>
+              </w:rPr>
+              <w:t xml:space="preserve">riêng</w:t>
+            </w:r>
+            <w:r>
+              <w:rPr>
+                <w:rFonts w:ascii="Calibri" w:cs="Calibri" w:eastAsia="Calibri" w:hAnsi="Calibri"/>
+                <w:b w:val="false"/>
+                <w:bCs w:val="false"/>
+                <w:i w:val="false"/>
+                <w:iCs w:val="false"/>
+                <w:color w:val="1F2933"/>
+                <w:sz w:val="19"/>
+                <w:szCs w:val="19"/>
+              </w:rPr>
+              <w:t xml:space="preserve">, không gộp vào bước sau; mã phòng người đã xác nhận thắng suy đoán của mô hình</w:t>
+            </w:r>
+          </w:p>
+        </w:tc>
+      </w:tr>
+      <w:tr>
+        <w:trPr>
+          <w:cantSplit/>
+        </w:trPr>
+        <w:tc>
+          <w:tcPr>
+            <w:tcW w:type="dxa" w:w="1096"/>
+            <w:tcMar>
+              <w:top w:type="dxa" w:w="60"/>
+              <w:left w:type="dxa" w:w="90"/>
+              <w:bottom w:type="dxa" w:w="60"/>
+              <w:right w:type="dxa" w:w="90"/>
+            </w:tcMar>
+          </w:tcPr>
+          <w:p>
+            <w:pPr>
+              <w:spacing w:after="0" w:line="252"/>
+            </w:pPr>
+            <w:r>
+              <w:rPr>
+                <w:rFonts w:ascii="Calibri" w:cs="Calibri" w:eastAsia="Calibri" w:hAnsi="Calibri"/>
+                <w:b w:val="false"/>
+                <w:bCs w:val="false"/>
+                <w:i w:val="false"/>
+                <w:iCs w:val="false"/>
+                <w:color w:val="1F2933"/>
+                <w:sz w:val="19"/>
+                <w:szCs w:val="19"/>
+              </w:rPr>
+              <w:t xml:space="preserve">5</w:t>
+            </w:r>
+          </w:p>
+        </w:tc>
+        <w:tc>
+          <w:tcPr>
+            <w:tcW w:type="dxa" w:w="2800"/>
+            <w:tcMar>
+              <w:top w:type="dxa" w:w="60"/>
+              <w:left w:type="dxa" w:w="90"/>
+              <w:bottom w:type="dxa" w:w="60"/>
+              <w:right w:type="dxa" w:w="90"/>
+            </w:tcMar>
+          </w:tcPr>
+          <w:p>
+            <w:pPr>
+              <w:spacing w:after="0" w:line="252"/>
+            </w:pPr>
+            <w:r>
+              <w:rPr>
+                <w:rFonts w:ascii="Calibri" w:cs="Calibri" w:eastAsia="Calibri" w:hAnsi="Calibri"/>
+                <w:b w:val="false"/>
+                <w:bCs w:val="false"/>
+                <w:i w:val="false"/>
+                <w:iCs w:val="false"/>
+                <w:color w:val="1F2933"/>
+                <w:sz w:val="19"/>
+                <w:szCs w:val="19"/>
+              </w:rPr>
+              <w:t xml:space="preserve">Lắp bản ghi và kiểm chéo giữa các tờ</w:t>
+            </w:r>
+          </w:p>
+        </w:tc>
+        <w:tc>
+          <w:tcPr>
+            <w:tcW w:type="dxa" w:w="1953"/>
+            <w:tcMar>
+              <w:top w:type="dxa" w:w="60"/>
+              <w:left w:type="dxa" w:w="90"/>
+              <w:bottom w:type="dxa" w:w="60"/>
+              <w:right w:type="dxa" w:w="90"/>
+            </w:tcMar>
+          </w:tcPr>
+          <w:p>
+            <w:pPr>
+              <w:spacing w:after="0" w:line="252"/>
+            </w:pPr>
+            <w:r>
+              <w:rPr>
+                <w:rFonts w:ascii="Calibri" w:cs="Calibri" w:eastAsia="Calibri" w:hAnsi="Calibri"/>
+                <w:b/>
+                <w:bCs/>
+                <w:i w:val="false"/>
+                <w:iCs w:val="false"/>
+                <w:color w:val="1F2933"/>
+                <w:sz w:val="19"/>
+                <w:szCs w:val="19"/>
+              </w:rPr>
+              <w:t xml:space="preserve">Container</w:t>
+            </w:r>
+          </w:p>
+        </w:tc>
+        <w:tc>
+          <w:tcPr>
+            <w:tcW w:type="dxa" w:w="3789"/>
+            <w:tcMar>
+              <w:top w:type="dxa" w:w="60"/>
+              <w:left w:type="dxa" w:w="90"/>
+              <w:bottom w:type="dxa" w:w="60"/>
+              <w:right w:type="dxa" w:w="90"/>
+            </w:tcMar>
+          </w:tcPr>
+          <w:p>
+            <w:pPr>
+              <w:spacing w:after="0" w:line="252"/>
+            </w:pPr>
+            <w:r>
+              <w:rPr>
+                <w:rFonts w:ascii="Calibri" w:cs="Calibri" w:eastAsia="Calibri" w:hAnsi="Calibri"/>
+                <w:b w:val="false"/>
+                <w:bCs w:val="false"/>
+                <w:i w:val="false"/>
+                <w:iCs w:val="false"/>
+                <w:color w:val="1F2933"/>
+                <w:sz w:val="19"/>
+                <w:szCs w:val="19"/>
+              </w:rPr>
+              <w:t xml:space="preserve">Trả kèm danh sách phép kiểm đạt · trượt · bỏ qua, không gộp thành một điểm số</w:t>
+            </w:r>
+          </w:p>
+        </w:tc>
+      </w:tr>
+      <w:tr>
+        <w:trPr>
+          <w:cantSplit/>
+        </w:trPr>
+        <w:tc>
+          <w:tcPr>
+            <w:tcW w:type="dxa" w:w="1096"/>
+            <w:tcMar>
+              <w:top w:type="dxa" w:w="60"/>
+              <w:left w:type="dxa" w:w="90"/>
+              <w:bottom w:type="dxa" w:w="60"/>
+              <w:right w:type="dxa" w:w="90"/>
+            </w:tcMar>
+          </w:tcPr>
+          <w:p>
+            <w:pPr>
+              <w:spacing w:after="0" w:line="252"/>
+            </w:pPr>
+            <w:r>
+              <w:rPr>
+                <w:rFonts w:ascii="Calibri" w:cs="Calibri" w:eastAsia="Calibri" w:hAnsi="Calibri"/>
+                <w:b w:val="false"/>
+                <w:bCs w:val="false"/>
+                <w:i w:val="false"/>
+                <w:iCs w:val="false"/>
+                <w:color w:val="1F2933"/>
+                <w:sz w:val="19"/>
+                <w:szCs w:val="19"/>
+              </w:rPr>
+              <w:t xml:space="preserve">6</w:t>
+            </w:r>
+          </w:p>
+        </w:tc>
+        <w:tc>
+          <w:tcPr>
+            <w:tcW w:type="dxa" w:w="2800"/>
+            <w:tcMar>
+              <w:top w:type="dxa" w:w="60"/>
+              <w:left w:type="dxa" w:w="90"/>
+              <w:bottom w:type="dxa" w:w="60"/>
+              <w:right w:type="dxa" w:w="90"/>
+            </w:tcMar>
+          </w:tcPr>
+          <w:p>
+            <w:pPr>
+              <w:spacing w:after="0" w:line="252"/>
+            </w:pPr>
+            <w:r>
+              <w:rPr>
+                <w:rFonts w:ascii="Calibri" w:cs="Calibri" w:eastAsia="Calibri" w:hAnsi="Calibri"/>
+                <w:b w:val="false"/>
+                <w:bCs w:val="false"/>
+                <w:i w:val="false"/>
+                <w:iCs w:val="false"/>
+                <w:color w:val="1F2933"/>
+                <w:sz w:val="19"/>
+                <w:szCs w:val="19"/>
+              </w:rPr>
+              <w:t xml:space="preserve">Ghi bản ghi vào kho tri thức</w:t>
+            </w:r>
+          </w:p>
+        </w:tc>
+        <w:tc>
+          <w:tcPr>
+            <w:tcW w:type="dxa" w:w="1953"/>
+            <w:tcMar>
+              <w:top w:type="dxa" w:w="60"/>
+              <w:left w:type="dxa" w:w="90"/>
+              <w:bottom w:type="dxa" w:w="60"/>
+              <w:right w:type="dxa" w:w="90"/>
+            </w:tcMar>
+          </w:tcPr>
+          <w:p>
+            <w:pPr>
+              <w:spacing w:after="0" w:line="252"/>
+            </w:pPr>
+            <w:r>
+              <w:rPr>
+                <w:rFonts w:ascii="Calibri" w:cs="Calibri" w:eastAsia="Calibri" w:hAnsi="Calibri"/>
+                <w:b w:val="false"/>
+                <w:bCs w:val="false"/>
+                <w:i w:val="false"/>
+                <w:iCs w:val="false"/>
+                <w:color w:val="1F2933"/>
+                <w:sz w:val="19"/>
+                <w:szCs w:val="19"/>
+              </w:rPr>
+              <w:t xml:space="preserve">Worker</w:t>
+            </w:r>
+          </w:p>
+        </w:tc>
+        <w:tc>
+          <w:tcPr>
+            <w:tcW w:type="dxa" w:w="3789"/>
+            <w:tcMar>
+              <w:top w:type="dxa" w:w="60"/>
+              <w:left w:type="dxa" w:w="90"/>
+              <w:bottom w:type="dxa" w:w="60"/>
+              <w:right w:type="dxa" w:w="90"/>
+            </w:tcMar>
+          </w:tcPr>
+          <w:p>
+            <w:pPr>
+              <w:spacing w:after="0" w:line="252"/>
+            </w:pPr>
+          </w:p>
+        </w:tc>
+      </w:tr>
+      <w:tr>
+        <w:trPr>
+          <w:cantSplit/>
+        </w:trPr>
+        <w:tc>
+          <w:tcPr>
+            <w:tcW w:type="dxa" w:w="1096"/>
+            <w:tcMar>
+              <w:top w:type="dxa" w:w="60"/>
+              <w:left w:type="dxa" w:w="90"/>
+              <w:bottom w:type="dxa" w:w="60"/>
+              <w:right w:type="dxa" w:w="90"/>
+            </w:tcMar>
+          </w:tcPr>
+          <w:p>
+            <w:pPr>
+              <w:spacing w:after="0" w:line="252"/>
+            </w:pPr>
+            <w:r>
+              <w:rPr>
+                <w:rFonts w:ascii="Calibri" w:cs="Calibri" w:eastAsia="Calibri" w:hAnsi="Calibri"/>
+                <w:b w:val="false"/>
+                <w:bCs w:val="false"/>
+                <w:i w:val="false"/>
+                <w:iCs w:val="false"/>
+                <w:color w:val="1F2933"/>
+                <w:sz w:val="19"/>
+                <w:szCs w:val="19"/>
+              </w:rPr>
+              <w:t xml:space="preserve">7</w:t>
+            </w:r>
+          </w:p>
+        </w:tc>
+        <w:tc>
+          <w:tcPr>
+            <w:tcW w:type="dxa" w:w="2800"/>
+            <w:tcMar>
+              <w:top w:type="dxa" w:w="60"/>
+              <w:left w:type="dxa" w:w="90"/>
+              <w:bottom w:type="dxa" w:w="60"/>
+              <w:right w:type="dxa" w:w="90"/>
+            </w:tcMar>
+          </w:tcPr>
+          <w:p>
+            <w:pPr>
+              <w:spacing w:after="0" w:line="252"/>
+            </w:pPr>
+            <w:r>
+              <w:rPr>
+                <w:rFonts w:ascii="Calibri" w:cs="Calibri" w:eastAsia="Calibri" w:hAnsi="Calibri"/>
+                <w:b w:val="false"/>
+                <w:bCs w:val="false"/>
+                <w:i w:val="false"/>
+                <w:iCs w:val="false"/>
+                <w:color w:val="1F2933"/>
+                <w:sz w:val="19"/>
+                <w:szCs w:val="19"/>
+              </w:rPr>
+              <w:t xml:space="preserve">Chú giải "vì sao bố trí thế này"</w:t>
+            </w:r>
+          </w:p>
+        </w:tc>
+        <w:tc>
+          <w:tcPr>
+            <w:tcW w:type="dxa" w:w="1953"/>
+            <w:tcMar>
+              <w:top w:type="dxa" w:w="60"/>
+              <w:left w:type="dxa" w:w="90"/>
+              <w:bottom w:type="dxa" w:w="60"/>
+              <w:right w:type="dxa" w:w="90"/>
+            </w:tcMar>
+          </w:tcPr>
+          <w:p>
+            <w:pPr>
+              <w:spacing w:after="0" w:line="252"/>
+            </w:pPr>
+            <w:r>
+              <w:rPr>
+                <w:rFonts w:ascii="Calibri" w:cs="Calibri" w:eastAsia="Calibri" w:hAnsi="Calibri"/>
+                <w:b/>
+                <w:bCs/>
+                <w:i w:val="false"/>
+                <w:iCs w:val="false"/>
+                <w:color w:val="1F2933"/>
+                <w:sz w:val="19"/>
+                <w:szCs w:val="19"/>
+              </w:rPr>
+              <w:t xml:space="preserve">Người</w:t>
+            </w:r>
+            <w:r>
+              <w:rPr>
+                <w:rFonts w:ascii="Calibri" w:cs="Calibri" w:eastAsia="Calibri" w:hAnsi="Calibri"/>
+                <w:b w:val="false"/>
+                <w:bCs w:val="false"/>
+                <w:i w:val="false"/>
+                <w:iCs w:val="false"/>
+                <w:color w:val="1F2933"/>
+                <w:sz w:val="19"/>
+                <w:szCs w:val="19"/>
+              </w:rPr>
+              <w:t xml:space="preserve">, qua giao diện</w:t>
+            </w:r>
+          </w:p>
+        </w:tc>
+        <w:tc>
+          <w:tcPr>
+            <w:tcW w:type="dxa" w:w="3789"/>
+            <w:tcMar>
+              <w:top w:type="dxa" w:w="60"/>
+              <w:left w:type="dxa" w:w="90"/>
+              <w:bottom w:type="dxa" w:w="60"/>
+              <w:right w:type="dxa" w:w="90"/>
+            </w:tcMar>
+          </w:tcPr>
+          <w:p>
+            <w:pPr>
+              <w:spacing w:after="0" w:line="252"/>
+            </w:pPr>
+            <w:r>
+              <w:rPr>
+                <w:rFonts w:ascii="Calibri" w:cs="Calibri" w:eastAsia="Calibri" w:hAnsi="Calibri"/>
+                <w:b w:val="false"/>
+                <w:bCs w:val="false"/>
+                <w:i w:val="false"/>
+                <w:iCs w:val="false"/>
+                <w:color w:val="1F2933"/>
+                <w:sz w:val="19"/>
+                <w:szCs w:val="19"/>
+              </w:rPr>
+              <w:t xml:space="preserve">Năm câu hỏi có sẵn lựa chọn, 10–15 phút một công trình — không bắt kiến trúc sư viết luận</w:t>
+            </w:r>
+          </w:p>
+        </w:tc>
+      </w:tr>
+    </w:tbl>
+    <w:p>
+      <w:pPr>
+        <w:spacing w:after="160"/>
+      </w:pPr>
+    </w:p>
+    <w:p>
+      <w:pPr>
+        <w:spacing w:after="140" w:line="276"/>
+        <w:jc w:val="left"/>
+      </w:pPr>
+      <w:r>
+        <w:rPr>
+          <w:rFonts w:ascii="Calibri" w:cs="Calibri" w:eastAsia="Calibri" w:hAnsi="Calibri"/>
+          <w:b/>
+          <w:bCs/>
+          <w:i w:val="false"/>
+          <w:iCs w:val="false"/>
+          <w:color w:val="1F2933"/>
+          <w:sz w:val="21"/>
+          <w:szCs w:val="21"/>
+        </w:rPr>
+        <w:t xml:space="preserve">Vì sao mỗi tệp một bước.</w:t>
+      </w:r>
+      <w:r>
+        <w:rPr>
+          <w:rFonts w:ascii="Calibri" w:cs="Calibri" w:eastAsia="Calibri" w:hAnsi="Calibri"/>
+          <w:b w:val="false"/>
+          <w:bCs w:val="false"/>
+          <w:i w:val="false"/>
+          <w:iCs w:val="false"/>
+          <w:color w:val="1F2933"/>
+          <w:sz w:val="21"/>
+          <w:szCs w:val="21"/>
+        </w:rPr>
+        <w:t xml:space="preserve"> Nền tảng điều phối lưu kết quả từng bước. Gộp cả mẻ vào một bước thì sửa bộ trích xuất xong phải trích lại tất cả, và tệp cuối hỏng sẽ vứt bỏ công của mọi tệp trước. Cùng lẽ đó, bước quy nhãn tách riêng vì nó là bước duy nhất của mẻ gọi ra dịch vụ ngoài: gộp vào thì một lần bị từ chối sẽ kéo theo gọi mô hình thêm lần nữa dù kết quả cũ vẫn dùng được.</w:t>
+      </w:r>
+    </w:p>
+    <w:p>
+      <w:pPr>
+        <w:spacing w:after="140" w:line="276"/>
+        <w:jc w:val="left"/>
+      </w:pPr>
+      <w:r>
+        <w:rPr>
+          <w:rFonts w:ascii="Calibri" w:cs="Calibri" w:eastAsia="Calibri" w:hAnsi="Calibri"/>
+          <w:b/>
+          <w:bCs/>
+          <w:i w:val="false"/>
+          <w:iCs w:val="false"/>
+          <w:color w:val="1F2933"/>
+          <w:sz w:val="21"/>
+          <w:szCs w:val="21"/>
+        </w:rPr>
+        <w:t xml:space="preserve">Hỏng thì không nuốt.</w:t>
+      </w:r>
+      <w:r>
+        <w:rPr>
+          <w:rFonts w:ascii="Calibri" w:cs="Calibri" w:eastAsia="Calibri" w:hAnsi="Calibri"/>
+          <w:b w:val="false"/>
+          <w:bCs w:val="false"/>
+          <w:i w:val="false"/>
+          <w:iCs w:val="false"/>
+          <w:color w:val="1F2933"/>
+          <w:sz w:val="21"/>
+          <w:szCs w:val="21"/>
+        </w:rPr>
+        <w:t xml:space="preserve"> Tệp trích không được đi cùng kết quả kèm tên tệp và lý do — người vận hành cần biết phải bổ sung quy ước lớp bản vẽ nào. Nhãn do mô hình suy ra và nhãn không ai quy được cũng đi cùng kết quả chứ không chỉ nằm trong nhật ký: người xác nhận cần thấy đúng lúc đang xem bản ghi. Không tệp nào trích được thì </w:t>
+      </w:r>
+      <w:r>
+        <w:rPr>
+          <w:rFonts w:ascii="Calibri" w:cs="Calibri" w:eastAsia="Calibri" w:hAnsi="Calibri"/>
+          <w:b/>
+          <w:bCs/>
+          <w:i w:val="false"/>
+          <w:iCs w:val="false"/>
+          <w:color w:val="1F2933"/>
+          <w:sz w:val="21"/>
+          <w:szCs w:val="21"/>
+        </w:rPr>
+        <w:t xml:space="preserve">dừng hẳn, không thử lại</w:t>
+      </w:r>
+      <w:r>
+        <w:rPr>
+          <w:rFonts w:ascii="Calibri" w:cs="Calibri" w:eastAsia="Calibri" w:hAnsi="Calibri"/>
+          <w:b w:val="false"/>
+          <w:bCs w:val="false"/>
+          <w:i w:val="false"/>
+          <w:iCs w:val="false"/>
+          <w:color w:val="1F2933"/>
+          <w:sz w:val="21"/>
+          <w:szCs w:val="21"/>
+        </w:rPr>
+        <w:t xml:space="preserve"> — thử lại không đổi được gì.</w:t>
+      </w:r>
+    </w:p>
+    <w:p>
+      <w:pPr>
+        <w:spacing w:after="140" w:line="276"/>
+        <w:jc w:val="left"/>
+      </w:pPr>
+      <w:r>
+        <w:rPr>
+          <w:rFonts w:ascii="Calibri" w:cs="Calibri" w:eastAsia="Calibri" w:hAnsi="Calibri"/>
+          <w:b/>
+          <w:bCs/>
+          <w:i w:val="false"/>
+          <w:iCs w:val="false"/>
+          <w:color w:val="1F2933"/>
+          <w:sz w:val="21"/>
+          <w:szCs w:val="21"/>
+        </w:rPr>
+        <w:t xml:space="preserve">Bốn đặc điểm của bản vẽ thật quyết định thiết kế bộ trích xuất.</w:t>
+      </w:r>
+      <w:r>
+        <w:rPr>
+          <w:rFonts w:ascii="Calibri" w:cs="Calibri" w:eastAsia="Calibri" w:hAnsi="Calibri"/>
+          <w:b w:val="false"/>
+          <w:bCs w:val="false"/>
+          <w:i w:val="false"/>
+          <w:iCs w:val="false"/>
+          <w:color w:val="1F2933"/>
+          <w:sz w:val="21"/>
+          <w:szCs w:val="21"/>
+        </w:rPr>
+        <w:t xml:space="preserve"> Cả bốn đều hỏng *im lặng*, chỉ phát hiện được bằng cách đối chiếu với bản vẽ thật:</w:t>
+      </w:r>
+    </w:p>
+    <w:p>
+      <w:pPr>
+        <w:pStyle w:val="ListParagraph"/>
+        <w:numPr>
+          <w:ilvl w:val="0"/>
+          <w:numId w:val="6"/>
+        </w:numPr>
+        <w:spacing w:after="70" w:line="276"/>
+      </w:pPr>
+      <w:r>
+        <w:rPr>
+          <w:rFonts w:ascii="Calibri" w:cs="Calibri" w:eastAsia="Calibri" w:hAnsi="Calibri"/>
+          <w:b w:val="false"/>
+          <w:bCs w:val="false"/>
+          <w:i w:val="false"/>
+          <w:iCs w:val="false"/>
+          <w:color w:val="1F2933"/>
+          <w:sz w:val="21"/>
+          <w:szCs w:val="21"/>
+        </w:rPr>
+        <w:t xml:space="preserve">Bản vẽ </w:t>
+      </w:r>
+      <w:r>
+        <w:rPr>
+          <w:rFonts w:ascii="Calibri" w:cs="Calibri" w:eastAsia="Calibri" w:hAnsi="Calibri"/>
+          <w:b/>
+          <w:bCs/>
+          <w:i w:val="false"/>
+          <w:iCs w:val="false"/>
+          <w:color w:val="1F2933"/>
+          <w:sz w:val="21"/>
+          <w:szCs w:val="21"/>
+        </w:rPr>
+        <w:t xml:space="preserve">không có đa giác phòng trên lớp riêng</w:t>
+      </w:r>
+      <w:r>
+        <w:rPr>
+          <w:rFonts w:ascii="Calibri" w:cs="Calibri" w:eastAsia="Calibri" w:hAnsi="Calibri"/>
+          <w:b w:val="false"/>
+          <w:bCs w:val="false"/>
+          <w:i w:val="false"/>
+          <w:iCs w:val="false"/>
+          <w:color w:val="1F2933"/>
+          <w:sz w:val="21"/>
+          <w:szCs w:val="21"/>
+        </w:rPr>
+        <w:t xml:space="preserve"> — tên lớp đặt theo độ đậm nét khi in. Đa giác phòng phải dựng từ đồ thị tim tường.</w:t>
+      </w:r>
+    </w:p>
+    <w:p>
+      <w:pPr>
+        <w:pStyle w:val="ListParagraph"/>
+        <w:numPr>
+          <w:ilvl w:val="0"/>
+          <w:numId w:val="6"/>
+        </w:numPr>
+        <w:spacing w:after="70" w:line="276"/>
+      </w:pPr>
+      <w:r>
+        <w:rPr>
+          <w:rFonts w:ascii="Calibri" w:cs="Calibri" w:eastAsia="Calibri" w:hAnsi="Calibri"/>
+          <w:b w:val="false"/>
+          <w:bCs w:val="false"/>
+          <w:i w:val="false"/>
+          <w:iCs w:val="false"/>
+          <w:color w:val="1F2933"/>
+          <w:sz w:val="21"/>
+          <w:szCs w:val="21"/>
+        </w:rPr>
+        <w:t xml:space="preserve">Phải đi </w:t>
+      </w:r>
+      <w:r>
+        <w:rPr>
+          <w:rFonts w:ascii="Calibri" w:cs="Calibri" w:eastAsia="Calibri" w:hAnsi="Calibri"/>
+          <w:b/>
+          <w:bCs/>
+          <w:i w:val="false"/>
+          <w:iCs w:val="false"/>
+          <w:color w:val="1F2933"/>
+          <w:sz w:val="21"/>
+          <w:szCs w:val="21"/>
+        </w:rPr>
+        <w:t xml:space="preserve">vào trong khối</w:t>
+      </w:r>
+      <w:r>
+        <w:rPr>
+          <w:rFonts w:ascii="Calibri" w:cs="Calibri" w:eastAsia="Calibri" w:hAnsi="Calibri"/>
+          <w:b w:val="false"/>
+          <w:bCs w:val="false"/>
+          <w:i w:val="false"/>
+          <w:iCs w:val="false"/>
+          <w:color w:val="1F2933"/>
+          <w:sz w:val="21"/>
+          <w:szCs w:val="21"/>
+        </w:rPr>
+        <w:t xml:space="preserve"> và đọc cả </w:t>
+      </w:r>
+      <w:r>
+        <w:rPr>
+          <w:rFonts w:ascii="Calibri" w:cs="Calibri" w:eastAsia="Calibri" w:hAnsi="Calibri"/>
+          <w:b/>
+          <w:bCs/>
+          <w:i w:val="false"/>
+          <w:iCs w:val="false"/>
+          <w:color w:val="1F2933"/>
+          <w:sz w:val="21"/>
+          <w:szCs w:val="21"/>
+        </w:rPr>
+        <w:t xml:space="preserve">thuộc tính chữ</w:t>
+      </w:r>
+      <w:r>
+        <w:rPr>
+          <w:rFonts w:ascii="Calibri" w:cs="Calibri" w:eastAsia="Calibri" w:hAnsi="Calibri"/>
+          <w:b w:val="false"/>
+          <w:bCs w:val="false"/>
+          <w:i w:val="false"/>
+          <w:iCs w:val="false"/>
+          <w:color w:val="1F2933"/>
+          <w:sz w:val="21"/>
+          <w:szCs w:val="21"/>
+        </w:rPr>
+        <w:t xml:space="preserve">, không chỉ đọc lớp trên cùng.</w:t>
+      </w:r>
+    </w:p>
+    <w:p>
+      <w:pPr>
+        <w:pStyle w:val="ListParagraph"/>
+        <w:numPr>
+          <w:ilvl w:val="0"/>
+          <w:numId w:val="6"/>
+        </w:numPr>
+        <w:spacing w:after="70" w:line="276"/>
+      </w:pPr>
+      <w:r>
+        <w:rPr>
+          <w:rFonts w:ascii="Calibri" w:cs="Calibri" w:eastAsia="Calibri" w:hAnsi="Calibri"/>
+          <w:b w:val="false"/>
+          <w:bCs w:val="false"/>
+          <w:i w:val="false"/>
+          <w:iCs w:val="false"/>
+          <w:color w:val="1F2933"/>
+          <w:sz w:val="21"/>
+          <w:szCs w:val="21"/>
+        </w:rPr>
+        <w:t xml:space="preserve">Một tệp là </w:t>
+      </w:r>
+      <w:r>
+        <w:rPr>
+          <w:rFonts w:ascii="Calibri" w:cs="Calibri" w:eastAsia="Calibri" w:hAnsi="Calibri"/>
+          <w:b/>
+          <w:bCs/>
+          <w:i w:val="false"/>
+          <w:iCs w:val="false"/>
+          <w:color w:val="1F2933"/>
+          <w:sz w:val="21"/>
+          <w:szCs w:val="21"/>
+        </w:rPr>
+        <w:t xml:space="preserve">trọn hồ sơ một bộ môn</w:t>
+      </w:r>
+      <w:r>
+        <w:rPr>
+          <w:rFonts w:ascii="Calibri" w:cs="Calibri" w:eastAsia="Calibri" w:hAnsi="Calibri"/>
+          <w:b w:val="false"/>
+          <w:bCs w:val="false"/>
+          <w:i w:val="false"/>
+          <w:iCs w:val="false"/>
+          <w:color w:val="1F2933"/>
+          <w:sz w:val="21"/>
+          <w:szCs w:val="21"/>
+        </w:rPr>
+        <w:t xml:space="preserve">, hàng chục tờ — không phải một tờ một tệp.</w:t>
+      </w:r>
+    </w:p>
+    <w:p>
+      <w:pPr>
+        <w:pStyle w:val="ListParagraph"/>
+        <w:numPr>
+          <w:ilvl w:val="0"/>
+          <w:numId w:val="6"/>
+        </w:numPr>
+        <w:spacing w:after="70" w:line="276"/>
+      </w:pPr>
+      <w:r>
+        <w:rPr>
+          <w:rFonts w:ascii="Calibri" w:cs="Calibri" w:eastAsia="Calibri" w:hAnsi="Calibri"/>
+          <w:b/>
+          <w:bCs/>
+          <w:i w:val="false"/>
+          <w:iCs w:val="false"/>
+          <w:color w:val="1F2933"/>
+          <w:sz w:val="21"/>
+          <w:szCs w:val="21"/>
+        </w:rPr>
+        <w:t xml:space="preserve">Quy ước lớp bản vẽ là dữ liệu</w:t>
+      </w:r>
+      <w:r>
+        <w:rPr>
+          <w:rFonts w:ascii="Calibri" w:cs="Calibri" w:eastAsia="Calibri" w:hAnsi="Calibri"/>
+          <w:b w:val="false"/>
+          <w:bCs w:val="false"/>
+          <w:i w:val="false"/>
+          <w:iCs w:val="false"/>
+          <w:color w:val="1F2933"/>
+          <w:sz w:val="21"/>
+          <w:szCs w:val="21"/>
+        </w:rPr>
+        <w:t xml:space="preserve">, khai trong tệp cấu hình; cấm viết tên lớp vào mã. Bộ trích xuất trả riêng danh sách lớp </w:t>
+      </w:r>
+      <w:r>
+        <w:rPr>
+          <w:rFonts w:ascii="Calibri" w:cs="Calibri" w:eastAsia="Calibri" w:hAnsi="Calibri"/>
+          <w:b/>
+          <w:bCs/>
+          <w:i w:val="false"/>
+          <w:iCs w:val="false"/>
+          <w:color w:val="1F2933"/>
+          <w:sz w:val="21"/>
+          <w:szCs w:val="21"/>
+        </w:rPr>
+        <w:t xml:space="preserve">chưa ánh xạ</w:t>
+      </w:r>
+      <w:r>
+        <w:rPr>
+          <w:rFonts w:ascii="Calibri" w:cs="Calibri" w:eastAsia="Calibri" w:hAnsi="Calibri"/>
+          <w:b w:val="false"/>
+          <w:bCs w:val="false"/>
+          <w:i w:val="false"/>
+          <w:iCs w:val="false"/>
+          <w:color w:val="1F2933"/>
+          <w:sz w:val="21"/>
+          <w:szCs w:val="21"/>
+        </w:rPr>
+        <w:t xml:space="preserve">, tách bạch với lớp </w:t>
+      </w:r>
+      <w:r>
+        <w:rPr>
+          <w:rFonts w:ascii="Calibri" w:cs="Calibri" w:eastAsia="Calibri" w:hAnsi="Calibri"/>
+          <w:b/>
+          <w:bCs/>
+          <w:i w:val="false"/>
+          <w:iCs w:val="false"/>
+          <w:color w:val="1F2933"/>
+          <w:sz w:val="21"/>
+          <w:szCs w:val="21"/>
+        </w:rPr>
+        <w:t xml:space="preserve">cố ý bỏ qua</w:t>
+      </w:r>
+      <w:r>
+        <w:rPr>
+          <w:rFonts w:ascii="Calibri" w:cs="Calibri" w:eastAsia="Calibri" w:hAnsi="Calibri"/>
+          <w:b w:val="false"/>
+          <w:bCs w:val="false"/>
+          <w:i w:val="false"/>
+          <w:iCs w:val="false"/>
+          <w:color w:val="1F2933"/>
+          <w:sz w:val="21"/>
+          <w:szCs w:val="21"/>
+        </w:rPr>
+        <w:t xml:space="preserve">.</w:t>
+      </w:r>
+    </w:p>
+    <w:p>
+      <w:pPr>
+        <w:spacing w:after="140" w:line="276"/>
+        <w:jc w:val="left"/>
+      </w:pPr>
+      <w:r>
+        <w:rPr>
+          <w:rFonts w:ascii="Calibri" w:cs="Calibri" w:eastAsia="Calibri" w:hAnsi="Calibri"/>
+          <w:b/>
+          <w:bCs/>
+          <w:i w:val="false"/>
+          <w:iCs w:val="false"/>
+          <w:color w:val="1F2933"/>
+          <w:sz w:val="21"/>
+          <w:szCs w:val="21"/>
+        </w:rPr>
+        <w:t xml:space="preserve">Ranh giới với Container.</w:t>
+      </w:r>
+      <w:r>
+        <w:rPr>
+          <w:rFonts w:ascii="Calibri" w:cs="Calibri" w:eastAsia="Calibri" w:hAnsi="Calibri"/>
+          <w:b w:val="false"/>
+          <w:bCs w:val="false"/>
+          <w:i w:val="false"/>
+          <w:iCs w:val="false"/>
+          <w:color w:val="1F2933"/>
+          <w:sz w:val="21"/>
+          <w:szCs w:val="21"/>
+        </w:rPr>
+        <w:t xml:space="preserve"> Container không giữ trạng thái, không gọi mô hình ngôn ngữ, không gọi ngược Worker, và không quy chuẩn hoá nhãn phòng — quy nhãn cần gọi mô hình nên đó là việc của Worker. Lỗi mạng và lỗi 5xx là </w:t>
+      </w:r>
+      <w:r>
+        <w:rPr>
+          <w:rFonts w:ascii="Calibri" w:cs="Calibri" w:eastAsia="Calibri" w:hAnsi="Calibri"/>
+          <w:b/>
+          <w:bCs/>
+          <w:i w:val="false"/>
+          <w:iCs w:val="false"/>
+          <w:color w:val="1F2933"/>
+          <w:sz w:val="21"/>
+          <w:szCs w:val="21"/>
+        </w:rPr>
+        <w:t xml:space="preserve">thử lại được</w:t>
+      </w:r>
+      <w:r>
+        <w:rPr>
+          <w:rFonts w:ascii="Calibri" w:cs="Calibri" w:eastAsia="Calibri" w:hAnsi="Calibri"/>
+          <w:b w:val="false"/>
+          <w:bCs w:val="false"/>
+          <w:i w:val="false"/>
+          <w:iCs w:val="false"/>
+          <w:color w:val="1F2933"/>
+          <w:sz w:val="21"/>
+          <w:szCs w:val="21"/>
+        </w:rPr>
+        <w:t xml:space="preserve">; lỗi 4xx là dữ liệu đầu vào sai, thử lại vô ích.</w:t>
+      </w:r>
+    </w:p>
+    <w:p>
+      <w:pPr>
+        <w:spacing w:after="140" w:line="276"/>
+        <w:jc w:val="left"/>
+      </w:pPr>
+      <w:r>
+        <w:rPr>
+          <w:rFonts w:ascii="Consolas" w:cs="Consolas" w:eastAsia="Consolas" w:hAnsi="Consolas"/>
+          <w:color w:val="1F2933"/>
+          <w:sz w:val="19"/>
+          <w:szCs w:val="19"/>
+        </w:rPr>
+        <w:t xml:space="preserve">TBD</w:t>
+      </w:r>
+      <w:r>
+        <w:rPr>
+          <w:rFonts w:ascii="Calibri" w:cs="Calibri" w:eastAsia="Calibri" w:hAnsi="Calibri"/>
+          <w:b w:val="false"/>
+          <w:bCs w:val="false"/>
+          <w:i w:val="false"/>
+          <w:iCs w:val="false"/>
+          <w:color w:val="1F2933"/>
+          <w:sz w:val="21"/>
+          <w:szCs w:val="21"/>
+        </w:rPr>
+        <w:t xml:space="preserve"> — Tệp hiện đi qua Worker dưới dạng biểu mẫu nhiều phần, nên Worker phải giữ cả tệp trong bộ nhớ và có hạn kích thước. Đích đã chốt là đẩy thẳng lên kho đối tượng; đổi chỗ này là sửa </w:t>
+      </w:r>
+      <w:r>
+        <w:rPr>
+          <w:rFonts w:ascii="Calibri" w:cs="Calibri" w:eastAsia="Calibri" w:hAnsi="Calibri"/>
+          <w:b/>
+          <w:bCs/>
+          <w:i w:val="false"/>
+          <w:iCs w:val="false"/>
+          <w:color w:val="1F2933"/>
+          <w:sz w:val="21"/>
+          <w:szCs w:val="21"/>
+        </w:rPr>
+        <w:t xml:space="preserve">đúng một phương thức</w:t>
+      </w:r>
+      <w:r>
+        <w:rPr>
+          <w:rFonts w:ascii="Calibri" w:cs="Calibri" w:eastAsia="Calibri" w:hAnsi="Calibri"/>
+          <w:b w:val="false"/>
+          <w:bCs w:val="false"/>
+          <w:i w:val="false"/>
+          <w:iCs w:val="false"/>
+          <w:color w:val="1F2933"/>
+          <w:sz w:val="21"/>
+          <w:szCs w:val="21"/>
+        </w:rPr>
+        <w:t xml:space="preserve">, ranh giới trừu tượng của Container không đổi.</w:t>
+      </w:r>
+    </w:p>
+    <w:p>
+      <w:pPr>
+        <w:pStyle w:val="Heading2"/>
+        <w:spacing w:after="120" w:before="280"/>
+      </w:pPr>
+      <w:r>
+        <w:rPr>
+          <w:rFonts w:ascii="Calibri" w:cs="Calibri" w:eastAsia="Calibri" w:hAnsi="Calibri"/>
+          <w:b/>
+          <w:bCs/>
+          <w:color w:val="1F2933"/>
+          <w:sz w:val="25"/>
+          <w:szCs w:val="25"/>
+        </w:rPr>
+        <w:t xml:space="preserve">8.8 Khi nhánh AI không dùng được</w:t>
+      </w:r>
+    </w:p>
+    <w:p>
+      <w:pPr>
+        <w:spacing w:after="140" w:line="276"/>
+        <w:jc w:val="left"/>
+      </w:pPr>
+      <w:r>
+        <w:rPr>
+          <w:rFonts w:ascii="Calibri" w:cs="Calibri" w:eastAsia="Calibri" w:hAnsi="Calibri"/>
+          <w:b w:val="false"/>
+          <w:bCs w:val="false"/>
+          <w:i w:val="false"/>
+          <w:iCs w:val="false"/>
+          <w:color w:val="1F2933"/>
+          <w:sz w:val="21"/>
+          <w:szCs w:val="21"/>
+        </w:rPr>
+        <w:t xml:space="preserve">Phân hệ này hỏng theo kiểu </w:t>
+      </w:r>
+      <w:r>
+        <w:rPr>
+          <w:rFonts w:ascii="Calibri" w:cs="Calibri" w:eastAsia="Calibri" w:hAnsi="Calibri"/>
+          <w:b/>
+          <w:bCs/>
+          <w:i w:val="false"/>
+          <w:iCs w:val="false"/>
+          <w:color w:val="1F2933"/>
+          <w:sz w:val="21"/>
+          <w:szCs w:val="21"/>
+        </w:rPr>
+        <w:t xml:space="preserve">thu hẹp lại</w:t>
+      </w:r>
+      <w:r>
+        <w:rPr>
+          <w:rFonts w:ascii="Calibri" w:cs="Calibri" w:eastAsia="Calibri" w:hAnsi="Calibri"/>
+          <w:b w:val="false"/>
+          <w:bCs w:val="false"/>
+          <w:i w:val="false"/>
+          <w:iCs w:val="false"/>
+          <w:color w:val="1F2933"/>
+          <w:sz w:val="21"/>
+          <w:szCs w:val="21"/>
+        </w:rPr>
+        <w:t xml:space="preserve">, không kéo theo thứ gì. Cách dựng để giữ được điều đó:</w:t>
+      </w:r>
+    </w:p>
+    <w:tbl>
+      <w:tblPr>
+        <w:tblW w:type="dxa" w:w="9638"/>
+        <w:tblBorders>
+          <w:top w:val="single" w:color="C9D2CE" w:sz="4"/>
+          <w:left w:val="single" w:color="C9D2CE" w:sz="4"/>
+          <w:bottom w:val="single" w:color="C9D2CE" w:sz="4"/>
+          <w:right w:val="single" w:color="C9D2CE" w:sz="4"/>
+          <w:insideH w:val="single" w:color="C9D2CE" w:sz="4"/>
+          <w:insideV w:val="single" w:color="C9D2CE" w:sz="4"/>
+        </w:tblBorders>
+      </w:tblPr>
+      <w:tblGrid>
+        <w:gridCol w:w="2844"/>
+        <w:gridCol w:w="6794"/>
+      </w:tblGrid>
+      <w:tr>
+        <w:trPr>
+          <w:tblHeader/>
+        </w:trPr>
+        <w:tc>
+          <w:tcPr>
+            <w:tcW w:type="dxa" w:w="2844"/>
+            <w:shd w:fill="EAF1EE" w:color="auto" w:val="clear"/>
+            <w:tcMar>
+              <w:top w:type="dxa" w:w="60"/>
+              <w:left w:type="dxa" w:w="90"/>
+              <w:bottom w:type="dxa" w:w="60"/>
+              <w:right w:type="dxa" w:w="90"/>
+            </w:tcMar>
+          </w:tcPr>
+          <w:p>
+            <w:pPr>
+              <w:spacing w:after="0" w:line="252"/>
+            </w:pPr>
+            <w:r>
+              <w:rPr>
+                <w:rFonts w:ascii="Calibri" w:cs="Calibri" w:eastAsia="Calibri" w:hAnsi="Calibri"/>
+                <w:b/>
+                <w:bCs/>
+                <w:i w:val="false"/>
+                <w:iCs w:val="false"/>
+                <w:color w:val="1F2933"/>
+                <w:sz w:val="19"/>
+                <w:szCs w:val="19"/>
+              </w:rPr>
+              <w:t xml:space="preserve">Chỗ nối</w:t>
+            </w:r>
+          </w:p>
+        </w:tc>
+        <w:tc>
+          <w:tcPr>
+            <w:tcW w:type="dxa" w:w="6794"/>
+            <w:shd w:fill="EAF1EE" w:color="auto" w:val="clear"/>
+            <w:tcMar>
+              <w:top w:type="dxa" w:w="60"/>
+              <w:left w:type="dxa" w:w="90"/>
+              <w:bottom w:type="dxa" w:w="60"/>
+              <w:right w:type="dxa" w:w="90"/>
+            </w:tcMar>
+          </w:tcPr>
+          <w:p>
+            <w:pPr>
+              <w:spacing w:after="0" w:line="252"/>
+            </w:pPr>
+            <w:r>
+              <w:rPr>
+                <w:rFonts w:ascii="Calibri" w:cs="Calibri" w:eastAsia="Calibri" w:hAnsi="Calibri"/>
+                <w:b/>
+                <w:bCs/>
+                <w:i w:val="false"/>
+                <w:iCs w:val="false"/>
+                <w:color w:val="1F2933"/>
+                <w:sz w:val="19"/>
+                <w:szCs w:val="19"/>
+              </w:rPr>
+              <w:t xml:space="preserve">Thiết kế</w:t>
+            </w:r>
+          </w:p>
+        </w:tc>
+      </w:tr>
+      <w:tr>
+        <w:trPr>
+          <w:cantSplit/>
+        </w:trPr>
+        <w:tc>
+          <w:tcPr>
+            <w:tcW w:type="dxa" w:w="2844"/>
+            <w:tcMar>
+              <w:top w:type="dxa" w:w="60"/>
+              <w:left w:type="dxa" w:w="90"/>
+              <w:bottom w:type="dxa" w:w="60"/>
+              <w:right w:type="dxa" w:w="90"/>
+            </w:tcMar>
+          </w:tcPr>
+          <w:p>
+            <w:pPr>
+              <w:spacing w:after="0" w:line="252"/>
+            </w:pPr>
+            <w:r>
+              <w:rPr>
+                <w:rFonts w:ascii="Calibri" w:cs="Calibri" w:eastAsia="Calibri" w:hAnsi="Calibri"/>
+                <w:b w:val="false"/>
+                <w:bCs w:val="false"/>
+                <w:i w:val="false"/>
+                <w:iCs w:val="false"/>
+                <w:color w:val="1F2933"/>
+                <w:sz w:val="19"/>
+                <w:szCs w:val="19"/>
+              </w:rPr>
+              <w:t xml:space="preserve">Vị trí trên màn hình</w:t>
+            </w:r>
+          </w:p>
+        </w:tc>
+        <w:tc>
+          <w:tcPr>
+            <w:tcW w:type="dxa" w:w="6794"/>
+            <w:tcMar>
+              <w:top w:type="dxa" w:w="60"/>
+              <w:left w:type="dxa" w:w="90"/>
+              <w:bottom w:type="dxa" w:w="60"/>
+              <w:right w:type="dxa" w:w="90"/>
+            </w:tcMar>
+          </w:tcPr>
+          <w:p>
+            <w:pPr>
+              <w:spacing w:after="0" w:line="252"/>
+            </w:pPr>
+            <w:r>
+              <w:rPr>
+                <w:rFonts w:ascii="Calibri" w:cs="Calibri" w:eastAsia="Calibri" w:hAnsi="Calibri"/>
+                <w:b w:val="false"/>
+                <w:bCs w:val="false"/>
+                <w:i w:val="false"/>
+                <w:iCs w:val="false"/>
+                <w:color w:val="1F2933"/>
+                <w:sz w:val="19"/>
+                <w:szCs w:val="19"/>
+              </w:rPr>
+              <w:t xml:space="preserve">Một </w:t>
+            </w:r>
+            <w:r>
+              <w:rPr>
+                <w:rFonts w:ascii="Calibri" w:cs="Calibri" w:eastAsia="Calibri" w:hAnsi="Calibri"/>
+                <w:b/>
+                <w:bCs/>
+                <w:i w:val="false"/>
+                <w:iCs w:val="false"/>
+                <w:color w:val="1F2933"/>
+                <w:sz w:val="19"/>
+                <w:szCs w:val="19"/>
+              </w:rPr>
+              <w:t xml:space="preserve">tab riêng</w:t>
+            </w:r>
+            <w:r>
+              <w:rPr>
+                <w:rFonts w:ascii="Calibri" w:cs="Calibri" w:eastAsia="Calibri" w:hAnsi="Calibri"/>
+                <w:b w:val="false"/>
+                <w:bCs w:val="false"/>
+                <w:i w:val="false"/>
+                <w:iCs w:val="false"/>
+                <w:color w:val="1F2933"/>
+                <w:sz w:val="19"/>
+                <w:szCs w:val="19"/>
+              </w:rPr>
+              <w:t xml:space="preserve"> trong hồ sơ dự án thiết kế, ngang hàng với Đầu bài, Khảo sát, Hồ sơ kỹ thuật, Phiên bản bản vẽ, Dự toán, Yêu cầu thay đổi. Tab chính của màn hình không phải tab này</w:t>
+            </w:r>
+          </w:p>
+        </w:tc>
+      </w:tr>
+      <w:tr>
+        <w:trPr>
+          <w:cantSplit/>
+        </w:trPr>
+        <w:tc>
+          <w:tcPr>
+            <w:tcW w:type="dxa" w:w="2844"/>
+            <w:tcMar>
+              <w:top w:type="dxa" w:w="60"/>
+              <w:left w:type="dxa" w:w="90"/>
+              <w:bottom w:type="dxa" w:w="60"/>
+              <w:right w:type="dxa" w:w="90"/>
+            </w:tcMar>
+          </w:tcPr>
+          <w:p>
+            <w:pPr>
+              <w:spacing w:after="0" w:line="252"/>
+            </w:pPr>
+            <w:r>
+              <w:rPr>
+                <w:rFonts w:ascii="Calibri" w:cs="Calibri" w:eastAsia="Calibri" w:hAnsi="Calibri"/>
+                <w:b w:val="false"/>
+                <w:bCs w:val="false"/>
+                <w:i w:val="false"/>
+                <w:iCs w:val="false"/>
+                <w:color w:val="1F2933"/>
+                <w:sz w:val="19"/>
+                <w:szCs w:val="19"/>
+              </w:rPr>
+              <w:t xml:space="preserve">Chiều phụ thuộc</w:t>
+            </w:r>
+          </w:p>
+        </w:tc>
+        <w:tc>
+          <w:tcPr>
+            <w:tcW w:type="dxa" w:w="6794"/>
+            <w:tcMar>
+              <w:top w:type="dxa" w:w="60"/>
+              <w:left w:type="dxa" w:w="90"/>
+              <w:bottom w:type="dxa" w:w="60"/>
+              <w:right w:type="dxa" w:w="90"/>
+            </w:tcMar>
+          </w:tcPr>
+          <w:p>
+            <w:pPr>
+              <w:spacing w:after="0" w:line="252"/>
+            </w:pPr>
+            <w:r>
+              <w:rPr>
+                <w:rFonts w:ascii="Calibri" w:cs="Calibri" w:eastAsia="Calibri" w:hAnsi="Calibri"/>
+                <w:b w:val="false"/>
+                <w:bCs w:val="false"/>
+                <w:i w:val="false"/>
+                <w:iCs w:val="false"/>
+                <w:color w:val="1F2933"/>
+                <w:sz w:val="19"/>
+                <w:szCs w:val="19"/>
+              </w:rPr>
+              <w:t xml:space="preserve">Nhánh AI </w:t>
+            </w:r>
+            <w:r>
+              <w:rPr>
+                <w:rFonts w:ascii="Calibri" w:cs="Calibri" w:eastAsia="Calibri" w:hAnsi="Calibri"/>
+                <w:b/>
+                <w:bCs/>
+                <w:i w:val="false"/>
+                <w:iCs w:val="false"/>
+                <w:color w:val="1F2933"/>
+                <w:sz w:val="19"/>
+                <w:szCs w:val="19"/>
+              </w:rPr>
+              <w:t xml:space="preserve">đọc</w:t>
+            </w:r>
+            <w:r>
+              <w:rPr>
+                <w:rFonts w:ascii="Calibri" w:cs="Calibri" w:eastAsia="Calibri" w:hAnsi="Calibri"/>
+                <w:b w:val="false"/>
+                <w:bCs w:val="false"/>
+                <w:i w:val="false"/>
+                <w:iCs w:val="false"/>
+                <w:color w:val="1F2933"/>
+                <w:sz w:val="19"/>
+                <w:szCs w:val="19"/>
+              </w:rPr>
+              <w:t xml:space="preserve"> đầu bài và khảo sát; không có chiều ngược lại. Không bảng nào của luồng thủ công có cột trỏ sang artifact của AI</w:t>
+            </w:r>
+          </w:p>
+        </w:tc>
+      </w:tr>
+      <w:tr>
+        <w:trPr>
+          <w:cantSplit/>
+        </w:trPr>
+        <w:tc>
+          <w:tcPr>
+            <w:tcW w:type="dxa" w:w="2844"/>
+            <w:tcMar>
+              <w:top w:type="dxa" w:w="60"/>
+              <w:left w:type="dxa" w:w="90"/>
+              <w:bottom w:type="dxa" w:w="60"/>
+              <w:right w:type="dxa" w:w="90"/>
+            </w:tcMar>
+          </w:tcPr>
+          <w:p>
+            <w:pPr>
+              <w:spacing w:after="0" w:line="252"/>
+            </w:pPr>
+            <w:r>
+              <w:rPr>
+                <w:rFonts w:ascii="Calibri" w:cs="Calibri" w:eastAsia="Calibri" w:hAnsi="Calibri"/>
+                <w:b w:val="false"/>
+                <w:bCs w:val="false"/>
+                <w:i w:val="false"/>
+                <w:iCs w:val="false"/>
+                <w:color w:val="1F2933"/>
+                <w:sz w:val="19"/>
+                <w:szCs w:val="19"/>
+              </w:rPr>
+              <w:t xml:space="preserve">Đầu ra</w:t>
+            </w:r>
+          </w:p>
+        </w:tc>
+        <w:tc>
+          <w:tcPr>
+            <w:tcW w:type="dxa" w:w="6794"/>
+            <w:tcMar>
+              <w:top w:type="dxa" w:w="60"/>
+              <w:left w:type="dxa" w:w="90"/>
+              <w:bottom w:type="dxa" w:w="60"/>
+              <w:right w:type="dxa" w:w="90"/>
+            </w:tcMar>
+          </w:tcPr>
+          <w:p>
+            <w:pPr>
+              <w:spacing w:after="0" w:line="252"/>
+            </w:pPr>
+            <w:r>
+              <w:rPr>
+                <w:rFonts w:ascii="Calibri" w:cs="Calibri" w:eastAsia="Calibri" w:hAnsi="Calibri"/>
+                <w:b w:val="false"/>
+                <w:bCs w:val="false"/>
+                <w:i w:val="false"/>
+                <w:iCs w:val="false"/>
+                <w:color w:val="1F2933"/>
+                <w:sz w:val="19"/>
+                <w:szCs w:val="19"/>
+              </w:rPr>
+              <w:t xml:space="preserve">Bản phác tham khảo. Bản vẽ phát hành đến từ </w:t>
+            </w:r>
+            <w:r>
+              <w:rPr>
+                <w:rFonts w:ascii="Calibri" w:cs="Calibri" w:eastAsia="Calibri" w:hAnsi="Calibri"/>
+                <w:b/>
+                <w:bCs/>
+                <w:i w:val="false"/>
+                <w:iCs w:val="false"/>
+                <w:color w:val="1F2933"/>
+                <w:sz w:val="19"/>
+                <w:szCs w:val="19"/>
+              </w:rPr>
+              <w:t xml:space="preserve">tệp kiến trúc sư tải lên</w:t>
+            </w:r>
+            <w:r>
+              <w:rPr>
+                <w:rFonts w:ascii="Calibri" w:cs="Calibri" w:eastAsia="Calibri" w:hAnsi="Calibri"/>
+                <w:b w:val="false"/>
+                <w:bCs w:val="false"/>
+                <w:i w:val="false"/>
+                <w:iCs w:val="false"/>
+                <w:color w:val="1F2933"/>
+                <w:sz w:val="19"/>
+                <w:szCs w:val="19"/>
+              </w:rPr>
+              <w:t xml:space="preserve">; hai đường đi vào hai nơi khác nhau</w:t>
+            </w:r>
+          </w:p>
+        </w:tc>
+      </w:tr>
+      <w:tr>
+        <w:trPr>
+          <w:cantSplit/>
+        </w:trPr>
+        <w:tc>
+          <w:tcPr>
+            <w:tcW w:type="dxa" w:w="2844"/>
+            <w:tcMar>
+              <w:top w:type="dxa" w:w="60"/>
+              <w:left w:type="dxa" w:w="90"/>
+              <w:bottom w:type="dxa" w:w="60"/>
+              <w:right w:type="dxa" w:w="90"/>
+            </w:tcMar>
+          </w:tcPr>
+          <w:p>
+            <w:pPr>
+              <w:spacing w:after="0" w:line="252"/>
+            </w:pPr>
+            <w:r>
+              <w:rPr>
+                <w:rFonts w:ascii="Calibri" w:cs="Calibri" w:eastAsia="Calibri" w:hAnsi="Calibri"/>
+                <w:b w:val="false"/>
+                <w:bCs w:val="false"/>
+                <w:i w:val="false"/>
+                <w:iCs w:val="false"/>
+                <w:color w:val="1F2933"/>
+                <w:sz w:val="19"/>
+                <w:szCs w:val="19"/>
+              </w:rPr>
+              <w:t xml:space="preserve">Tắt</w:t>
+            </w:r>
+          </w:p>
+        </w:tc>
+        <w:tc>
+          <w:tcPr>
+            <w:tcW w:type="dxa" w:w="6794"/>
+            <w:tcMar>
+              <w:top w:type="dxa" w:w="60"/>
+              <w:left w:type="dxa" w:w="90"/>
+              <w:bottom w:type="dxa" w:w="60"/>
+              <w:right w:type="dxa" w:w="90"/>
+            </w:tcMar>
+          </w:tcPr>
+          <w:p>
+            <w:pPr>
+              <w:spacing w:after="0" w:line="252"/>
+            </w:pPr>
+            <w:r>
+              <w:rPr>
+                <w:rFonts w:ascii="Calibri" w:cs="Calibri" w:eastAsia="Calibri" w:hAnsi="Calibri"/>
+                <w:b w:val="false"/>
+                <w:bCs w:val="false"/>
+                <w:i w:val="false"/>
+                <w:iCs w:val="false"/>
+                <w:color w:val="1F2933"/>
+                <w:sz w:val="19"/>
+                <w:szCs w:val="19"/>
+              </w:rPr>
+              <w:t xml:space="preserve">Công tắc từng tuyến mô hình trong tệp cấu hình; không cấu hình khoá thì tuyến báo chưa dùng được</w:t>
+            </w:r>
+          </w:p>
+        </w:tc>
+      </w:tr>
+    </w:tbl>
+    <w:p>
+      <w:pPr>
+        <w:spacing w:after="160"/>
+      </w:pPr>
+    </w:p>
+    <w:p>
+      <w:pPr>
+        <w:spacing w:after="140" w:line="276"/>
+        <w:jc w:val="left"/>
+      </w:pPr>
+      <w:r>
+        <w:rPr>
+          <w:rFonts w:ascii="Calibri" w:cs="Calibri" w:eastAsia="Calibri" w:hAnsi="Calibri"/>
+          <w:b/>
+          <w:bCs/>
+          <w:i w:val="false"/>
+          <w:iCs w:val="false"/>
+          <w:color w:val="1F2933"/>
+          <w:sz w:val="21"/>
+          <w:szCs w:val="21"/>
+        </w:rPr>
+        <w:t xml:space="preserve">Câu chữ khi hỏng phải nói được hai điều</w:t>
+      </w:r>
+      <w:r>
+        <w:rPr>
+          <w:rFonts w:ascii="Calibri" w:cs="Calibri" w:eastAsia="Calibri" w:hAnsi="Calibri"/>
+          <w:b w:val="false"/>
+          <w:bCs w:val="false"/>
+          <w:i w:val="false"/>
+          <w:iCs w:val="false"/>
+          <w:color w:val="1F2933"/>
+          <w:sz w:val="21"/>
+          <w:szCs w:val="21"/>
+        </w:rPr>
+        <w:t xml:space="preserve">: việc gì không làm được, và </w:t>
+      </w:r>
+      <w:r>
+        <w:rPr>
+          <w:rFonts w:ascii="Calibri" w:cs="Calibri" w:eastAsia="Calibri" w:hAnsi="Calibri"/>
+          <w:b/>
+          <w:bCs/>
+          <w:i w:val="false"/>
+          <w:iCs w:val="false"/>
+          <w:color w:val="1F2933"/>
+          <w:sz w:val="21"/>
+          <w:szCs w:val="21"/>
+        </w:rPr>
+        <w:t xml:space="preserve">việc khác vẫn làm được</w:t>
+      </w:r>
+      <w:r>
+        <w:rPr>
+          <w:rFonts w:ascii="Calibri" w:cs="Calibri" w:eastAsia="Calibri" w:hAnsi="Calibri"/>
+          <w:b w:val="false"/>
+          <w:bCs w:val="false"/>
+          <w:i w:val="false"/>
+          <w:iCs w:val="false"/>
+          <w:color w:val="1F2933"/>
+          <w:sz w:val="21"/>
+          <w:szCs w:val="21"/>
+        </w:rPr>
+        <w:t xml:space="preserve">. Ba nhóm nguyên nhân tách bạch vì cách xử lý của người dùng khác nhau: mô hình quá tải (thử lại sau) · chưa cấu hình hoặc đã tắt (báo Quản trị hệ thống) · mô hình từ chối chính yêu cầu này (sửa đầu bài). Tuyệt đối không hiện mã trạng thái hay nguyên văn lỗi của nhà cung cấp.</w:t>
+      </w:r>
+    </w:p>
+    <w:p>
+      <w:pPr>
+        <w:spacing w:after="140" w:line="276"/>
+        <w:jc w:val="left"/>
+      </w:pPr>
+      <w:r>
+        <w:rPr>
+          <w:rFonts w:ascii="Calibri" w:cs="Calibri" w:eastAsia="Calibri" w:hAnsi="Calibri"/>
+          <w:b/>
+          <w:bCs/>
+          <w:i w:val="false"/>
+          <w:iCs w:val="false"/>
+          <w:color w:val="1F2933"/>
+          <w:sz w:val="21"/>
+          <w:szCs w:val="21"/>
+        </w:rPr>
+        <w:t xml:space="preserve">Tiền đã tiêu thì không vứt.</w:t>
+      </w:r>
+      <w:r>
+        <w:rPr>
+          <w:rFonts w:ascii="Calibri" w:cs="Calibri" w:eastAsia="Calibri" w:hAnsi="Calibri"/>
+          <w:b w:val="false"/>
+          <w:bCs w:val="false"/>
+          <w:i w:val="false"/>
+          <w:iCs w:val="false"/>
+          <w:color w:val="1F2933"/>
+          <w:sz w:val="21"/>
+          <w:szCs w:val="21"/>
+        </w:rPr>
+        <w:t xml:space="preserve"> Lượt chạy nền lưu kết quả từng bước, nên hỏng ở bước sau không bắt mua lại lượt gọi của bước trước; kết quả từng phần vẫn ghi lại và hiện được. Trượt cổng kiểm thì không lưu artifact nhưng </w:t>
+      </w:r>
+      <w:r>
+        <w:rPr>
+          <w:rFonts w:ascii="Calibri" w:cs="Calibri" w:eastAsia="Calibri" w:hAnsi="Calibri"/>
+          <w:b/>
+          <w:bCs/>
+          <w:i w:val="false"/>
+          <w:iCs w:val="false"/>
+          <w:color w:val="1F2933"/>
+          <w:sz w:val="21"/>
+          <w:szCs w:val="21"/>
+        </w:rPr>
+        <w:t xml:space="preserve">vẫn ghi nhật ký lượt gọi</w:t>
+      </w:r>
+      <w:r>
+        <w:rPr>
+          <w:rFonts w:ascii="Calibri" w:cs="Calibri" w:eastAsia="Calibri" w:hAnsi="Calibri"/>
+          <w:b w:val="false"/>
+          <w:bCs w:val="false"/>
+          <w:i w:val="false"/>
+          <w:iCs w:val="false"/>
+          <w:color w:val="1F2933"/>
+          <w:sz w:val="21"/>
+          <w:szCs w:val="21"/>
+        </w:rPr>
+        <w:t xml:space="preserve"> — chi phí phải truy được kể cả khi không có sản phẩm.</w:t>
+      </w:r>
+    </w:p>
+    <w:p>
+      <w:pPr>
+        <w:spacing w:after="140" w:line="276"/>
+        <w:jc w:val="left"/>
+      </w:pPr>
+      <w:r>
+        <w:rPr>
+          <w:rFonts w:ascii="Calibri" w:cs="Calibri" w:eastAsia="Calibri" w:hAnsi="Calibri"/>
+          <w:b/>
+          <w:bCs/>
+          <w:i w:val="false"/>
+          <w:iCs w:val="false"/>
+          <w:color w:val="1F2933"/>
+          <w:sz w:val="21"/>
+          <w:szCs w:val="21"/>
+        </w:rPr>
+        <w:t xml:space="preserve">Ngắt mạch theo chi phí.</w:t>
+      </w:r>
+      <w:r>
+        <w:rPr>
+          <w:rFonts w:ascii="Calibri" w:cs="Calibri" w:eastAsia="Calibri" w:hAnsi="Calibri"/>
+          <w:b w:val="false"/>
+          <w:bCs w:val="false"/>
+          <w:i w:val="false"/>
+          <w:iCs w:val="false"/>
+          <w:color w:val="1F2933"/>
+          <w:sz w:val="21"/>
+          <w:szCs w:val="21"/>
+        </w:rPr>
+        <w:t xml:space="preserve"> Nhánh AI tự tắt khi chi tiêu trong kỳ chạm trần, chứ không chờ người để ý. Cách dựng:</w:t>
+      </w:r>
+    </w:p>
+    <w:p>
+      <w:pPr>
+        <w:pStyle w:val="ListParagraph"/>
+        <w:numPr>
+          <w:ilvl w:val="0"/>
+          <w:numId w:val="2"/>
+        </w:numPr>
+        <w:spacing w:after="70" w:line="276"/>
+      </w:pPr>
+      <w:r>
+        <w:rPr>
+          <w:rFonts w:ascii="Calibri" w:cs="Calibri" w:eastAsia="Calibri" w:hAnsi="Calibri"/>
+          <w:b/>
+          <w:bCs/>
+          <w:i w:val="false"/>
+          <w:iCs w:val="false"/>
+          <w:color w:val="1F2933"/>
+          <w:sz w:val="21"/>
+          <w:szCs w:val="21"/>
+        </w:rPr>
+        <w:t xml:space="preserve">Con số ở bảng tham số hệ thống, không ở trong mã</w:t>
+      </w:r>
+      <w:r>
+        <w:rPr>
+          <w:rFonts w:ascii="Calibri" w:cs="Calibri" w:eastAsia="Calibri" w:hAnsi="Calibri"/>
+          <w:b w:val="false"/>
+          <w:bCs w:val="false"/>
+          <w:i w:val="false"/>
+          <w:iCs w:val="false"/>
+          <w:color w:val="1F2933"/>
+          <w:sz w:val="21"/>
+          <w:szCs w:val="21"/>
+        </w:rPr>
+        <w:t xml:space="preserve"> — trần mỗi tháng cho từng pháp nhân, và ngưỡng cảnh báo trước đó. Đổi được khi đang chạy.</w:t>
+      </w:r>
+    </w:p>
+    <w:p>
+      <w:pPr>
+        <w:pStyle w:val="ListParagraph"/>
+        <w:numPr>
+          <w:ilvl w:val="0"/>
+          <w:numId w:val="2"/>
+        </w:numPr>
+        <w:spacing w:after="70" w:line="276"/>
+      </w:pPr>
+      <w:r>
+        <w:rPr>
+          <w:rFonts w:ascii="Calibri" w:cs="Calibri" w:eastAsia="Calibri" w:hAnsi="Calibri"/>
+          <w:b/>
+          <w:bCs/>
+          <w:i w:val="false"/>
+          <w:iCs w:val="false"/>
+          <w:color w:val="1F2933"/>
+          <w:sz w:val="21"/>
+          <w:szCs w:val="21"/>
+        </w:rPr>
+        <w:t xml:space="preserve">Chưa khai thì không áp trần.</w:t>
+      </w:r>
+      <w:r>
+        <w:rPr>
+          <w:rFonts w:ascii="Calibri" w:cs="Calibri" w:eastAsia="Calibri" w:hAnsi="Calibri"/>
+          <w:b w:val="false"/>
+          <w:bCs w:val="false"/>
+          <w:i w:val="false"/>
+          <w:iCs w:val="false"/>
+          <w:color w:val="1F2933"/>
+          <w:sz w:val="21"/>
+          <w:szCs w:val="21"/>
+        </w:rPr>
+        <w:t xml:space="preserve"> Hàm đọc tham số trả về rỗng khi chưa cấu hình và </w:t>
+      </w:r>
+      <w:r>
+        <w:rPr>
+          <w:rFonts w:ascii="Calibri" w:cs="Calibri" w:eastAsia="Calibri" w:hAnsi="Calibri"/>
+          <w:b/>
+          <w:bCs/>
+          <w:i w:val="false"/>
+          <w:iCs w:val="false"/>
+          <w:color w:val="1F2933"/>
+          <w:sz w:val="21"/>
+          <w:szCs w:val="21"/>
+        </w:rPr>
+        <w:t xml:space="preserve">cố ý không tự dựng giá trị mặc định</w:t>
+      </w:r>
+      <w:r>
+        <w:rPr>
+          <w:rFonts w:ascii="Calibri" w:cs="Calibri" w:eastAsia="Calibri" w:hAnsi="Calibri"/>
+          <w:b w:val="false"/>
+          <w:bCs w:val="false"/>
+          <w:i w:val="false"/>
+          <w:iCs w:val="false"/>
+          <w:color w:val="1F2933"/>
+          <w:sz w:val="21"/>
+          <w:szCs w:val="21"/>
+        </w:rPr>
+        <w:t xml:space="preserve">; nơi gọi tự quyết. Đây là hành vi đúng cho giai đoạn phát triển và chạy thử.</w:t>
+      </w:r>
+    </w:p>
+    <w:p>
+      <w:pPr>
+        <w:pStyle w:val="ListParagraph"/>
+        <w:numPr>
+          <w:ilvl w:val="0"/>
+          <w:numId w:val="2"/>
+        </w:numPr>
+        <w:spacing w:after="70" w:line="276"/>
+      </w:pPr>
+      <w:r>
+        <w:rPr>
+          <w:rFonts w:ascii="Calibri" w:cs="Calibri" w:eastAsia="Calibri" w:hAnsi="Calibri"/>
+          <w:b/>
+          <w:bCs/>
+          <w:i w:val="false"/>
+          <w:iCs w:val="false"/>
+          <w:color w:val="1F2933"/>
+          <w:sz w:val="21"/>
+          <w:szCs w:val="21"/>
+        </w:rPr>
+        <w:t xml:space="preserve">Tổng cộng từ nhật ký lượt gọi</w:t>
+      </w:r>
+      <w:r>
+        <w:rPr>
+          <w:rFonts w:ascii="Calibri" w:cs="Calibri" w:eastAsia="Calibri" w:hAnsi="Calibri"/>
+          <w:b w:val="false"/>
+          <w:bCs w:val="false"/>
+          <w:i w:val="false"/>
+          <w:iCs w:val="false"/>
+          <w:color w:val="1F2933"/>
+          <w:sz w:val="21"/>
+          <w:szCs w:val="21"/>
+        </w:rPr>
+        <w:t xml:space="preserve"> đã có sẵn cột chi phí và chỉ mục theo thời gian; không thêm bảng đếm riêng, vì hai nguồn số tiền là hai nguồn để lệch nhau.</w:t>
+      </w:r>
+    </w:p>
+    <w:p>
+      <w:pPr>
+        <w:pStyle w:val="ListParagraph"/>
+        <w:numPr>
+          <w:ilvl w:val="0"/>
+          <w:numId w:val="2"/>
+        </w:numPr>
+        <w:spacing w:after="70" w:line="276"/>
+      </w:pPr>
+      <w:r>
+        <w:rPr>
+          <w:rFonts w:ascii="Calibri" w:cs="Calibri" w:eastAsia="Calibri" w:hAnsi="Calibri"/>
+          <w:b/>
+          <w:bCs/>
+          <w:i w:val="false"/>
+          <w:iCs w:val="false"/>
+          <w:color w:val="1F2933"/>
+          <w:sz w:val="21"/>
+          <w:szCs w:val="21"/>
+        </w:rPr>
+        <w:t xml:space="preserve">Kiểm tại chỗ khởi động lượt chạy</w:t>
+      </w:r>
+      <w:r>
+        <w:rPr>
+          <w:rFonts w:ascii="Calibri" w:cs="Calibri" w:eastAsia="Calibri" w:hAnsi="Calibri"/>
+          <w:b w:val="false"/>
+          <w:bCs w:val="false"/>
+          <w:i w:val="false"/>
+          <w:iCs w:val="false"/>
+          <w:color w:val="1F2933"/>
+          <w:sz w:val="21"/>
+          <w:szCs w:val="21"/>
+        </w:rPr>
+        <w:t xml:space="preserve">, cùng chỗ với các cổng chặn khác của bước đó — không kiểm giữa chừng. Lượt đã bắt đầu thì chạy nốt.</w:t>
+      </w:r>
+    </w:p>
+    <w:p>
+      <w:pPr>
+        <w:pStyle w:val="ListParagraph"/>
+        <w:numPr>
+          <w:ilvl w:val="0"/>
+          <w:numId w:val="2"/>
+        </w:numPr>
+        <w:spacing w:after="70" w:line="276"/>
+      </w:pPr>
+      <w:r>
+        <w:rPr>
+          <w:rFonts w:ascii="Calibri" w:cs="Calibri" w:eastAsia="Calibri" w:hAnsi="Calibri"/>
+          <w:b/>
+          <w:bCs/>
+          <w:i w:val="false"/>
+          <w:iCs w:val="false"/>
+          <w:color w:val="1F2933"/>
+          <w:sz w:val="21"/>
+          <w:szCs w:val="21"/>
+        </w:rPr>
+        <w:t xml:space="preserve">Chạm trần trả về như một cổng chặn bình thường</w:t>
+      </w:r>
+      <w:r>
+        <w:rPr>
+          <w:rFonts w:ascii="Calibri" w:cs="Calibri" w:eastAsia="Calibri" w:hAnsi="Calibri"/>
+          <w:b w:val="false"/>
+          <w:bCs w:val="false"/>
+          <w:i w:val="false"/>
+          <w:iCs w:val="false"/>
+          <w:color w:val="1F2933"/>
+          <w:sz w:val="21"/>
+          <w:szCs w:val="21"/>
+        </w:rPr>
+        <w:t xml:space="preserve">: câu nghiệp vụ nói rõ việc gì không làm được và ai nâng được trần, không phải lỗi kỹ thuật. Các tab khác của hồ sơ thiết kế không đổi hành vi.</w:t>
+      </w:r>
+    </w:p>
+    <w:p>
+      <w:pPr>
+        <w:pStyle w:val="ListParagraph"/>
+        <w:numPr>
+          <w:ilvl w:val="0"/>
+          <w:numId w:val="2"/>
+        </w:numPr>
+        <w:spacing w:after="70" w:line="276"/>
+      </w:pPr>
+      <w:r>
+        <w:rPr>
+          <w:rFonts w:ascii="Calibri" w:cs="Calibri" w:eastAsia="Calibri" w:hAnsi="Calibri"/>
+          <w:b w:val="false"/>
+          <w:bCs w:val="false"/>
+          <w:i w:val="false"/>
+          <w:iCs w:val="false"/>
+          <w:color w:val="1F2933"/>
+          <w:sz w:val="21"/>
+          <w:szCs w:val="21"/>
+        </w:rPr>
+        <w:t xml:space="preserve">Chi phí cộng được là </w:t>
+      </w:r>
+      <w:r>
+        <w:rPr>
+          <w:rFonts w:ascii="Calibri" w:cs="Calibri" w:eastAsia="Calibri" w:hAnsi="Calibri"/>
+          <w:b/>
+          <w:bCs/>
+          <w:i w:val="false"/>
+          <w:iCs w:val="false"/>
+          <w:color w:val="1F2933"/>
+          <w:sz w:val="21"/>
+          <w:szCs w:val="21"/>
+        </w:rPr>
+        <w:t xml:space="preserve">ước tính theo bảng giá khai trong tệp cấu hình mô hình</w:t>
+      </w:r>
+      <w:r>
+        <w:rPr>
+          <w:rFonts w:ascii="Calibri" w:cs="Calibri" w:eastAsia="Calibri" w:hAnsi="Calibri"/>
+          <w:b w:val="false"/>
+          <w:bCs w:val="false"/>
+          <w:i w:val="false"/>
+          <w:iCs w:val="false"/>
+          <w:color w:val="1F2933"/>
+          <w:sz w:val="21"/>
+          <w:szCs w:val="21"/>
+        </w:rPr>
+        <w:t xml:space="preserve"> lúc gọi; tuyến không khai giá thì không vào tổng. Đây là hàng rào chặn thiệt hại, không thay cho đối chiếu hoá đơn.</w:t>
       </w:r>
     </w:p>
     <w:p>
@@ -15960,7 +19852,7 @@
         <w:pStyle w:val="ListParagraph"/>
         <w:numPr>
           <w:ilvl w:val="0"/>
-          <w:numId w:val="5"/>
+          <w:numId w:val="7"/>
         </w:numPr>
         <w:spacing w:after="70" w:line="276"/>
       </w:pPr>
@@ -16009,7 +19901,7 @@
         <w:pStyle w:val="ListParagraph"/>
         <w:numPr>
           <w:ilvl w:val="0"/>
-          <w:numId w:val="5"/>
+          <w:numId w:val="7"/>
         </w:numPr>
         <w:spacing w:after="70" w:line="276"/>
       </w:pPr>
@@ -16058,7 +19950,7 @@
         <w:pStyle w:val="ListParagraph"/>
         <w:numPr>
           <w:ilvl w:val="0"/>
-          <w:numId w:val="5"/>
+          <w:numId w:val="7"/>
         </w:numPr>
         <w:spacing w:after="70" w:line="276"/>
       </w:pPr>
@@ -16103,7 +19995,7 @@
         <w:pStyle w:val="ListParagraph"/>
         <w:numPr>
           <w:ilvl w:val="0"/>
-          <w:numId w:val="5"/>
+          <w:numId w:val="7"/>
         </w:numPr>
         <w:spacing w:after="70" w:line="276"/>
       </w:pPr>
@@ -16126,7 +20018,7 @@
         <w:pStyle w:val="ListParagraph"/>
         <w:numPr>
           <w:ilvl w:val="0"/>
-          <w:numId w:val="5"/>
+          <w:numId w:val="7"/>
         </w:numPr>
         <w:spacing w:after="70" w:line="276"/>
       </w:pPr>
@@ -16171,7 +20063,7 @@
         <w:pStyle w:val="ListParagraph"/>
         <w:numPr>
           <w:ilvl w:val="0"/>
-          <w:numId w:val="5"/>
+          <w:numId w:val="7"/>
         </w:numPr>
         <w:spacing w:after="70" w:line="276"/>
       </w:pPr>
@@ -16194,7 +20086,7 @@
         <w:pStyle w:val="ListParagraph"/>
         <w:numPr>
           <w:ilvl w:val="0"/>
-          <w:numId w:val="5"/>
+          <w:numId w:val="7"/>
         </w:numPr>
         <w:spacing w:after="70" w:line="276"/>
       </w:pPr>
@@ -16243,7 +20135,7 @@
         <w:pStyle w:val="ListParagraph"/>
         <w:numPr>
           <w:ilvl w:val="0"/>
-          <w:numId w:val="5"/>
+          <w:numId w:val="7"/>
         </w:numPr>
         <w:spacing w:after="70" w:line="276"/>
       </w:pPr>
@@ -16292,7 +20184,7 @@
         <w:pStyle w:val="ListParagraph"/>
         <w:numPr>
           <w:ilvl w:val="0"/>
-          <w:numId w:val="5"/>
+          <w:numId w:val="7"/>
         </w:numPr>
         <w:spacing w:after="70" w:line="276"/>
       </w:pPr>
@@ -16332,7 +20224,7 @@
         <w:pStyle w:val="ListParagraph"/>
         <w:numPr>
           <w:ilvl w:val="0"/>
-          <w:numId w:val="6"/>
+          <w:numId w:val="8"/>
         </w:numPr>
         <w:spacing w:after="70" w:line="276"/>
       </w:pPr>
@@ -16368,7 +20260,7 @@
         <w:pStyle w:val="ListParagraph"/>
         <w:numPr>
           <w:ilvl w:val="0"/>
-          <w:numId w:val="6"/>
+          <w:numId w:val="8"/>
         </w:numPr>
         <w:spacing w:after="70" w:line="276"/>
       </w:pPr>
@@ -16417,7 +20309,7 @@
         <w:pStyle w:val="ListParagraph"/>
         <w:numPr>
           <w:ilvl w:val="0"/>
-          <w:numId w:val="6"/>
+          <w:numId w:val="8"/>
         </w:numPr>
         <w:spacing w:after="70" w:line="276"/>
       </w:pPr>
@@ -16466,7 +20358,7 @@
         <w:pStyle w:val="ListParagraph"/>
         <w:numPr>
           <w:ilvl w:val="0"/>
-          <w:numId w:val="6"/>
+          <w:numId w:val="8"/>
         </w:numPr>
         <w:spacing w:after="70" w:line="276"/>
       </w:pPr>
@@ -16489,7 +20381,7 @@
         <w:pStyle w:val="ListParagraph"/>
         <w:numPr>
           <w:ilvl w:val="0"/>
-          <w:numId w:val="6"/>
+          <w:numId w:val="8"/>
         </w:numPr>
         <w:spacing w:after="70" w:line="276"/>
       </w:pPr>
@@ -16512,7 +20404,7 @@
         <w:pStyle w:val="ListParagraph"/>
         <w:numPr>
           <w:ilvl w:val="0"/>
-          <w:numId w:val="6"/>
+          <w:numId w:val="8"/>
         </w:numPr>
         <w:spacing w:after="70" w:line="276"/>
       </w:pPr>
@@ -16561,7 +20453,7 @@
         <w:pStyle w:val="ListParagraph"/>
         <w:numPr>
           <w:ilvl w:val="0"/>
-          <w:numId w:val="6"/>
+          <w:numId w:val="8"/>
         </w:numPr>
         <w:spacing w:after="70" w:line="276"/>
       </w:pPr>
@@ -16610,7 +20502,7 @@
         <w:pStyle w:val="ListParagraph"/>
         <w:numPr>
           <w:ilvl w:val="0"/>
-          <w:numId w:val="6"/>
+          <w:numId w:val="8"/>
         </w:numPr>
         <w:spacing w:after="70" w:line="276"/>
       </w:pPr>
@@ -16655,8 +20547,8 @@
       </w:r>
     </w:p>
     <w:sectPr>
-      <w:headerReference w:type="default" r:id="rId7"/>
-      <w:footerReference w:type="default" r:id="rId8"/>
+      <w:headerReference w:type="default" r:id="rId6"/>
+      <w:footerReference w:type="default" r:id="rId7"/>
       <w:pgSz w:w="11906" w:h="16838" w:orient="portrait"/>
       <w:pgMar w:top="1152" w:right="1152" w:bottom="1152" w:left="1152" w:header="708" w:footer="708" w:gutter="0"/>
       <w:pgNumType/>
@@ -16664,10 +20556,6 @@
     </w:sectPr>
   </w:body>
 </w:document>
-</file>
-
-<file path=word/comments.xml><?xml version="1.0" encoding="utf-8"?>
-<w:comments xmlns:cx="http://schemas.microsoft.com/office/drawing/2014/chartex" xmlns:cx1="http://schemas.microsoft.com/office/drawing/2015/9/8/chartex" xmlns:cx2="http://schemas.microsoft.com/office/drawing/2015/10/21/chartex" xmlns:cx3="http://schemas.microsoft.com/office/drawing/2016/5/9/chartex" xmlns:cx4="http://schemas.microsoft.com/office/drawing/2016/5/10/chartex" xmlns:cx5="http://schemas.microsoft.com/office/drawing/2016/5/11/chartex" xmlns:cx6="http://schemas.microsoft.com/office/drawing/2016/5/12/chartex" xmlns:cx7="http://schemas.microsoft.com/office/drawing/2016/5/13/chartex" xmlns:cx8="http://schemas.microsoft.com/office/drawing/2016/5/14/chartex" xmlns:mc="http://schemas.openxmlformats.org/markup-compatibility/2006" xmlns:aink="http://schemas.microsoft.com/office/drawing/2016/ink" xmlns:am3d="http://schemas.microsoft.com/office/drawing/2017/model3d" xmlns:o="urn:schemas-microsoft-com:office:office" xmlns:r="http://schemas.openxmlformats.org/officeDocument/2006/relationships" xmlns:m="http://schemas.openxmlformats.org/officeDocument/2006/math" xmlns:v="urn:schemas-microsoft-com:vml" xmlns:wp14="http://schemas.microsoft.com/office/word/2010/wordprocessingDrawing" xmlns:wp="http://schemas.openxmlformats.org/drawingml/2006/wordprocessingDrawing" xmlns:w10="urn:schemas-microsoft-com:office:word" xmlns:w="http://schemas.openxmlformats.org/wordprocessingml/2006/main" xmlns:w14="http://schemas.microsoft.com/office/word/2010/wordml" xmlns:w15="http://schemas.microsoft.com/office/word/2012/wordml" xmlns:w16cex="http://schemas.microsoft.com/office/word/2018/wordml/cex" xmlns:w16cid="http://schemas.microsoft.com/office/word/2016/wordml/cid" xmlns:w16="http://schemas.microsoft.com/office/word/2018/wordml" xmlns:w16sdtdh="http://schemas.microsoft.com/office/word/2020/wordml/sdtdatahash" xmlns:w16se="http://schemas.microsoft.com/office/word/2015/wordml/symex" xmlns:wpg="http://schemas.microsoft.com/office/word/2010/wordprocessingGroup" xmlns:wpi="http://schemas.microsoft.com/office/word/2010/wordprocessingInk" xmlns:wne="http://schemas.microsoft.com/office/word/2006/wordml" xmlns:wps="http://schemas.microsoft.com/office/word/2010/wordprocessingShape"/>
 </file>
 
 <file path=word/endnotes.xml><?xml version="1.0" encoding="utf-8"?>
@@ -16823,7 +20711,7 @@
 <w:numbering xmlns:wpc="http://schemas.microsoft.com/office/word/2010/wordprocessingCanvas" xmlns:mc="http://schemas.openxmlformats.org/markup-compatibility/2006" xmlns:o="urn:schemas-microsoft-com:office:office" xmlns:r="http://schemas.openxmlformats.org/officeDocument/2006/relationships" xmlns:m="http://schemas.openxmlformats.org/officeDocument/2006/math" xmlns:v="urn:schemas-microsoft-com:vml" xmlns:wp14="http://schemas.microsoft.com/office/word/2010/wordprocessingDrawing" xmlns:wp="http://schemas.openxmlformats.org/drawingml/2006/wordprocessingDrawing" xmlns:w10="urn:schemas-microsoft-com:office:word" xmlns:w="http://schemas.openxmlformats.org/wordprocessingml/2006/main" xmlns:w14="http://schemas.microsoft.com/office/word/2010/wordml" xmlns:w15="http://schemas.microsoft.com/office/word/2012/wordml" xmlns:wpg="http://schemas.microsoft.com/office/word/2010/wordprocessingGroup" xmlns:wpi="http://schemas.microsoft.com/office/word/2010/wordprocessingInk" xmlns:wne="http://schemas.microsoft.com/office/word/2006/wordml" xmlns:wps="http://schemas.microsoft.com/office/word/2010/wordprocessingShape" mc:Ignorable="w14 w15 wp14">
   <w:abstractNum w:abstractNumId="1" w15:restartNumberingAfterBreak="0">
     <w:multiLevelType w:val="hybridMultilevel"/>
-    <w:lvl w:ilvl="0" w15:tentative="1">
+    <w:lvl w:ilvl="0" w:tentative="1">
       <w:start w:val="1"/>
       <w:numFmt w:val="bullet"/>
       <w:lvlText w:val="●"/>
@@ -16832,7 +20720,7 @@
         <w:ind w:left="720" w:hanging="360"/>
       </w:pPr>
     </w:lvl>
-    <w:lvl w:ilvl="1" w15:tentative="1">
+    <w:lvl w:ilvl="1" w:tentative="1">
       <w:start w:val="1"/>
       <w:numFmt w:val="bullet"/>
       <w:lvlText w:val="○"/>
@@ -16841,7 +20729,7 @@
         <w:ind w:left="1440" w:hanging="360"/>
       </w:pPr>
     </w:lvl>
-    <w:lvl w:ilvl="2" w15:tentative="1">
+    <w:lvl w:ilvl="2" w:tentative="1">
       <w:start w:val="1"/>
       <w:numFmt w:val="bullet"/>
       <w:lvlText w:val="■"/>
@@ -16850,7 +20738,7 @@
         <w:ind w:left="2160" w:hanging="360"/>
       </w:pPr>
     </w:lvl>
-    <w:lvl w:ilvl="3" w15:tentative="1">
+    <w:lvl w:ilvl="3" w:tentative="1">
       <w:start w:val="1"/>
       <w:numFmt w:val="bullet"/>
       <w:lvlText w:val="●"/>
@@ -16859,7 +20747,7 @@
         <w:ind w:left="2880" w:hanging="360"/>
       </w:pPr>
     </w:lvl>
-    <w:lvl w:ilvl="4" w15:tentative="1">
+    <w:lvl w:ilvl="4" w:tentative="1">
       <w:start w:val="1"/>
       <w:numFmt w:val="bullet"/>
       <w:lvlText w:val="○"/>
@@ -16868,7 +20756,7 @@
         <w:ind w:left="3600" w:hanging="360"/>
       </w:pPr>
     </w:lvl>
-    <w:lvl w:ilvl="5" w15:tentative="1">
+    <w:lvl w:ilvl="5" w:tentative="1">
       <w:start w:val="1"/>
       <w:numFmt w:val="bullet"/>
       <w:lvlText w:val="■"/>
@@ -16877,7 +20765,7 @@
         <w:ind w:left="4320" w:hanging="360"/>
       </w:pPr>
     </w:lvl>
-    <w:lvl w:ilvl="6" w15:tentative="1">
+    <w:lvl w:ilvl="6" w:tentative="1">
       <w:start w:val="1"/>
       <w:numFmt w:val="bullet"/>
       <w:lvlText w:val="●"/>
@@ -16886,7 +20774,7 @@
         <w:ind w:left="5040" w:hanging="360"/>
       </w:pPr>
     </w:lvl>
-    <w:lvl w:ilvl="7" w15:tentative="1">
+    <w:lvl w:ilvl="7" w:tentative="1">
       <w:start w:val="1"/>
       <w:numFmt w:val="bullet"/>
       <w:lvlText w:val="●"/>
@@ -16895,7 +20783,7 @@
         <w:ind w:left="5760" w:hanging="360"/>
       </w:pPr>
     </w:lvl>
-    <w:lvl w:ilvl="8" w15:tentative="1">
+    <w:lvl w:ilvl="8" w:tentative="1">
       <w:start w:val="1"/>
       <w:numFmt w:val="bullet"/>
       <w:lvlText w:val="●"/>
@@ -16907,7 +20795,7 @@
   </w:abstractNum>
   <w:abstractNum w:abstractNumId="2" w15:restartNumberingAfterBreak="0">
     <w:multiLevelType w:val="hybridMultilevel"/>
-    <w:lvl w:ilvl="0" w15:tentative="1">
+    <w:lvl w:ilvl="0" w:tentative="1">
       <w:start w:val="1"/>
       <w:numFmt w:val="bullet"/>
       <w:lvlText w:val="•"/>
@@ -16925,7 +20813,7 @@
   </w:abstractNum>
   <w:abstractNum w:abstractNumId="3" w15:restartNumberingAfterBreak="0">
     <w:multiLevelType w:val="hybridMultilevel"/>
-    <w:lvl w:ilvl="0" w15:tentative="1">
+    <w:lvl w:ilvl="0" w:tentative="1">
       <w:start w:val="1"/>
       <w:numFmt w:val="decimal"/>
       <w:lvlText w:val="%1."/>
@@ -16977,6 +20865,18 @@
       <w:startOverride w:val="1"/>
     </w:lvlOverride>
   </w:num>
+  <w:num w:numId="7">
+    <w:abstractNumId w:val="3"/>
+    <w:lvlOverride w:ilvl="0">
+      <w:startOverride w:val="1"/>
+    </w:lvlOverride>
+  </w:num>
+  <w:num w:numId="8">
+    <w:abstractNumId w:val="3"/>
+    <w:lvlOverride w:ilvl="0">
+      <w:startOverride w:val="1"/>
+    </w:lvlOverride>
+  </w:num>
 </w:numbering>
 </file>
 
@@ -16993,6 +20893,10 @@
     </w:rPrDefault>
     <w:pPrDefault/>
   </w:docDefaults>
+  <w:style w:type="paragraph" w:styleId="Normal" w:default="1">
+    <w:name w:val="Normal"/>
+    <w:qFormat/>
+  </w:style>
   <w:style w:type="paragraph" w:styleId="Title">
     <w:name w:val="Title"/>
     <w:basedOn w:val="Normal"/>
@@ -17165,4 +21069,294 @@
     </w:rPr>
   </w:style>
 </w:styles>
+</file>
+
+<file path=word/theme/theme1.xml><?xml version="1.0" encoding="utf-8"?>
+<a:theme xmlns:a="http://schemas.openxmlformats.org/drawingml/2006/main" name="Office Theme">
+  <a:themeElements>
+    <a:clrScheme name="Office">
+      <a:dk1>
+        <a:sysClr val="windowText" lastClr="000000"/>
+      </a:dk1>
+      <a:lt1>
+        <a:sysClr val="window" lastClr="FFFFFF"/>
+      </a:lt1>
+      <a:dk2>
+        <a:srgbClr val="44546A"/>
+      </a:dk2>
+      <a:lt2>
+        <a:srgbClr val="E7E6E6"/>
+      </a:lt2>
+      <a:accent1>
+        <a:srgbClr val="4472C4"/>
+      </a:accent1>
+      <a:accent2>
+        <a:srgbClr val="ED7D31"/>
+      </a:accent2>
+      <a:accent3>
+        <a:srgbClr val="A5A5A5"/>
+      </a:accent3>
+      <a:accent4>
+        <a:srgbClr val="FFC000"/>
+      </a:accent4>
+      <a:accent5>
+        <a:srgbClr val="5B9BD5"/>
+      </a:accent5>
+      <a:accent6>
+        <a:srgbClr val="70AD47"/>
+      </a:accent6>
+      <a:hlink>
+        <a:srgbClr val="0563C1"/>
+      </a:hlink>
+      <a:folHlink>
+        <a:srgbClr val="954F72"/>
+      </a:folHlink>
+    </a:clrScheme>
+    <a:fontScheme name="Office">
+      <a:majorFont>
+        <a:latin typeface="Calibri Light" panose="020F0302020204030204"/>
+        <a:ea typeface=""/>
+        <a:cs typeface=""/>
+        <a:font script="Jpan" typeface="游ゴシック Light"/>
+        <a:font script="Hang" typeface="맑은 고딕"/>
+        <a:font script="Hans" typeface="等线 Light"/>
+        <a:font script="Hant" typeface="新細明體"/>
+        <a:font script="Arab" typeface="Times New Roman"/>
+        <a:font script="Hebr" typeface="Times New Roman"/>
+        <a:font script="Thai" typeface="Angsana New"/>
+        <a:font script="Ethi" typeface="Nyala"/>
+        <a:font script="Beng" typeface="Vrinda"/>
+        <a:font script="Gujr" typeface="Shruti"/>
+        <a:font script="Khmr" typeface="MoolBoran"/>
+        <a:font script="Knda" typeface="Tunga"/>
+        <a:font script="Guru" typeface="Raavi"/>
+        <a:font script="Cans" typeface="Euphemia"/>
+        <a:font script="Cher" typeface="Plantagenet Cherokee"/>
+        <a:font script="Yiii" typeface="Microsoft Yi Baiti"/>
+        <a:font script="Tibt" typeface="Microsoft Himalaya"/>
+        <a:font script="Thaa" typeface="MV Boli"/>
+        <a:font script="Deva" typeface="Mangal"/>
+        <a:font script="Telu" typeface="Gautami"/>
+        <a:font script="Taml" typeface="Latha"/>
+        <a:font script="Syrc" typeface="Estrangelo Edessa"/>
+        <a:font script="Orya" typeface="Kalinga"/>
+        <a:font script="Mlym" typeface="Kartika"/>
+        <a:font script="Laoo" typeface="DokChampa"/>
+        <a:font script="Sinh" typeface="Iskoola Pota"/>
+        <a:font script="Mong" typeface="Mongolian Baiti"/>
+        <a:font script="Viet" typeface="Times New Roman"/>
+        <a:font script="Uigh" typeface="Microsoft Uighur"/>
+        <a:font script="Geor" typeface="Sylfaen"/>
+        <a:font script="Armn" typeface="Arial"/>
+        <a:font script="Bugi" typeface="Leelawadee UI"/>
+        <a:font script="Bopo" typeface="Microsoft JhengHei"/>
+        <a:font script="Java" typeface="Javanese Text"/>
+        <a:font script="Lisu" typeface="Segoe UI"/>
+        <a:font script="Mymr" typeface="Myanmar Text"/>
+        <a:font script="Nkoo" typeface="Ebrima"/>
+        <a:font script="Olck" typeface="Nirmala UI"/>
+        <a:font script="Osma" typeface="Ebrima"/>
+        <a:font script="Phag" typeface="Phagspa"/>
+        <a:font script="Syrn" typeface="Estrangelo Edessa"/>
+        <a:font script="Syrj" typeface="Estrangelo Edessa"/>
+        <a:font script="Syre" typeface="Estrangelo Edessa"/>
+        <a:font script="Sora" typeface="Nirmala UI"/>
+        <a:font script="Tale" typeface="Microsoft Tai Le"/>
+        <a:font script="Talu" typeface="Microsoft New Tai Lue"/>
+        <a:font script="Tfng" typeface="Ebrima"/>
+      </a:majorFont>
+      <a:minorFont>
+        <a:latin typeface="Calibri" panose="020F0502020204030204"/>
+        <a:ea typeface=""/>
+        <a:cs typeface=""/>
+        <a:font script="Jpan" typeface="游明朝"/>
+        <a:font script="Hang" typeface="맑은 고딕"/>
+        <a:font script="Hans" typeface="等线"/>
+        <a:font script="Hant" typeface="新細明體"/>
+        <a:font script="Arab" typeface="Arial"/>
+        <a:font script="Hebr" typeface="Arial"/>
+        <a:font script="Thai" typeface="Cordia New"/>
+        <a:font script="Ethi" typeface="Nyala"/>
+        <a:font script="Beng" typeface="Vrinda"/>
+        <a:font script="Gujr" typeface="Shruti"/>
+        <a:font script="Khmr" typeface="DaunPenh"/>
+        <a:font script="Knda" typeface="Tunga"/>
+        <a:font script="Guru" typeface="Raavi"/>
+        <a:font script="Cans" typeface="Euphemia"/>
+        <a:font script="Cher" typeface="Plantagenet Cherokee"/>
+        <a:font script="Yiii" typeface="Microsoft Yi Baiti"/>
+        <a:font script="Tibt" typeface="Microsoft Himalaya"/>
+        <a:font script="Thaa" typeface="MV Boli"/>
+        <a:font script="Deva" typeface="Mangal"/>
+        <a:font script="Telu" typeface="Gautami"/>
+        <a:font script="Taml" typeface="Latha"/>
+        <a:font script="Syrc" typeface="Estrangelo Edessa"/>
+        <a:font script="Orya" typeface="Kalinga"/>
+        <a:font script="Mlym" typeface="Kartika"/>
+        <a:font script="Laoo" typeface="DokChampa"/>
+        <a:font script="Sinh" typeface="Iskoola Pota"/>
+        <a:font script="Mong" typeface="Mongolian Baiti"/>
+        <a:font script="Viet" typeface="Arial"/>
+        <a:font script="Uigh" typeface="Microsoft Uighur"/>
+        <a:font script="Geor" typeface="Sylfaen"/>
+        <a:font script="Armn" typeface="Arial"/>
+        <a:font script="Bugi" typeface="Leelawadee UI"/>
+        <a:font script="Bopo" typeface="Microsoft JhengHei"/>
+        <a:font script="Java" typeface="Javanese Text"/>
+        <a:font script="Lisu" typeface="Segoe UI"/>
+        <a:font script="Mymr" typeface="Myanmar Text"/>
+        <a:font script="Nkoo" typeface="Ebrima"/>
+        <a:font script="Olck" typeface="Nirmala UI"/>
+        <a:font script="Osma" typeface="Ebrima"/>
+        <a:font script="Phag" typeface="Phagspa"/>
+        <a:font script="Syrn" typeface="Estrangelo Edessa"/>
+        <a:font script="Syrj" typeface="Estrangelo Edessa"/>
+        <a:font script="Syre" typeface="Estrangelo Edessa"/>
+        <a:font script="Sora" typeface="Nirmala UI"/>
+        <a:font script="Tale" typeface="Microsoft Tai Le"/>
+        <a:font script="Talu" typeface="Microsoft New Tai Lue"/>
+        <a:font script="Tfng" typeface="Ebrima"/>
+      </a:minorFont>
+    </a:fontScheme>
+    <a:fmtScheme name="Office">
+      <a:fillStyleLst>
+        <a:solidFill>
+          <a:schemeClr val="phClr"/>
+        </a:solidFill>
+        <a:gradFill rotWithShape="true">
+          <a:gsLst>
+            <a:gs pos="0">
+              <a:schemeClr val="phClr">
+                <a:lumMod val="110000"/>
+                <a:satMod val="105000"/>
+                <a:tint val="67000"/>
+              </a:schemeClr>
+            </a:gs>
+            <a:gs pos="50000">
+              <a:schemeClr val="phClr">
+                <a:lumMod val="105000"/>
+                <a:satMod val="103000"/>
+                <a:tint val="73000"/>
+              </a:schemeClr>
+            </a:gs>
+            <a:gs pos="100000">
+              <a:schemeClr val="phClr">
+                <a:lumMod val="105000"/>
+                <a:satMod val="109000"/>
+                <a:tint val="81000"/>
+              </a:schemeClr>
+            </a:gs>
+          </a:gsLst>
+          <a:lin ang="5400000" scaled="false"/>
+        </a:gradFill>
+        <a:gradFill rotWithShape="true">
+          <a:gsLst>
+            <a:gs pos="0">
+              <a:schemeClr val="phClr">
+                <a:satMod val="103000"/>
+                <a:lumMod val="102000"/>
+                <a:tint val="94000"/>
+              </a:schemeClr>
+            </a:gs>
+            <a:gs pos="50000">
+              <a:schemeClr val="phClr">
+                <a:satMod val="110000"/>
+                <a:lumMod val="100000"/>
+                <a:shade val="100000"/>
+              </a:schemeClr>
+            </a:gs>
+            <a:gs pos="100000">
+              <a:schemeClr val="phClr">
+                <a:lumMod val="99000"/>
+                <a:satMod val="120000"/>
+                <a:shade val="78000"/>
+              </a:schemeClr>
+            </a:gs>
+          </a:gsLst>
+          <a:lin ang="5400000" scaled="false"/>
+        </a:gradFill>
+      </a:fillStyleLst>
+      <a:lnStyleLst>
+        <a:ln w="6350" cap="flat" cmpd="sng" algn="ctr">
+          <a:solidFill>
+            <a:schemeClr val="phClr"/>
+          </a:solidFill>
+          <a:prstDash val="solid"/>
+          <a:miter lim="800000"/>
+        </a:ln>
+        <a:ln w="12700" cap="flat" cmpd="sng" algn="ctr">
+          <a:solidFill>
+            <a:schemeClr val="phClr"/>
+          </a:solidFill>
+          <a:prstDash val="solid"/>
+          <a:miter lim="800000"/>
+        </a:ln>
+        <a:ln w="19050" cap="flat" cmpd="sng" algn="ctr">
+          <a:solidFill>
+            <a:schemeClr val="phClr"/>
+          </a:solidFill>
+          <a:prstDash val="solid"/>
+          <a:miter lim="800000"/>
+        </a:ln>
+      </a:lnStyleLst>
+      <a:effectStyleLst>
+        <a:effectStyle>
+          <a:effectLst/>
+        </a:effectStyle>
+        <a:effectStyle>
+          <a:effectLst/>
+        </a:effectStyle>
+        <a:effectStyle>
+          <a:effectLst>
+            <a:outerShdw blurRad="57150" dist="19050" dir="5400000" algn="ctr" rotWithShape="false">
+              <a:srgbClr val="000000">
+                <a:alpha val="63000"/>
+              </a:srgbClr>
+            </a:outerShdw>
+          </a:effectLst>
+        </a:effectStyle>
+      </a:effectStyleLst>
+      <a:bgFillStyleLst>
+        <a:solidFill>
+          <a:schemeClr val="phClr"/>
+        </a:solidFill>
+        <a:solidFill>
+          <a:schemeClr val="phClr">
+            <a:tint val="95000"/>
+            <a:satMod val="170000"/>
+          </a:schemeClr>
+        </a:solidFill>
+        <a:gradFill rotWithShape="true">
+          <a:gsLst>
+            <a:gs pos="0">
+              <a:schemeClr val="phClr">
+                <a:tint val="93000"/>
+                <a:satMod val="150000"/>
+                <a:shade val="98000"/>
+                <a:lumMod val="102000"/>
+              </a:schemeClr>
+            </a:gs>
+            <a:gs pos="50000">
+              <a:schemeClr val="phClr">
+                <a:tint val="98000"/>
+                <a:satMod val="130000"/>
+                <a:shade val="90000"/>
+                <a:lumMod val="103000"/>
+              </a:schemeClr>
+            </a:gs>
+            <a:gs pos="100000">
+              <a:schemeClr val="phClr">
+                <a:shade val="63000"/>
+                <a:satMod val="120000"/>
+              </a:schemeClr>
+            </a:gs>
+          </a:gsLst>
+          <a:lin ang="5400000" scaled="false"/>
+        </a:gradFill>
+      </a:bgFillStyleLst>
+    </a:fmtScheme>
+  </a:themeElements>
+  <a:objectDefaults/>
+  <a:extraClrSchemeLst/>
+</a:theme>
 </file>